--- a/20_项目/02_光与朽项目/01_策划文档/《光与朽》章节怪物与 Boss 美术策划案.docx
+++ b/20_项目/02_光与朽项目/01_策划文档/《光与朽》章节怪物与 Boss 美术策划案.docx
@@ -37,6 +37,357 @@
         </w:rPr>
         <w:t>策划案</w:t>
       </w:r>
+    </w:p>
+    <w:p>
+      <w:pPr>
+        <w:pStyle w:val="4"/>
+        <w:keepNext w:val="0"/>
+        <w:keepLines w:val="0"/>
+        <w:widowControl/>
+        <w:suppressLineNumbers w:val="0"/>
+        <w:spacing w:before="0" w:beforeAutospacing="0" w:line="14" w:lineRule="atLeast"/>
+        <w:rPr>
+          <w:rFonts w:hint="default" w:ascii="sans-serif" w:hAnsi="sans-serif" w:eastAsia="sans-serif" w:cs="sans-serif"/>
+        </w:rPr>
+      </w:pPr>
+    </w:p>
+    <w:p>
+      <w:pPr>
+        <w:pStyle w:val="4"/>
+        <w:keepNext w:val="0"/>
+        <w:keepLines w:val="0"/>
+        <w:widowControl/>
+        <w:suppressLineNumbers w:val="0"/>
+        <w:spacing w:before="0" w:beforeAutospacing="0" w:line="14" w:lineRule="atLeast"/>
+        <w:rPr>
+          <w:rFonts w:hint="eastAsia" w:ascii="sans-serif" w:hAnsi="sans-serif" w:cs="sans-serif"/>
+          <w:sz w:val="52"/>
+          <w:szCs w:val="52"/>
+          <w:highlight w:val="red"/>
+          <w:lang w:val="en-US" w:eastAsia="zh-CN"/>
+        </w:rPr>
+      </w:pPr>
+      <w:r>
+        <w:rPr>
+          <w:rFonts w:hint="eastAsia" w:ascii="sans-serif" w:hAnsi="sans-serif" w:cs="sans-serif"/>
+          <w:sz w:val="52"/>
+          <w:szCs w:val="52"/>
+          <w:highlight w:val="red"/>
+          <w:lang w:val="en-US" w:eastAsia="zh-CN"/>
+        </w:rPr>
+        <w:t>场景背景图</w:t>
+      </w:r>
+    </w:p>
+    <w:p>
+      <w:pPr>
+        <w:pStyle w:val="8"/>
+        <w:keepNext w:val="0"/>
+        <w:keepLines w:val="0"/>
+        <w:widowControl/>
+        <w:suppressLineNumbers w:val="0"/>
+      </w:pPr>
+      <w:r>
+        <w:t>为了保持与第一章 的高度统一，背景不需要复杂的星球或星云，而是采用**“透视网格 (Perspective Grid) + 氛围渐变色 + 漂浮几何粒子”**的极简合成波风格。</w:t>
+      </w:r>
+    </w:p>
+    <w:p>
+      <w:pPr>
+        <w:pStyle w:val="8"/>
+        <w:keepNext w:val="0"/>
+        <w:keepLines w:val="0"/>
+        <w:widowControl/>
+        <w:suppressLineNumbers w:val="0"/>
+        <w:ind w:left="720"/>
+      </w:pPr>
+      <w:r>
+        <w:rPr>
+          <w:b/>
+          <w:bCs/>
+        </w:rPr>
+        <w:t>第一章：深暗虚空 (现存参考)</w:t>
+      </w:r>
+    </w:p>
+    <w:p>
+      <w:pPr>
+        <w:pStyle w:val="8"/>
+        <w:keepNext w:val="0"/>
+        <w:keepLines w:val="0"/>
+        <w:widowControl/>
+        <w:suppressLineNumbers w:val="0"/>
+        <w:ind w:left="1440"/>
+      </w:pPr>
+      <w:r>
+        <w:rPr>
+          <w:b/>
+          <w:bCs/>
+        </w:rPr>
+        <w:t>色调</w:t>
+      </w:r>
+      <w:r>
+        <w:t>：深紫色渐变底色，搭配亮紫/霓虹紫网格。</w:t>
+      </w:r>
+    </w:p>
+    <w:p>
+      <w:pPr>
+        <w:pStyle w:val="8"/>
+        <w:keepNext w:val="0"/>
+        <w:keepLines w:val="0"/>
+        <w:widowControl/>
+        <w:suppressLineNumbers w:val="0"/>
+        <w:ind w:left="1440"/>
+      </w:pPr>
+      <w:r>
+        <w:rPr>
+          <w:b/>
+          <w:bCs/>
+        </w:rPr>
+        <w:t>漂浮物</w:t>
+      </w:r>
+      <w:r>
+        <w:t>：极其简单的深色半透明三角形粒子。</w:t>
+      </w:r>
+    </w:p>
+    <w:p>
+      <w:pPr>
+        <w:pStyle w:val="8"/>
+        <w:keepNext w:val="0"/>
+        <w:keepLines w:val="0"/>
+        <w:widowControl/>
+        <w:suppressLineNumbers w:val="0"/>
+        <w:ind w:left="720"/>
+      </w:pPr>
+      <w:r>
+        <w:rPr>
+          <w:b/>
+          <w:bCs/>
+        </w:rPr>
+        <w:t>第二章：熔岩虚空 (Magma Void)</w:t>
+      </w:r>
+    </w:p>
+    <w:p>
+      <w:pPr>
+        <w:pStyle w:val="8"/>
+        <w:keepNext w:val="0"/>
+        <w:keepLines w:val="0"/>
+        <w:widowControl/>
+        <w:suppressLineNumbers w:val="0"/>
+        <w:ind w:left="1440"/>
+      </w:pPr>
+      <w:r>
+        <w:rPr>
+          <w:b/>
+          <w:bCs/>
+        </w:rPr>
+        <w:t>色调</w:t>
+      </w:r>
+      <w:r>
+        <w:t>：深红至暗橙色渐变底色，搭配发光的</w:t>
+      </w:r>
+      <w:r>
+        <w:rPr>
+          <w:b/>
+          <w:bCs/>
+        </w:rPr>
+        <w:t>霓虹橙/亮黄色透视网格</w:t>
+      </w:r>
+      <w:r>
+        <w:t>。</w:t>
+      </w:r>
+    </w:p>
+    <w:p>
+      <w:pPr>
+        <w:pStyle w:val="8"/>
+        <w:keepNext w:val="0"/>
+        <w:keepLines w:val="0"/>
+        <w:widowControl/>
+        <w:suppressLineNumbers w:val="0"/>
+        <w:ind w:left="1440"/>
+      </w:pPr>
+      <w:r>
+        <w:rPr>
+          <w:b/>
+          <w:bCs/>
+        </w:rPr>
+        <w:t>漂浮物</w:t>
+      </w:r>
+      <w:r>
+        <w:t>：向上飘散的亮橙色几何火星 (Sparks) 以及几块悬浮的暗黑色多边形黑曜石碎片。</w:t>
+      </w:r>
+    </w:p>
+    <w:p>
+      <w:pPr>
+        <w:pStyle w:val="8"/>
+        <w:keepNext w:val="0"/>
+        <w:keepLines w:val="0"/>
+        <w:widowControl/>
+        <w:suppressLineNumbers w:val="0"/>
+        <w:ind w:left="1440"/>
+      </w:pPr>
+      <w:r>
+        <w:rPr>
+          <w:b/>
+          <w:bCs/>
+        </w:rPr>
+        <w:t>氛围传达</w:t>
+      </w:r>
+      <w:r>
+        <w:t>：高温、狂暴、危险的封闭空间。</w:t>
+      </w:r>
+    </w:p>
+    <w:p>
+      <w:pPr>
+        <w:pStyle w:val="8"/>
+        <w:keepNext w:val="0"/>
+        <w:keepLines w:val="0"/>
+        <w:widowControl/>
+        <w:suppressLineNumbers w:val="0"/>
+        <w:ind w:left="720"/>
+      </w:pPr>
+      <w:r>
+        <w:rPr>
+          <w:b/>
+          <w:bCs/>
+        </w:rPr>
+        <w:t>第三章：极寒虚空 (Glacial Void)</w:t>
+      </w:r>
+    </w:p>
+    <w:p>
+      <w:pPr>
+        <w:pStyle w:val="8"/>
+        <w:keepNext w:val="0"/>
+        <w:keepLines w:val="0"/>
+        <w:widowControl/>
+        <w:suppressLineNumbers w:val="0"/>
+        <w:ind w:left="1440"/>
+      </w:pPr>
+      <w:r>
+        <w:rPr>
+          <w:b/>
+          <w:bCs/>
+        </w:rPr>
+        <w:t>色调</w:t>
+      </w:r>
+      <w:r>
+        <w:t>：深海蓝至暗青色渐变底色，搭配发光的</w:t>
+      </w:r>
+      <w:r>
+        <w:rPr>
+          <w:b/>
+          <w:bCs/>
+        </w:rPr>
+        <w:t>冷青色/冰蓝色透视网格</w:t>
+      </w:r>
+      <w:r>
+        <w:t>。</w:t>
+      </w:r>
+    </w:p>
+    <w:p>
+      <w:pPr>
+        <w:pStyle w:val="8"/>
+        <w:keepNext w:val="0"/>
+        <w:keepLines w:val="0"/>
+        <w:widowControl/>
+        <w:suppressLineNumbers w:val="0"/>
+        <w:ind w:left="1440"/>
+      </w:pPr>
+      <w:r>
+        <w:rPr>
+          <w:b/>
+          <w:bCs/>
+        </w:rPr>
+        <w:t>漂浮物</w:t>
+      </w:r>
+      <w:r>
+        <w:t>：缓慢下落的白色/浅蓝色几何六边形雪花 (Snowflakes) 和半透明冰晶碎片。</w:t>
+      </w:r>
+    </w:p>
+    <w:p>
+      <w:pPr>
+        <w:pStyle w:val="8"/>
+        <w:keepNext w:val="0"/>
+        <w:keepLines w:val="0"/>
+        <w:widowControl/>
+        <w:suppressLineNumbers w:val="0"/>
+        <w:ind w:left="1440"/>
+      </w:pPr>
+      <w:r>
+        <w:rPr>
+          <w:b/>
+          <w:bCs/>
+        </w:rPr>
+        <w:t>氛围传达</w:t>
+      </w:r>
+      <w:r>
+        <w:t>：绝对零度、寂静、凝滞的冰封空间。</w:t>
+      </w:r>
+    </w:p>
+    <w:p>
+      <w:pPr>
+        <w:keepNext w:val="0"/>
+        <w:keepLines w:val="0"/>
+        <w:widowControl/>
+        <w:numPr>
+          <w:numId w:val="0"/>
+        </w:numPr>
+        <w:suppressLineNumbers w:val="0"/>
+        <w:spacing w:before="0" w:beforeAutospacing="1" w:after="0" w:afterAutospacing="1"/>
+      </w:pPr>
+    </w:p>
+    <w:p>
+      <w:pPr>
+        <w:rPr>
+          <w:rFonts w:hint="default"/>
+          <w:lang w:val="en-US" w:eastAsia="zh-CN"/>
+        </w:rPr>
+      </w:pPr>
+    </w:p>
+    <w:p>
+      <w:pPr>
+        <w:rPr>
+          <w:rFonts w:hint="default"/>
+          <w:lang w:val="en-US" w:eastAsia="zh-CN"/>
+        </w:rPr>
+      </w:pPr>
+    </w:p>
+    <w:p>
+      <w:pPr>
+        <w:rPr>
+          <w:rFonts w:hint="default"/>
+          <w:lang w:val="en-US" w:eastAsia="zh-CN"/>
+        </w:rPr>
+      </w:pPr>
+    </w:p>
+    <w:p>
+      <w:pPr>
+        <w:rPr>
+          <w:rFonts w:hint="default"/>
+          <w:lang w:val="en-US" w:eastAsia="zh-CN"/>
+        </w:rPr>
+      </w:pPr>
+    </w:p>
+    <w:p>
+      <w:pPr>
+        <w:rPr>
+          <w:rFonts w:hint="default"/>
+          <w:lang w:val="en-US" w:eastAsia="zh-CN"/>
+        </w:rPr>
+      </w:pPr>
+    </w:p>
+    <w:p>
+      <w:pPr>
+        <w:rPr>
+          <w:rFonts w:hint="default"/>
+          <w:lang w:val="en-US" w:eastAsia="zh-CN"/>
+        </w:rPr>
+      </w:pPr>
+    </w:p>
+    <w:p>
+      <w:pPr>
+        <w:rPr>
+          <w:rFonts w:hint="default"/>
+          <w:lang w:val="en-US" w:eastAsia="zh-CN"/>
+        </w:rPr>
+      </w:pPr>
     </w:p>
     <w:p>
       <w:pPr>
@@ -102,8 +453,6 @@
         </w:rPr>
         <w:t>✅ 正解： “裹着垃圾的沥青怪”。</w:t>
       </w:r>
-      <w:bookmarkStart w:id="0" w:name="_GoBack"/>
-      <w:bookmarkEnd w:id="0"/>
     </w:p>
     <w:p>
       <w:pPr>
@@ -1204,7 +1553,7 @@
       </w:pPr>
       <w:r>
         <w:pict>
-          <v:rect id="_x0000_i1028" o:spt="1" style="height:1.5pt;width:432pt;" fillcolor="#A0A0A0" filled="t" stroked="f" coordsize="21600,21600" o:hr="t" o:hrstd="t" o:hralign="center">
+          <v:rect id="_x0000_i1025" o:spt="1" style="height:1.5pt;width:432pt;" fillcolor="#A0A0A0" filled="t" stroked="f" coordsize="21600,21600" o:hr="t" o:hrstd="t" o:hralign="center">
             <v:path/>
             <v:fill on="t" focussize="0,0"/>
             <v:stroke on="f"/>
@@ -2147,7 +2496,7 @@
           <w:rFonts w:hint="default" w:ascii="sans-serif" w:hAnsi="sans-serif" w:eastAsia="sans-serif" w:cs="sans-serif"/>
         </w:rPr>
         <w:pict>
-          <v:rect id="_x0000_i1029" o:spt="1" style="height:1.5pt;width:432pt;" fillcolor="#A0A0A0" filled="t" stroked="f" coordsize="21600,21600" o:hr="t" o:hrstd="t" o:hralign="center">
+          <v:rect id="_x0000_i1026" o:spt="1" style="height:1.5pt;width:432pt;" fillcolor="#A0A0A0" filled="t" stroked="f" coordsize="21600,21600" o:hr="t" o:hrstd="t" o:hralign="center">
             <v:path/>
             <v:fill on="t" focussize="0,0"/>
             <v:stroke on="f"/>
@@ -3735,7 +4084,7 @@
       </w:pPr>
       <w:r>
         <w:pict>
-          <v:rect id="_x0000_i1030" o:spt="1" style="height:1.5pt;width:432pt;" fillcolor="#A0A0A0" filled="t" stroked="f" coordsize="21600,21600" o:hr="t" o:hrstd="t" o:hralign="center">
+          <v:rect id="_x0000_i1027" o:spt="1" style="height:1.5pt;width:432pt;" fillcolor="#A0A0A0" filled="t" stroked="f" coordsize="21600,21600" o:hr="t" o:hrstd="t" o:hralign="center">
             <v:path/>
             <v:fill on="t" focussize="0,0"/>
             <v:stroke on="f"/>
@@ -4301,7 +4650,7 @@
       </w:pPr>
       <w:r>
         <w:pict>
-          <v:rect id="_x0000_i1031" o:spt="1" style="height:1.5pt;width:432pt;" fillcolor="#A0A0A0" filled="t" stroked="f" coordsize="21600,21600" o:hr="t" o:hrstd="t" o:hralign="center">
+          <v:rect id="_x0000_i1028" o:spt="1" style="height:1.5pt;width:432pt;" fillcolor="#A0A0A0" filled="t" stroked="f" coordsize="21600,21600" o:hr="t" o:hrstd="t" o:hralign="center">
             <v:path/>
             <v:fill on="t" focussize="0,0"/>
             <v:stroke on="f"/>
@@ -4525,7 +4874,7 @@
           <w:color w:val="ABB2BF"/>
         </w:rPr>
         <w:pict>
-          <v:rect id="_x0000_i1032" o:spt="1" style="height:1.5pt;width:432pt;" fillcolor="#A0A0A0" filled="t" stroked="f" coordsize="21600,21600" o:hr="t" o:hrstd="t" o:hralign="center">
+          <v:rect id="_x0000_i1029" o:spt="1" style="height:1.5pt;width:432pt;" fillcolor="#A0A0A0" filled="t" stroked="f" coordsize="21600,21600" o:hr="t" o:hrstd="t" o:hralign="center">
             <v:path/>
             <v:fill on="t" focussize="0,0"/>
             <v:stroke on="f"/>
@@ -5162,6 +5511,7 @@
             <w:insideH w:val="none" w:color="auto" w:sz="0" w:space="0"/>
             <w:insideV w:val="none" w:color="auto" w:sz="0" w:space="0"/>
           </w:tblBorders>
+          <w:shd w:val="clear" w:color="auto" w:fill="auto"/>
           <w:tblCellMar>
             <w:top w:w="15" w:type="dxa"/>
             <w:left w:w="15" w:type="dxa"/>
@@ -5433,6 +5783,1278 @@
       </w:pPr>
       <w:r>
         <w:pict>
+          <v:rect id="_x0000_i1030" o:spt="1" style="height:1.5pt;width:432pt;" fillcolor="#A0A0A0" filled="t" stroked="f" coordsize="21600,21600" o:hr="t" o:hrstd="t" o:hralign="center">
+            <v:path/>
+            <v:fill on="t" focussize="0,0"/>
+            <v:stroke on="f"/>
+            <v:imagedata o:title=""/>
+            <o:lock v:ext="edit"/>
+            <w10:wrap type="none"/>
+            <w10:anchorlock/>
+          </v:rect>
+        </w:pict>
+      </w:r>
+    </w:p>
+    <w:p>
+      <w:pPr>
+        <w:pStyle w:val="4"/>
+        <w:keepNext w:val="0"/>
+        <w:keepLines w:val="0"/>
+        <w:widowControl/>
+        <w:suppressLineNumbers w:val="0"/>
+      </w:pPr>
+      <w:r>
+        <w:t>1. ⚫️ 黑油怪物组 (The Fluid Enemies)</w:t>
+      </w:r>
+    </w:p>
+    <w:p>
+      <w:pPr>
+        <w:pStyle w:val="8"/>
+        <w:keepNext w:val="0"/>
+        <w:keepLines w:val="0"/>
+        <w:widowControl/>
+        <w:suppressLineNumbers w:val="0"/>
+      </w:pPr>
+      <w:r>
+        <w:t>这里我们需要生成带有特定表情（眼睛）和装饰的黑色液体。</w:t>
+      </w:r>
+    </w:p>
+    <w:p>
+      <w:pPr>
+        <w:pStyle w:val="5"/>
+        <w:keepNext w:val="0"/>
+        <w:keepLines w:val="0"/>
+        <w:widowControl/>
+        <w:suppressLineNumbers w:val="0"/>
+      </w:pPr>
+      <w:r>
+        <w:t>A. 基础粘液怪 (Slime) - 呆萌炮灰</w:t>
+      </w:r>
+    </w:p>
+    <w:p>
+      <w:pPr>
+        <w:pStyle w:val="8"/>
+        <w:keepNext w:val="0"/>
+        <w:keepLines w:val="0"/>
+        <w:widowControl/>
+        <w:suppressLineNumbers w:val="0"/>
+        <w:ind w:left="720" w:right="720"/>
+      </w:pPr>
+      <w:r>
+        <w:rPr>
+          <w:rFonts w:hint="eastAsia" w:ascii="宋体" w:hAnsi="宋体" w:eastAsia="宋体" w:cs="宋体"/>
+          <w:b/>
+          <w:bCs/>
+          <w:sz w:val="24"/>
+          <w:szCs w:val="24"/>
+        </w:rPr>
+        <w:t>Prompt:</w:t>
+      </w:r>
+      <w:r>
+        <w:rPr>
+          <w:rFonts w:hint="eastAsia" w:ascii="宋体" w:hAnsi="宋体" w:eastAsia="宋体" w:cs="宋体"/>
+          <w:sz w:val="24"/>
+          <w:szCs w:val="24"/>
+        </w:rPr>
+        <w:t xml:space="preserve"> A cute black ferrofluid slime monster, </w:t>
+      </w:r>
+      <w:r>
+        <w:rPr>
+          <w:rFonts w:hint="eastAsia" w:ascii="宋体" w:hAnsi="宋体" w:eastAsia="宋体" w:cs="宋体"/>
+          <w:b/>
+          <w:bCs/>
+          <w:sz w:val="24"/>
+          <w:szCs w:val="24"/>
+        </w:rPr>
+        <w:t>round organic liquid shape</w:t>
+      </w:r>
+      <w:r>
+        <w:rPr>
+          <w:rFonts w:hint="eastAsia" w:ascii="宋体" w:hAnsi="宋体" w:eastAsia="宋体" w:cs="宋体"/>
+          <w:sz w:val="24"/>
+          <w:szCs w:val="24"/>
+        </w:rPr>
+        <w:t xml:space="preserve">, simple white cartoon eyes, </w:t>
+      </w:r>
+      <w:r>
+        <w:rPr>
+          <w:rFonts w:hint="eastAsia" w:ascii="宋体" w:hAnsi="宋体" w:eastAsia="宋体" w:cs="宋体"/>
+          <w:b/>
+          <w:bCs/>
+          <w:sz w:val="24"/>
+          <w:szCs w:val="24"/>
+        </w:rPr>
+        <w:t>wide open eyes</w:t>
+      </w:r>
+      <w:r>
+        <w:rPr>
+          <w:rFonts w:hint="eastAsia" w:ascii="宋体" w:hAnsi="宋体" w:eastAsia="宋体" w:cs="宋体"/>
+          <w:sz w:val="24"/>
+          <w:szCs w:val="24"/>
+        </w:rPr>
+        <w:t xml:space="preserve">, looking stupid and cute, black oil texture but 2D flat style, simple vector art, white background. </w:t>
+      </w:r>
+      <w:r>
+        <w:rPr>
+          <w:rFonts w:hint="eastAsia" w:ascii="宋体" w:hAnsi="宋体" w:eastAsia="宋体" w:cs="宋体"/>
+          <w:i/>
+          <w:iCs/>
+          <w:sz w:val="24"/>
+          <w:szCs w:val="24"/>
+        </w:rPr>
+        <w:t>(一个可爱的黑色磁流体粘液怪，圆形的有机液体形状，简单的白色卡通眼睛，睁得大大的，看起来蠢萌，黑油质感但为2D扁平风格，简单矢量图，白底。)</w:t>
+      </w:r>
+    </w:p>
+    <w:p>
+      <w:pPr>
+        <w:pStyle w:val="5"/>
+        <w:keepNext w:val="0"/>
+        <w:keepLines w:val="0"/>
+        <w:widowControl/>
+        <w:suppressLineNumbers w:val="0"/>
+      </w:pPr>
+      <w:r>
+        <w:t>B. 硬壳怪 (Tank) - 憨厚装甲</w:t>
+      </w:r>
+    </w:p>
+    <w:p>
+      <w:pPr>
+        <w:pStyle w:val="8"/>
+        <w:keepNext w:val="0"/>
+        <w:keepLines w:val="0"/>
+        <w:widowControl/>
+        <w:suppressLineNumbers w:val="0"/>
+        <w:ind w:left="720" w:right="720"/>
+      </w:pPr>
+      <w:r>
+        <w:rPr>
+          <w:rFonts w:hint="eastAsia" w:ascii="宋体" w:hAnsi="宋体" w:eastAsia="宋体" w:cs="宋体"/>
+          <w:b/>
+          <w:bCs/>
+          <w:sz w:val="24"/>
+          <w:szCs w:val="24"/>
+        </w:rPr>
+        <w:t>Prompt:</w:t>
+      </w:r>
+      <w:r>
+        <w:rPr>
+          <w:rFonts w:hint="eastAsia" w:ascii="宋体" w:hAnsi="宋体" w:eastAsia="宋体" w:cs="宋体"/>
+          <w:sz w:val="24"/>
+          <w:szCs w:val="24"/>
+        </w:rPr>
+        <w:t xml:space="preserve"> A large bulky black oil monster, </w:t>
+      </w:r>
+      <w:r>
+        <w:rPr>
+          <w:rFonts w:hint="eastAsia" w:ascii="宋体" w:hAnsi="宋体" w:eastAsia="宋体" w:cs="宋体"/>
+          <w:b/>
+          <w:bCs/>
+          <w:sz w:val="24"/>
+          <w:szCs w:val="24"/>
+        </w:rPr>
+        <w:t>irregular liquid shape</w:t>
+      </w:r>
+      <w:r>
+        <w:rPr>
+          <w:rFonts w:hint="eastAsia" w:ascii="宋体" w:hAnsi="宋体" w:eastAsia="宋体" w:cs="宋体"/>
+          <w:sz w:val="24"/>
+          <w:szCs w:val="24"/>
+        </w:rPr>
+        <w:t xml:space="preserve">, </w:t>
+      </w:r>
+      <w:r>
+        <w:rPr>
+          <w:rFonts w:hint="eastAsia" w:ascii="宋体" w:hAnsi="宋体" w:eastAsia="宋体" w:cs="宋体"/>
+          <w:b/>
+          <w:bCs/>
+          <w:sz w:val="24"/>
+          <w:szCs w:val="24"/>
+        </w:rPr>
+        <w:t>covered with rusty metal scrap plates and grey rocks</w:t>
+      </w:r>
+      <w:r>
+        <w:rPr>
+          <w:rFonts w:hint="eastAsia" w:ascii="宋体" w:hAnsi="宋体" w:eastAsia="宋体" w:cs="宋体"/>
+          <w:sz w:val="24"/>
+          <w:szCs w:val="24"/>
+        </w:rPr>
+        <w:t xml:space="preserve">, </w:t>
+      </w:r>
+      <w:r>
+        <w:rPr>
+          <w:rFonts w:hint="eastAsia" w:ascii="宋体" w:hAnsi="宋体" w:eastAsia="宋体" w:cs="宋体"/>
+          <w:b/>
+          <w:bCs/>
+          <w:sz w:val="24"/>
+          <w:szCs w:val="24"/>
+        </w:rPr>
+        <w:t>lazy half-closed cartoon eyes</w:t>
+      </w:r>
+      <w:r>
+        <w:rPr>
+          <w:rFonts w:hint="eastAsia" w:ascii="宋体" w:hAnsi="宋体" w:eastAsia="宋体" w:cs="宋体"/>
+          <w:sz w:val="24"/>
+          <w:szCs w:val="24"/>
+        </w:rPr>
+        <w:t xml:space="preserve">, looking sleepy and heavy, thick armor, 2D game sprite, flat vector art, white background. </w:t>
+      </w:r>
+      <w:r>
+        <w:rPr>
+          <w:rFonts w:hint="eastAsia" w:ascii="宋体" w:hAnsi="宋体" w:eastAsia="宋体" w:cs="宋体"/>
+          <w:i/>
+          <w:iCs/>
+          <w:sz w:val="24"/>
+          <w:szCs w:val="24"/>
+        </w:rPr>
+        <w:t>(一个巨大的黑色油状怪物，不规则液体形状，覆盖着生锈的金属废料板和灰色石块，半眯着的慵懒卡通眼，看起来困倦且笨重，厚护甲，2D游戏精灵，扁平矢量，白底。)</w:t>
+      </w:r>
+    </w:p>
+    <w:p>
+      <w:pPr>
+        <w:pStyle w:val="5"/>
+        <w:keepNext w:val="0"/>
+        <w:keepLines w:val="0"/>
+        <w:widowControl/>
+        <w:suppressLineNumbers w:val="0"/>
+      </w:pPr>
+      <w:r>
+        <w:t>C. 攻速虫 (Rusher) - 疯狂尖刺</w:t>
+      </w:r>
+    </w:p>
+    <w:p>
+      <w:pPr>
+        <w:pStyle w:val="8"/>
+        <w:keepNext w:val="0"/>
+        <w:keepLines w:val="0"/>
+        <w:widowControl/>
+        <w:suppressLineNumbers w:val="0"/>
+        <w:ind w:left="720" w:right="720"/>
+      </w:pPr>
+      <w:r>
+        <w:rPr>
+          <w:rFonts w:hint="eastAsia" w:ascii="宋体" w:hAnsi="宋体" w:eastAsia="宋体" w:cs="宋体"/>
+          <w:b/>
+          <w:bCs/>
+          <w:sz w:val="24"/>
+          <w:szCs w:val="24"/>
+        </w:rPr>
+        <w:t>Prompt:</w:t>
+      </w:r>
+      <w:r>
+        <w:rPr>
+          <w:rFonts w:hint="eastAsia" w:ascii="宋体" w:hAnsi="宋体" w:eastAsia="宋体" w:cs="宋体"/>
+          <w:sz w:val="24"/>
+          <w:szCs w:val="24"/>
+        </w:rPr>
+        <w:t xml:space="preserve"> A small spiky black fluid monster, </w:t>
+      </w:r>
+      <w:r>
+        <w:rPr>
+          <w:rFonts w:hint="eastAsia" w:ascii="宋体" w:hAnsi="宋体" w:eastAsia="宋体" w:cs="宋体"/>
+          <w:b/>
+          <w:bCs/>
+          <w:sz w:val="24"/>
+          <w:szCs w:val="24"/>
+        </w:rPr>
+        <w:t>aggressive jagged shape</w:t>
+      </w:r>
+      <w:r>
+        <w:rPr>
+          <w:rFonts w:hint="eastAsia" w:ascii="宋体" w:hAnsi="宋体" w:eastAsia="宋体" w:cs="宋体"/>
+          <w:sz w:val="24"/>
+          <w:szCs w:val="24"/>
+        </w:rPr>
+        <w:t xml:space="preserve">, </w:t>
+      </w:r>
+      <w:r>
+        <w:rPr>
+          <w:rFonts w:hint="eastAsia" w:ascii="宋体" w:hAnsi="宋体" w:eastAsia="宋体" w:cs="宋体"/>
+          <w:b/>
+          <w:bCs/>
+          <w:sz w:val="24"/>
+          <w:szCs w:val="24"/>
+        </w:rPr>
+        <w:t>sharp white crystal spike in the center</w:t>
+      </w:r>
+      <w:r>
+        <w:rPr>
+          <w:rFonts w:hint="eastAsia" w:ascii="宋体" w:hAnsi="宋体" w:eastAsia="宋体" w:cs="宋体"/>
+          <w:sz w:val="24"/>
+          <w:szCs w:val="24"/>
+        </w:rPr>
+        <w:t xml:space="preserve">, </w:t>
+      </w:r>
+      <w:r>
+        <w:rPr>
+          <w:rFonts w:hint="eastAsia" w:ascii="宋体" w:hAnsi="宋体" w:eastAsia="宋体" w:cs="宋体"/>
+          <w:b/>
+          <w:bCs/>
+          <w:sz w:val="24"/>
+          <w:szCs w:val="24"/>
+        </w:rPr>
+        <w:t>crazy mismatched cartoon eyes</w:t>
+      </w:r>
+      <w:r>
+        <w:rPr>
+          <w:rFonts w:hint="eastAsia" w:ascii="宋体" w:hAnsi="宋体" w:eastAsia="宋体" w:cs="宋体"/>
+          <w:sz w:val="24"/>
+          <w:szCs w:val="24"/>
+        </w:rPr>
+        <w:t xml:space="preserve"> (one big one small), tiny pupils, looking angry and unstable, splashing liquid effect, 2D vector art, white background. </w:t>
+      </w:r>
+      <w:r>
+        <w:rPr>
+          <w:rFonts w:hint="eastAsia" w:ascii="宋体" w:hAnsi="宋体" w:eastAsia="宋体" w:cs="宋体"/>
+          <w:i/>
+          <w:iCs/>
+          <w:sz w:val="24"/>
+          <w:szCs w:val="24"/>
+        </w:rPr>
+        <w:t>(一个带刺的小型黑色流体怪物，极具攻击性的锯齿状，中心有尖锐的白色晶体刺，疯狂的不对称卡通眼（一大一小），瞳孔极小，看起来愤怒且不稳定，液体飞溅效果，2D矢量，白底。)</w:t>
+      </w:r>
+    </w:p>
+    <w:p>
+      <w:pPr>
+        <w:keepNext w:val="0"/>
+        <w:keepLines w:val="0"/>
+        <w:widowControl/>
+        <w:suppressLineNumbers w:val="0"/>
+      </w:pPr>
+      <w:r>
+        <w:pict>
+          <v:rect id="_x0000_i1031" o:spt="1" style="height:1.5pt;width:432pt;" fillcolor="#A0A0A0" filled="t" stroked="f" coordsize="21600,21600" o:hr="t" o:hrstd="t" o:hralign="center">
+            <v:path/>
+            <v:fill on="t" focussize="0,0"/>
+            <v:stroke on="f"/>
+            <v:imagedata o:title=""/>
+            <o:lock v:ext="edit"/>
+            <w10:wrap type="none"/>
+            <w10:anchorlock/>
+          </v:rect>
+        </w:pict>
+      </w:r>
+    </w:p>
+    <w:p>
+      <w:pPr>
+        <w:pStyle w:val="4"/>
+        <w:keepNext w:val="0"/>
+        <w:keepLines w:val="0"/>
+        <w:widowControl/>
+        <w:suppressLineNumbers w:val="0"/>
+      </w:pPr>
+      <w:r>
+        <w:t>2. 😈 BOSS 组 (The Boss)</w:t>
+      </w:r>
+    </w:p>
+    <w:p>
+      <w:pPr>
+        <w:pStyle w:val="8"/>
+        <w:keepNext w:val="0"/>
+        <w:keepLines w:val="0"/>
+        <w:widowControl/>
+        <w:suppressLineNumbers w:val="0"/>
+      </w:pPr>
+      <w:r>
+        <w:t>BOSS 不要卡通眼睛，要压迫感。</w:t>
+      </w:r>
+    </w:p>
+    <w:p>
+      <w:pPr>
+        <w:pStyle w:val="8"/>
+        <w:keepNext w:val="0"/>
+        <w:keepLines w:val="0"/>
+        <w:widowControl/>
+        <w:suppressLineNumbers w:val="0"/>
+        <w:ind w:left="720" w:right="720"/>
+        <w:rPr>
+          <w:rFonts w:hint="eastAsia" w:ascii="宋体" w:hAnsi="宋体" w:eastAsia="宋体" w:cs="宋体"/>
+          <w:i/>
+          <w:iCs/>
+          <w:sz w:val="24"/>
+          <w:szCs w:val="24"/>
+        </w:rPr>
+      </w:pPr>
+      <w:r>
+        <w:rPr>
+          <w:rFonts w:hint="eastAsia" w:ascii="宋体" w:hAnsi="宋体" w:eastAsia="宋体" w:cs="宋体"/>
+          <w:b/>
+          <w:bCs/>
+          <w:sz w:val="24"/>
+          <w:szCs w:val="24"/>
+        </w:rPr>
+        <w:t>Prompt:</w:t>
+      </w:r>
+      <w:r>
+        <w:rPr>
+          <w:rFonts w:hint="eastAsia" w:ascii="宋体" w:hAnsi="宋体" w:eastAsia="宋体" w:cs="宋体"/>
+          <w:sz w:val="24"/>
+          <w:szCs w:val="24"/>
+        </w:rPr>
+        <w:t xml:space="preserve"> A giant menacing boss monster, </w:t>
+      </w:r>
+      <w:r>
+        <w:rPr>
+          <w:rFonts w:hint="eastAsia" w:ascii="宋体" w:hAnsi="宋体" w:eastAsia="宋体" w:cs="宋体"/>
+          <w:b/>
+          <w:bCs/>
+          <w:sz w:val="24"/>
+          <w:szCs w:val="24"/>
+        </w:rPr>
+        <w:t>massive black sphere</w:t>
+      </w:r>
+      <w:r>
+        <w:rPr>
+          <w:rFonts w:hint="eastAsia" w:ascii="宋体" w:hAnsi="宋体" w:eastAsia="宋体" w:cs="宋体"/>
+          <w:sz w:val="24"/>
+          <w:szCs w:val="24"/>
+        </w:rPr>
+        <w:t xml:space="preserve">, surface covered with </w:t>
+      </w:r>
+      <w:r>
+        <w:rPr>
+          <w:rFonts w:hint="eastAsia" w:ascii="宋体" w:hAnsi="宋体" w:eastAsia="宋体" w:cs="宋体"/>
+          <w:b/>
+          <w:bCs/>
+          <w:sz w:val="24"/>
+          <w:szCs w:val="24"/>
+        </w:rPr>
+        <w:t>cracked black rock crust</w:t>
+      </w:r>
+      <w:r>
+        <w:rPr>
+          <w:rFonts w:hint="eastAsia" w:ascii="宋体" w:hAnsi="宋体" w:eastAsia="宋体" w:cs="宋体"/>
+          <w:sz w:val="24"/>
+          <w:szCs w:val="24"/>
+        </w:rPr>
+        <w:t xml:space="preserve">, </w:t>
+      </w:r>
+      <w:r>
+        <w:rPr>
+          <w:rFonts w:hint="eastAsia" w:ascii="宋体" w:hAnsi="宋体" w:eastAsia="宋体" w:cs="宋体"/>
+          <w:b/>
+          <w:bCs/>
+          <w:sz w:val="24"/>
+          <w:szCs w:val="24"/>
+        </w:rPr>
+        <w:t>glowing red magma cracks</w:t>
+      </w:r>
+      <w:r>
+        <w:rPr>
+          <w:rFonts w:hint="eastAsia" w:ascii="宋体" w:hAnsi="宋体" w:eastAsia="宋体" w:cs="宋体"/>
+          <w:sz w:val="24"/>
+          <w:szCs w:val="24"/>
+        </w:rPr>
+        <w:t xml:space="preserve"> emitting light from inside, </w:t>
+      </w:r>
+      <w:r>
+        <w:rPr>
+          <w:rFonts w:hint="eastAsia" w:ascii="宋体" w:hAnsi="宋体" w:eastAsia="宋体" w:cs="宋体"/>
+          <w:b/>
+          <w:bCs/>
+          <w:sz w:val="24"/>
+          <w:szCs w:val="24"/>
+        </w:rPr>
+        <w:t>a central ominous red slit eye</w:t>
+      </w:r>
+      <w:r>
+        <w:rPr>
+          <w:rFonts w:hint="eastAsia" w:ascii="宋体" w:hAnsi="宋体" w:eastAsia="宋体" w:cs="宋体"/>
+          <w:sz w:val="24"/>
+          <w:szCs w:val="24"/>
+        </w:rPr>
+        <w:t xml:space="preserve"> (Sauron style), dark fantasy sci-fi vibe, danger, 2D game sprite, white background. </w:t>
+      </w:r>
+      <w:r>
+        <w:rPr>
+          <w:rFonts w:hint="eastAsia" w:ascii="宋体" w:hAnsi="宋体" w:eastAsia="宋体" w:cs="宋体"/>
+          <w:i/>
+          <w:iCs/>
+          <w:sz w:val="24"/>
+          <w:szCs w:val="24"/>
+        </w:rPr>
+        <w:t>(一个巨大的</w:t>
+      </w:r>
+      <w:bookmarkStart w:id="0" w:name="_GoBack"/>
+      <w:bookmarkEnd w:id="0"/>
+      <w:r>
+        <w:rPr>
+          <w:rFonts w:hint="eastAsia" w:ascii="宋体" w:hAnsi="宋体" w:eastAsia="宋体" w:cs="宋体"/>
+          <w:i/>
+          <w:iCs/>
+          <w:sz w:val="24"/>
+          <w:szCs w:val="24"/>
+        </w:rPr>
+        <w:t>具有威胁性的BOSS怪物，巨大的黑色球体，表面覆盖着龟裂的黑色岩石外壳，内部透出红色的岩浆裂缝光芒，中间有一只不祥的红色狭缝眼睛（索伦之眼风格），黑暗幻想科幻氛围，危险，2D游戏精灵，白底。)</w:t>
+      </w:r>
+    </w:p>
+    <w:p>
+      <w:pPr>
+        <w:pStyle w:val="8"/>
+        <w:keepNext w:val="0"/>
+        <w:keepLines w:val="0"/>
+        <w:widowControl/>
+        <w:suppressLineNumbers w:val="0"/>
+        <w:spacing w:before="96" w:beforeAutospacing="0" w:after="96" w:afterAutospacing="0"/>
+        <w:ind w:left="0" w:right="0"/>
+        <w:jc w:val="left"/>
+        <w:rPr>
+          <w:rFonts w:hint="default" w:ascii="sans-serif" w:hAnsi="sans-serif" w:eastAsia="sans-serif" w:cs="sans-serif"/>
+          <w:i w:val="0"/>
+          <w:iCs w:val="0"/>
+          <w:caps w:val="0"/>
+          <w:color w:val="242423"/>
+          <w:spacing w:val="0"/>
+          <w:sz w:val="72"/>
+          <w:szCs w:val="72"/>
+          <w:highlight w:val="red"/>
+          <w:lang w:val="en-US" w:eastAsia="zh-CN"/>
+        </w:rPr>
+      </w:pPr>
+      <w:r>
+        <w:rPr>
+          <w:rFonts w:hint="eastAsia" w:ascii="sans-serif" w:hAnsi="sans-serif" w:eastAsia="sans-serif" w:cs="sans-serif"/>
+          <w:i w:val="0"/>
+          <w:iCs w:val="0"/>
+          <w:caps w:val="0"/>
+          <w:color w:val="242423"/>
+          <w:spacing w:val="0"/>
+          <w:sz w:val="72"/>
+          <w:szCs w:val="72"/>
+          <w:highlight w:val="red"/>
+          <w:lang w:val="en-US" w:eastAsia="zh-CN"/>
+        </w:rPr>
+        <w:t>怪物提示词</w:t>
+      </w:r>
+    </w:p>
+    <w:p>
+      <w:pPr>
+        <w:pStyle w:val="8"/>
+        <w:keepNext w:val="0"/>
+        <w:keepLines w:val="0"/>
+        <w:widowControl/>
+        <w:suppressLineNumbers w:val="0"/>
+        <w:spacing w:before="96" w:beforeAutospacing="0" w:after="96" w:afterAutospacing="0"/>
+        <w:ind w:right="0"/>
+        <w:jc w:val="left"/>
+        <w:rPr>
+          <w:rFonts w:ascii="sans-serif" w:hAnsi="sans-serif" w:eastAsia="sans-serif" w:cs="sans-serif"/>
+          <w:i w:val="0"/>
+          <w:iCs w:val="0"/>
+          <w:caps w:val="0"/>
+          <w:color w:val="363636"/>
+          <w:spacing w:val="0"/>
+          <w:sz w:val="16"/>
+          <w:szCs w:val="16"/>
+          <w:highlight w:val="red"/>
+          <w:shd w:val="clear" w:fill="F7F7F7"/>
+        </w:rPr>
+      </w:pPr>
+      <w:r>
+        <w:rPr>
+          <w:rFonts w:hint="eastAsia" w:ascii="sans-serif" w:hAnsi="sans-serif" w:eastAsia="宋体" w:cs="sans-serif"/>
+          <w:i w:val="0"/>
+          <w:iCs w:val="0"/>
+          <w:caps w:val="0"/>
+          <w:color w:val="363636"/>
+          <w:spacing w:val="0"/>
+          <w:sz w:val="16"/>
+          <w:szCs w:val="16"/>
+          <w:highlight w:val="red"/>
+          <w:shd w:val="clear" w:fill="F7F7F7"/>
+          <w:lang w:val="en-US" w:eastAsia="zh-CN"/>
+        </w:rPr>
+        <w:t>参考图片，</w:t>
+      </w:r>
+      <w:r>
+        <w:rPr>
+          <w:rFonts w:ascii="sans-serif" w:hAnsi="sans-serif" w:eastAsia="sans-serif" w:cs="sans-serif"/>
+          <w:i w:val="0"/>
+          <w:iCs w:val="0"/>
+          <w:caps w:val="0"/>
+          <w:color w:val="363636"/>
+          <w:spacing w:val="0"/>
+          <w:sz w:val="16"/>
+          <w:szCs w:val="16"/>
+          <w:highlight w:val="red"/>
+          <w:shd w:val="clear" w:fill="F7F7F7"/>
+        </w:rPr>
+        <w:t>帮我生成同风格，怪物被激光射中，冰冻的效果展示图片</w:t>
+      </w:r>
+    </w:p>
+    <w:p>
+      <w:pPr>
+        <w:pStyle w:val="8"/>
+        <w:keepNext w:val="0"/>
+        <w:keepLines w:val="0"/>
+        <w:widowControl/>
+        <w:suppressLineNumbers w:val="0"/>
+        <w:spacing w:before="96" w:beforeAutospacing="0" w:after="96" w:afterAutospacing="0"/>
+        <w:ind w:right="0"/>
+        <w:jc w:val="left"/>
+        <w:rPr>
+          <w:rFonts w:ascii="sans-serif" w:hAnsi="sans-serif" w:eastAsia="sans-serif" w:cs="sans-serif"/>
+          <w:i w:val="0"/>
+          <w:iCs w:val="0"/>
+          <w:caps w:val="0"/>
+          <w:color w:val="363636"/>
+          <w:spacing w:val="0"/>
+          <w:sz w:val="16"/>
+          <w:szCs w:val="16"/>
+          <w:highlight w:val="red"/>
+          <w:shd w:val="clear" w:fill="F7F7F7"/>
+        </w:rPr>
+      </w:pPr>
+      <w:r>
+        <w:rPr>
+          <w:rFonts w:ascii="sans-serif" w:hAnsi="sans-serif" w:eastAsia="sans-serif" w:cs="sans-serif"/>
+          <w:i w:val="0"/>
+          <w:iCs w:val="0"/>
+          <w:caps w:val="0"/>
+          <w:color w:val="E3E3E3"/>
+          <w:spacing w:val="0"/>
+          <w:sz w:val="19"/>
+          <w:szCs w:val="19"/>
+          <w:shd w:val="clear" w:fill="282A2C"/>
+        </w:rPr>
+        <w:t>把精英坦克和精英漂移按照这个我提供的美术关键词的格式生成2个关于精英坦克和精英漂移怪的美术关键词。 坦克怪物的美术关键词示例：</w:t>
+      </w:r>
+    </w:p>
+    <w:p>
+      <w:pPr>
+        <w:pStyle w:val="8"/>
+        <w:keepNext w:val="0"/>
+        <w:keepLines w:val="0"/>
+        <w:widowControl/>
+        <w:suppressLineNumbers w:val="0"/>
+        <w:spacing w:before="96" w:beforeAutospacing="0" w:after="96" w:afterAutospacing="0"/>
+        <w:ind w:right="0"/>
+        <w:jc w:val="left"/>
+        <w:rPr>
+          <w:rFonts w:hint="default" w:ascii="sans-serif" w:hAnsi="sans-serif" w:eastAsia="sans-serif" w:cs="sans-serif"/>
+          <w:i w:val="0"/>
+          <w:iCs w:val="0"/>
+          <w:caps w:val="0"/>
+          <w:color w:val="363636"/>
+          <w:spacing w:val="0"/>
+          <w:sz w:val="16"/>
+          <w:szCs w:val="16"/>
+          <w:shd w:val="clear" w:fill="F7F7F7"/>
+          <w:lang w:val="en-US" w:eastAsia="zh-CN"/>
+        </w:rPr>
+      </w:pPr>
+      <w:r>
+        <w:rPr>
+          <w:rFonts w:ascii="sans-serif" w:hAnsi="sans-serif" w:eastAsia="sans-serif" w:cs="sans-serif"/>
+          <w:i w:val="0"/>
+          <w:iCs w:val="0"/>
+          <w:caps w:val="0"/>
+          <w:color w:val="363636"/>
+          <w:spacing w:val="0"/>
+          <w:sz w:val="16"/>
+          <w:szCs w:val="16"/>
+          <w:shd w:val="clear" w:fill="F7F7F7"/>
+        </w:rPr>
+        <w:t>游戏美术资产，一个重型坦克怪物。视角：纯正的2D俯视视角（Top-down view），扁平化风格。 基础形态：一个厚实、敦状的圆角正方形 (Rounded Square) 黑色沥青粘土团。 基础材质：保持参考图（image_5.png）的光滑黑色乙烯基玩具质感 (Glossy black vinyl toy texture)，表面湿润、有强烈的高光反射。身体中间偏下位置， 有一双 憨厚眼睛是 半眯着的（Half-lidded），眼皮耷拉下来，看起来很困、很慢、很迟钝。 废土装甲：在光滑的黑色身体表面，半嵌入式地粘着厚重的废土垃圾装甲。包括：几块带有铆钉的生锈铁板、粗糙的混凝土石块、弯曲的钢筋截面。 风格统一性：关键点——所有的装甲（铁板、石块）都必须是风格化、玩具化的渲染，边缘干净，没有过于写实的脏污噪点，看起来像是塑料或树脂制成的模型配件，浮在光滑的黑油上。 背景：纯白色背景。</w:t>
+      </w:r>
+    </w:p>
+    <w:p>
+      <w:pPr>
+        <w:pStyle w:val="8"/>
+        <w:keepNext w:val="0"/>
+        <w:keepLines w:val="0"/>
+        <w:widowControl/>
+        <w:suppressLineNumbers w:val="0"/>
+        <w:spacing w:before="96" w:beforeAutospacing="0" w:after="96" w:afterAutospacing="0"/>
+        <w:ind w:right="0"/>
+        <w:jc w:val="left"/>
+        <w:rPr>
+          <w:rFonts w:hint="default" w:ascii="sans-serif" w:hAnsi="sans-serif" w:eastAsia="sans-serif" w:cs="sans-serif"/>
+          <w:i w:val="0"/>
+          <w:iCs w:val="0"/>
+          <w:caps w:val="0"/>
+          <w:color w:val="363636"/>
+          <w:spacing w:val="0"/>
+          <w:sz w:val="16"/>
+          <w:szCs w:val="16"/>
+          <w:shd w:val="clear" w:fill="F7F7F7"/>
+          <w:lang w:val="en-US" w:eastAsia="zh-CN"/>
+        </w:rPr>
+      </w:pPr>
+    </w:p>
+    <w:p>
+      <w:pPr>
+        <w:pStyle w:val="8"/>
+        <w:keepNext w:val="0"/>
+        <w:keepLines w:val="0"/>
+        <w:widowControl/>
+        <w:suppressLineNumbers w:val="0"/>
+        <w:spacing w:before="96" w:beforeAutospacing="0" w:after="96" w:afterAutospacing="0"/>
+        <w:ind w:right="0"/>
+        <w:jc w:val="left"/>
+        <w:rPr>
+          <w:rFonts w:ascii="sans-serif" w:hAnsi="sans-serif" w:eastAsia="sans-serif" w:cs="sans-serif"/>
+          <w:i w:val="0"/>
+          <w:iCs w:val="0"/>
+          <w:caps w:val="0"/>
+          <w:color w:val="363636"/>
+          <w:spacing w:val="0"/>
+          <w:sz w:val="16"/>
+          <w:szCs w:val="16"/>
+          <w:shd w:val="clear" w:fill="F7F7F7"/>
+        </w:rPr>
+      </w:pPr>
+      <w:r>
+        <w:rPr>
+          <w:rFonts w:hint="eastAsia" w:ascii="sans-serif" w:hAnsi="sans-serif" w:eastAsia="宋体" w:cs="sans-serif"/>
+          <w:i w:val="0"/>
+          <w:iCs w:val="0"/>
+          <w:caps w:val="0"/>
+          <w:color w:val="363636"/>
+          <w:spacing w:val="0"/>
+          <w:sz w:val="16"/>
+          <w:szCs w:val="16"/>
+          <w:shd w:val="clear" w:fill="F7F7F7"/>
+          <w:lang w:eastAsia="zh-CN"/>
+        </w:rPr>
+        <w:t>（</w:t>
+      </w:r>
+      <w:r>
+        <w:rPr>
+          <w:rFonts w:hint="eastAsia" w:ascii="sans-serif" w:hAnsi="sans-serif" w:eastAsia="宋体" w:cs="sans-serif"/>
+          <w:i w:val="0"/>
+          <w:iCs w:val="0"/>
+          <w:caps w:val="0"/>
+          <w:color w:val="363636"/>
+          <w:spacing w:val="0"/>
+          <w:sz w:val="16"/>
+          <w:szCs w:val="16"/>
+          <w:shd w:val="clear" w:fill="F7F7F7"/>
+          <w:lang w:val="en-US" w:eastAsia="zh-CN"/>
+        </w:rPr>
+        <w:t>参考图</w:t>
+      </w:r>
+      <w:r>
+        <w:rPr>
+          <w:rFonts w:hint="eastAsia" w:ascii="sans-serif" w:hAnsi="sans-serif" w:eastAsia="宋体" w:cs="sans-serif"/>
+          <w:i w:val="0"/>
+          <w:iCs w:val="0"/>
+          <w:caps w:val="0"/>
+          <w:color w:val="363636"/>
+          <w:spacing w:val="0"/>
+          <w:sz w:val="16"/>
+          <w:szCs w:val="16"/>
+          <w:shd w:val="clear" w:fill="F7F7F7"/>
+          <w:lang w:eastAsia="zh-CN"/>
+        </w:rPr>
+        <w:t>）</w:t>
+      </w:r>
+      <w:r>
+        <w:rPr>
+          <w:rFonts w:ascii="sans-serif" w:hAnsi="sans-serif" w:eastAsia="sans-serif" w:cs="sans-serif"/>
+          <w:i w:val="0"/>
+          <w:iCs w:val="0"/>
+          <w:caps w:val="0"/>
+          <w:color w:val="363636"/>
+          <w:spacing w:val="0"/>
+          <w:sz w:val="16"/>
+          <w:szCs w:val="16"/>
+          <w:shd w:val="clear" w:fill="F7F7F7"/>
+        </w:rPr>
+        <w:t>Synthwave game asset, monster sprite. A black fluid creature in a sharp aerodynamic diamond shape. Attached with neon cyan glowing glider fins on sides. It has dizzy spiral eyes (@_@). Looks lightweight and bouncy.</w:t>
+      </w:r>
+    </w:p>
+    <w:p>
+      <w:pPr>
+        <w:pStyle w:val="8"/>
+        <w:keepNext w:val="0"/>
+        <w:keepLines w:val="0"/>
+        <w:widowControl/>
+        <w:suppressLineNumbers w:val="0"/>
+        <w:spacing w:before="96" w:beforeAutospacing="0" w:after="96" w:afterAutospacing="0"/>
+        <w:ind w:right="0"/>
+        <w:jc w:val="left"/>
+        <w:rPr>
+          <w:rFonts w:ascii="sans-serif" w:hAnsi="sans-serif" w:eastAsia="sans-serif" w:cs="sans-serif"/>
+          <w:i w:val="0"/>
+          <w:iCs w:val="0"/>
+          <w:caps w:val="0"/>
+          <w:color w:val="363636"/>
+          <w:spacing w:val="0"/>
+          <w:sz w:val="16"/>
+          <w:szCs w:val="16"/>
+          <w:shd w:val="clear" w:fill="F7F7F7"/>
+        </w:rPr>
+      </w:pPr>
+    </w:p>
+    <w:p>
+      <w:pPr>
+        <w:pStyle w:val="8"/>
+        <w:keepNext w:val="0"/>
+        <w:keepLines w:val="0"/>
+        <w:widowControl/>
+        <w:suppressLineNumbers w:val="0"/>
+        <w:spacing w:before="96" w:beforeAutospacing="0" w:after="96" w:afterAutospacing="0"/>
+        <w:ind w:right="0"/>
+        <w:jc w:val="left"/>
+        <w:rPr>
+          <w:rFonts w:hint="default" w:ascii="sans-serif" w:hAnsi="sans-serif" w:eastAsia="sans-serif" w:cs="sans-serif"/>
+          <w:i w:val="0"/>
+          <w:iCs w:val="0"/>
+          <w:caps w:val="0"/>
+          <w:color w:val="363636"/>
+          <w:spacing w:val="0"/>
+          <w:sz w:val="16"/>
+          <w:szCs w:val="16"/>
+          <w:shd w:val="clear" w:fill="F7F7F7"/>
+          <w:lang w:val="en-US" w:eastAsia="zh-CN"/>
+        </w:rPr>
+      </w:pPr>
+      <w:r>
+        <w:rPr>
+          <w:rFonts w:hint="eastAsia" w:ascii="sans-serif" w:hAnsi="sans-serif" w:eastAsia="sans-serif" w:cs="sans-serif"/>
+          <w:i w:val="0"/>
+          <w:iCs w:val="0"/>
+          <w:caps w:val="0"/>
+          <w:color w:val="363636"/>
+          <w:spacing w:val="0"/>
+          <w:sz w:val="16"/>
+          <w:szCs w:val="16"/>
+          <w:shd w:val="clear" w:fill="F7F7F7"/>
+          <w:lang w:val="en-US" w:eastAsia="zh-CN"/>
+        </w:rPr>
+        <w:t>（参考图）</w:t>
+      </w:r>
+      <w:r>
+        <w:rPr>
+          <w:rFonts w:hint="default" w:ascii="sans-serif" w:hAnsi="sans-serif" w:eastAsia="sans-serif" w:cs="sans-serif"/>
+          <w:i w:val="0"/>
+          <w:iCs w:val="0"/>
+          <w:caps w:val="0"/>
+          <w:color w:val="363636"/>
+          <w:spacing w:val="0"/>
+          <w:sz w:val="16"/>
+          <w:szCs w:val="16"/>
+          <w:shd w:val="clear" w:fill="F7F7F7"/>
+          <w:lang w:val="en-US" w:eastAsia="zh-CN"/>
+        </w:rPr>
+        <w:t>合成波游戏素材，怪物精灵。一个黑色的流体生物，外形呈锋利的流线型菱形。两侧附着着霓虹青色的发光滑翔鳍。它有着令人眼花缭乱的螺旋状眼睛（@_@）。看起来轻盈而富有弹性。</w:t>
+      </w:r>
+    </w:p>
+    <w:p>
+      <w:pPr>
+        <w:pStyle w:val="8"/>
+        <w:keepNext w:val="0"/>
+        <w:keepLines w:val="0"/>
+        <w:widowControl/>
+        <w:suppressLineNumbers w:val="0"/>
+        <w:ind w:right="720"/>
+        <w:rPr>
+          <w:rFonts w:hint="eastAsia" w:ascii="宋体" w:hAnsi="宋体" w:eastAsia="宋体" w:cs="宋体"/>
+          <w:i/>
+          <w:iCs/>
+          <w:sz w:val="24"/>
+          <w:szCs w:val="24"/>
+        </w:rPr>
+      </w:pPr>
+    </w:p>
+    <w:p>
+      <w:pPr>
+        <w:keepNext w:val="0"/>
+        <w:keepLines w:val="0"/>
+        <w:widowControl/>
+        <w:suppressLineNumbers w:val="0"/>
+      </w:pPr>
+      <w:r>
+        <w:pict>
+          <v:rect id="_x0000_i1032" o:spt="1" style="height:1.5pt;width:432pt;" fillcolor="#A0A0A0" filled="t" stroked="f" coordsize="21600,21600" o:hr="t" o:hrstd="t" o:hralign="center">
+            <v:path/>
+            <v:fill on="t" focussize="0,0"/>
+            <v:stroke on="f"/>
+            <v:imagedata o:title=""/>
+            <o:lock v:ext="edit"/>
+            <w10:wrap type="none"/>
+            <w10:anchorlock/>
+          </v:rect>
+        </w:pict>
+      </w:r>
+    </w:p>
+    <w:p>
+      <w:pPr>
+        <w:pStyle w:val="3"/>
+        <w:keepNext w:val="0"/>
+        <w:keepLines w:val="0"/>
+        <w:widowControl/>
+        <w:suppressLineNumbers w:val="0"/>
+      </w:pPr>
+    </w:p>
+    <w:p/>
+    <w:p/>
+    <w:p>
+      <w:pPr>
+        <w:pStyle w:val="3"/>
+        <w:keepNext w:val="0"/>
+        <w:keepLines w:val="0"/>
+        <w:widowControl/>
+        <w:suppressLineNumbers w:val="0"/>
+      </w:pPr>
+      <w:r>
+        <w:t>核心视觉表现规范（无骨骼动画方案）</w:t>
+      </w:r>
+    </w:p>
+    <w:p>
+      <w:pPr>
+        <w:pStyle w:val="8"/>
+        <w:keepNext w:val="0"/>
+        <w:keepLines w:val="0"/>
+        <w:widowControl/>
+        <w:suppressLineNumbers w:val="0"/>
+        <w:ind w:left="720"/>
+      </w:pPr>
+      <w:r>
+        <w:rPr>
+          <w:b/>
+          <w:bCs/>
+        </w:rPr>
+        <w:t>位移与受击</w:t>
+      </w:r>
+      <w:r>
+        <w:t xml:space="preserve">：统一切入 </w:t>
+      </w:r>
+      <w:r>
+        <w:rPr>
+          <w:rStyle w:val="12"/>
+        </w:rPr>
+        <w:t>DOTween</w:t>
+      </w:r>
+      <w:r>
+        <w:t>。受击时使用横向压扁、纵向拉伸（Squash &amp; Stretch）模拟果冻弹态；移动时加入微小的缩放呼吸感。</w:t>
+      </w:r>
+    </w:p>
+    <w:p>
+      <w:pPr>
+        <w:pStyle w:val="8"/>
+        <w:keepNext w:val="0"/>
+        <w:keepLines w:val="0"/>
+        <w:widowControl/>
+        <w:suppressLineNumbers w:val="0"/>
+        <w:ind w:left="720"/>
+      </w:pPr>
+      <w:r>
+        <w:rPr>
+          <w:b/>
+          <w:bCs/>
+        </w:rPr>
+        <w:t>技能前摇</w:t>
+      </w:r>
+      <w:r>
+        <w:t xml:space="preserve">：依靠 </w:t>
+      </w:r>
+      <w:r>
+        <w:rPr>
+          <w:rStyle w:val="12"/>
+        </w:rPr>
+        <w:t>SpriteRenderer.color</w:t>
+      </w:r>
+      <w:r>
+        <w:t xml:space="preserve"> / Shader 材质的高频变色或闪白，配合强提示音效。</w:t>
+      </w:r>
+    </w:p>
+    <w:p>
+      <w:pPr>
+        <w:pStyle w:val="8"/>
+        <w:keepNext w:val="0"/>
+        <w:keepLines w:val="0"/>
+        <w:widowControl/>
+        <w:suppressLineNumbers w:val="0"/>
+        <w:ind w:left="720"/>
+        <w:rPr>
+          <w:rFonts w:hint="default" w:eastAsiaTheme="minorEastAsia"/>
+          <w:lang w:val="en-US" w:eastAsia="zh-CN"/>
+        </w:rPr>
+      </w:pPr>
+      <w:r>
+        <w:rPr>
+          <w:b/>
+          <w:bCs/>
+        </w:rPr>
+        <w:t>特效挂载</w:t>
+      </w:r>
+      <w:r>
+        <w:t xml:space="preserve">：子弹、光环、爆炸、冰碎效果全部采用独立的预制体 </w:t>
+      </w:r>
+      <w:r>
+        <w:rPr>
+          <w:rStyle w:val="12"/>
+        </w:rPr>
+        <w:t>Particle System</w:t>
+      </w:r>
+      <w:r>
+        <w:t>。</w:t>
+      </w:r>
+    </w:p>
+    <w:p>
+      <w:pPr>
+        <w:pStyle w:val="3"/>
+        <w:keepNext w:val="0"/>
+        <w:keepLines w:val="0"/>
+        <w:widowControl/>
+        <w:suppressLineNumbers w:val="0"/>
+      </w:pPr>
+      <w:r>
+        <w:t>核心系统：Boss 通用状态机架构 (Base Boss Controller)</w:t>
+      </w:r>
+    </w:p>
+    <w:p>
+      <w:pPr>
+        <w:pStyle w:val="8"/>
+        <w:keepNext w:val="0"/>
+        <w:keepLines w:val="0"/>
+        <w:widowControl/>
+        <w:suppressLineNumbers w:val="0"/>
+      </w:pPr>
+      <w:r>
+        <w:rPr>
+          <w:i/>
+          <w:iCs/>
+        </w:rPr>
+        <w:t>为了最大化开发效率，所有章节的 Boss 均继承此底层架构，仅在具体表现和技能数值上做差异化替换。</w:t>
+      </w:r>
+    </w:p>
+    <w:p>
+      <w:pPr>
+        <w:pStyle w:val="8"/>
+        <w:keepNext w:val="0"/>
+        <w:keepLines w:val="0"/>
+        <w:widowControl/>
+        <w:suppressLineNumbers w:val="0"/>
+        <w:ind w:left="720"/>
+      </w:pPr>
+      <w:r>
+        <w:rPr>
+          <w:b/>
+          <w:bCs/>
+        </w:rPr>
+        <w:t>[基础状态]</w:t>
+      </w:r>
+    </w:p>
+    <w:p>
+      <w:pPr>
+        <w:pStyle w:val="8"/>
+        <w:keepNext w:val="0"/>
+        <w:keepLines w:val="0"/>
+        <w:widowControl/>
+        <w:suppressLineNumbers w:val="0"/>
+        <w:ind w:left="1440"/>
+      </w:pPr>
+      <w:r>
+        <w:rPr>
+          <w:b/>
+          <w:bCs/>
+        </w:rPr>
+        <w:t>入场 (Intro)：</w:t>
+      </w:r>
+      <w:r>
+        <w:t xml:space="preserve"> 播放特定的 DOTween 缩放/降落动画，伴随屏幕震动和专属音效，期间无敌。</w:t>
+      </w:r>
+    </w:p>
+    <w:p>
+      <w:pPr>
+        <w:pStyle w:val="8"/>
+        <w:keepNext w:val="0"/>
+        <w:keepLines w:val="0"/>
+        <w:widowControl/>
+        <w:suppressLineNumbers w:val="0"/>
+        <w:ind w:left="1440"/>
+      </w:pPr>
+      <w:r>
+        <w:rPr>
+          <w:b/>
+          <w:bCs/>
+        </w:rPr>
+        <w:t>待机/寻敌 (Idle/Move)：</w:t>
+      </w:r>
+      <w:r>
+        <w:t xml:space="preserve"> 缓慢向光棱塔移动的默认状态。</w:t>
+      </w:r>
+    </w:p>
+    <w:p>
+      <w:pPr>
+        <w:pStyle w:val="8"/>
+        <w:keepNext w:val="0"/>
+        <w:keepLines w:val="0"/>
+        <w:widowControl/>
+        <w:suppressLineNumbers w:val="0"/>
+        <w:ind w:left="720"/>
+      </w:pPr>
+      <w:r>
+        <w:rPr>
+          <w:b/>
+          <w:bCs/>
+        </w:rPr>
+        <w:t>[受击与异常状态 (Hit-Reactions)]</w:t>
+      </w:r>
+    </w:p>
+    <w:p>
+      <w:pPr>
+        <w:pStyle w:val="8"/>
+        <w:keepNext w:val="0"/>
+        <w:keepLines w:val="0"/>
+        <w:widowControl/>
+        <w:suppressLineNumbers w:val="0"/>
+        <w:ind w:left="1440"/>
+      </w:pPr>
+      <w:r>
+        <w:rPr>
+          <w:b/>
+          <w:bCs/>
+        </w:rPr>
+        <w:t>受击僵直 (Hit-Stun)：</w:t>
+      </w:r>
+      <w:r>
+        <w:t xml:space="preserve"> 受到单次高额伤害或破甲时，流体产生剧烈的反向扭曲，打断当前非霸体动作。</w:t>
+      </w:r>
+    </w:p>
+    <w:p>
+      <w:pPr>
+        <w:pStyle w:val="8"/>
+        <w:keepNext w:val="0"/>
+        <w:keepLines w:val="0"/>
+        <w:widowControl/>
+        <w:suppressLineNumbers w:val="0"/>
+        <w:ind w:left="1440"/>
+      </w:pPr>
+      <w:r>
+        <w:rPr>
+          <w:b/>
+          <w:bCs/>
+        </w:rPr>
+        <w:t>减速/冻结 (Slow/Freeze)：</w:t>
+      </w:r>
+      <w:r>
+        <w:t xml:space="preserve"> 受到极寒流派攻击时，移速和动画播放速度 (</w:t>
+      </w:r>
+      <w:r>
+        <w:rPr>
+          <w:rStyle w:val="12"/>
+        </w:rPr>
+        <w:t>timeScale</w:t>
+      </w:r>
+      <w:r>
+        <w:t>) 按比例下降。若被完全冻结，材质变为冰蓝，停止一切动作并丢失霸体。</w:t>
+      </w:r>
+    </w:p>
+    <w:p>
+      <w:pPr>
+        <w:pStyle w:val="8"/>
+        <w:keepNext w:val="0"/>
+        <w:keepLines w:val="0"/>
+        <w:widowControl/>
+        <w:suppressLineNumbers w:val="0"/>
+        <w:ind w:left="720"/>
+      </w:pPr>
+      <w:r>
+        <w:rPr>
+          <w:b/>
+          <w:bCs/>
+        </w:rPr>
+        <w:t>[防御机制 (Defense Systems)]</w:t>
+      </w:r>
+    </w:p>
+    <w:p>
+      <w:pPr>
+        <w:pStyle w:val="8"/>
+        <w:keepNext w:val="0"/>
+        <w:keepLines w:val="0"/>
+        <w:widowControl/>
+        <w:suppressLineNumbers w:val="0"/>
+        <w:ind w:left="1440"/>
+      </w:pPr>
+      <w:r>
+        <w:rPr>
+          <w:b/>
+          <w:bCs/>
+        </w:rPr>
+        <w:t>甲壳机制 (Carapace)：</w:t>
+      </w:r>
+      <w:r>
+        <w:t xml:space="preserve"> 覆盖在流体表面的额外防护层。拥有独立血量或减伤逻辑，未破除前 Boss 免疫大部分异常状态。</w:t>
+      </w:r>
+    </w:p>
+    <w:p>
+      <w:pPr>
+        <w:pStyle w:val="8"/>
+        <w:keepNext w:val="0"/>
+        <w:keepLines w:val="0"/>
+        <w:widowControl/>
+        <w:suppressLineNumbers w:val="0"/>
+        <w:ind w:left="1440"/>
+      </w:pPr>
+      <w:r>
+        <w:rPr>
+          <w:b/>
+          <w:bCs/>
+        </w:rPr>
+        <w:t>霸体系统 (Super Armor)：</w:t>
+      </w:r>
+      <w:r>
+        <w:t xml:space="preserve"> 释放强力技能时身体泛红/发光。霸体期间免疫物理击退和受击僵直，但仍受伤害。</w:t>
+      </w:r>
+    </w:p>
+    <w:p>
+      <w:pPr>
+        <w:pStyle w:val="8"/>
+        <w:keepNext w:val="0"/>
+        <w:keepLines w:val="0"/>
+        <w:widowControl/>
+        <w:suppressLineNumbers w:val="0"/>
+        <w:ind w:left="720"/>
+      </w:pPr>
+      <w:r>
+        <w:rPr>
+          <w:b/>
+          <w:bCs/>
+        </w:rPr>
+        <w:t>[阶段转换 (Phase Transition)]</w:t>
+      </w:r>
+    </w:p>
+    <w:p>
+      <w:pPr>
+        <w:pStyle w:val="8"/>
+        <w:keepNext w:val="0"/>
+        <w:keepLines w:val="0"/>
+        <w:widowControl/>
+        <w:suppressLineNumbers w:val="0"/>
+        <w:ind w:left="1440"/>
+      </w:pPr>
+      <w:r>
+        <w:rPr>
+          <w:b/>
+          <w:bCs/>
+        </w:rPr>
+        <w:t>狂暴触发 (Enrage)：</w:t>
+      </w:r>
+      <w:r>
+        <w:t xml:space="preserve"> 生命值跌破 30%（或 50%）时强制触发。清空所有 Debuff，体型变大，核心高频闪烁，技能释放频率与威力大幅提升。</w:t>
+      </w:r>
+    </w:p>
+    <w:p>
+      <w:pPr>
+        <w:pStyle w:val="8"/>
+        <w:keepNext w:val="0"/>
+        <w:keepLines w:val="0"/>
+        <w:widowControl/>
+        <w:suppressLineNumbers w:val="0"/>
+      </w:pPr>
+    </w:p>
+    <w:p>
+      <w:pPr>
+        <w:keepNext w:val="0"/>
+        <w:keepLines w:val="0"/>
+        <w:widowControl/>
+        <w:suppressLineNumbers w:val="0"/>
+      </w:pPr>
+      <w:r>
+        <w:pict>
           <v:rect id="_x0000_i1033" o:spt="1" style="height:1.5pt;width:432pt;" fillcolor="#A0A0A0" filled="t" stroked="f" coordsize="21600,21600" o:hr="t" o:hrstd="t" o:hralign="center">
             <v:path/>
             <v:fill on="t" focussize="0,0"/>
@@ -5447,320 +7069,609 @@
     </w:p>
     <w:p>
       <w:pPr>
-        <w:pStyle w:val="4"/>
-        <w:keepNext w:val="0"/>
-        <w:keepLines w:val="0"/>
-        <w:widowControl/>
-        <w:suppressLineNumbers w:val="0"/>
-      </w:pPr>
-      <w:r>
-        <w:t>1. ⚫️ 黑油怪物组 (The Fluid Enemies)</w:t>
-      </w:r>
-    </w:p>
-    <w:p>
-      <w:pPr>
-        <w:pStyle w:val="8"/>
-        <w:keepNext w:val="0"/>
-        <w:keepLines w:val="0"/>
-        <w:widowControl/>
-        <w:suppressLineNumbers w:val="0"/>
-      </w:pPr>
-      <w:r>
-        <w:t>这里我们需要生成带有特定表情（眼睛）和装饰的黑色液体。</w:t>
-      </w:r>
-    </w:p>
-    <w:p>
-      <w:pPr>
-        <w:pStyle w:val="5"/>
-        <w:keepNext w:val="0"/>
-        <w:keepLines w:val="0"/>
-        <w:widowControl/>
-        <w:suppressLineNumbers w:val="0"/>
-      </w:pPr>
-      <w:r>
-        <w:t>A. 基础粘液怪 (Slime) - 呆萌炮灰</w:t>
-      </w:r>
-    </w:p>
-    <w:p>
-      <w:pPr>
-        <w:pStyle w:val="8"/>
-        <w:keepNext w:val="0"/>
-        <w:keepLines w:val="0"/>
-        <w:widowControl/>
-        <w:suppressLineNumbers w:val="0"/>
-        <w:ind w:left="720" w:right="720"/>
-      </w:pPr>
-      <w:r>
-        <w:rPr>
-          <w:rFonts w:hint="eastAsia" w:ascii="宋体" w:hAnsi="宋体" w:eastAsia="宋体" w:cs="宋体"/>
+        <w:pStyle w:val="3"/>
+        <w:keepNext w:val="0"/>
+        <w:keepLines w:val="0"/>
+        <w:widowControl/>
+        <w:suppressLineNumbers w:val="0"/>
+      </w:pPr>
+      <w:r>
+        <w:t>第一章：深暗虚空 (Deep Dark Void)</w:t>
+      </w:r>
+    </w:p>
+    <w:p>
+      <w:pPr>
+        <w:pStyle w:val="8"/>
+        <w:keepNext w:val="0"/>
+        <w:keepLines w:val="0"/>
+        <w:widowControl/>
+        <w:suppressLineNumbers w:val="0"/>
+      </w:pPr>
+      <w:r>
+        <w:rPr>
+          <w:b/>
+          <w:bCs/>
+        </w:rPr>
+        <w:t>章节定位</w:t>
+      </w:r>
+      <w:r>
+        <w:t xml:space="preserve">：基础教学，确立“物理击退”和“流体割草”的核心爽感。 </w:t>
+      </w:r>
+    </w:p>
+    <w:p>
+      <w:pPr>
+        <w:pStyle w:val="8"/>
+        <w:keepNext w:val="0"/>
+        <w:keepLines w:val="0"/>
+        <w:widowControl/>
+        <w:suppressLineNumbers w:val="0"/>
+      </w:pPr>
+      <w:r>
+        <w:rPr>
+          <w:b/>
+          <w:bCs/>
+        </w:rPr>
+        <w:t>视觉基调</w:t>
+      </w:r>
+      <w:r>
+        <w:t>：深邃的虚空背景，怪物为黑色流体，核心带有发光单眼。</w:t>
+      </w:r>
+    </w:p>
+    <w:p>
+      <w:pPr>
+        <w:pStyle w:val="3"/>
+        <w:keepNext w:val="0"/>
+        <w:keepLines w:val="0"/>
+        <w:widowControl/>
+        <w:suppressLineNumbers w:val="0"/>
+      </w:pPr>
+      <w:r>
+        <w:t>1. 基础怪物池</w:t>
+      </w:r>
+    </w:p>
+    <w:p>
+      <w:pPr>
+        <w:pStyle w:val="8"/>
+        <w:keepNext w:val="0"/>
+        <w:keepLines w:val="0"/>
+        <w:widowControl/>
+        <w:suppressLineNumbers w:val="0"/>
+        <w:ind w:left="720"/>
+      </w:pPr>
+      <w:r>
+        <w:rPr>
+          <w:b/>
+          <w:bCs/>
+        </w:rPr>
+        <w:t>暗流史莱姆 (Basic Slime)</w:t>
+      </w:r>
+      <w:r>
+        <w:t>：</w:t>
+      </w:r>
+    </w:p>
+    <w:p>
+      <w:pPr>
+        <w:pStyle w:val="8"/>
+        <w:keepNext w:val="0"/>
+        <w:keepLines w:val="0"/>
+        <w:widowControl/>
+        <w:suppressLineNumbers w:val="0"/>
+        <w:ind w:left="1440"/>
+      </w:pPr>
+      <w:r>
+        <w:rPr>
+          <w:i/>
+          <w:iCs/>
+        </w:rPr>
+        <w:t>机制</w:t>
+      </w:r>
+      <w:r>
+        <w:t>：无特殊技能，移速中等，血量低。纯粹的炮灰，提供连击数和割草体验。</w:t>
+      </w:r>
+    </w:p>
+    <w:p>
+      <w:pPr>
+        <w:pStyle w:val="8"/>
+        <w:keepNext w:val="0"/>
+        <w:keepLines w:val="0"/>
+        <w:widowControl/>
+        <w:suppressLineNumbers w:val="0"/>
+        <w:ind w:left="720"/>
+      </w:pPr>
+      <w:r>
+        <w:rPr>
+          <w:b/>
+          <w:bCs/>
+        </w:rPr>
+        <w:t>虚空冲锋者 (Rusher)</w:t>
+      </w:r>
+      <w:r>
+        <w:t>：</w:t>
+      </w:r>
+    </w:p>
+    <w:p>
+      <w:pPr>
+        <w:pStyle w:val="8"/>
+        <w:keepNext w:val="0"/>
+        <w:keepLines w:val="0"/>
+        <w:widowControl/>
+        <w:suppressLineNumbers w:val="0"/>
+        <w:ind w:left="1440"/>
+      </w:pPr>
+      <w:r>
+        <w:rPr>
+          <w:i/>
+          <w:iCs/>
+        </w:rPr>
+        <w:t>机制</w:t>
+      </w:r>
+      <w:r>
+        <w:t>：移速极快，质量小（极易被击退）。主要用来测试玩家的反应速度，通常成群出现。</w:t>
+      </w:r>
+    </w:p>
+    <w:p>
+      <w:pPr>
+        <w:pStyle w:val="8"/>
+        <w:keepNext w:val="0"/>
+        <w:keepLines w:val="0"/>
+        <w:widowControl/>
+        <w:suppressLineNumbers w:val="0"/>
+        <w:ind w:left="720"/>
+      </w:pPr>
+      <w:r>
+        <w:rPr>
+          <w:b/>
+          <w:bCs/>
+        </w:rPr>
+        <w:t>重质量坦克 (Tank)</w:t>
+      </w:r>
+      <w:r>
+        <w:t>：</w:t>
+      </w:r>
+    </w:p>
+    <w:p>
+      <w:pPr>
+        <w:pStyle w:val="8"/>
+        <w:keepNext w:val="0"/>
+        <w:keepLines w:val="0"/>
+        <w:widowControl/>
+        <w:suppressLineNumbers w:val="0"/>
+        <w:ind w:left="1440"/>
+      </w:pPr>
+      <w:r>
+        <w:rPr>
+          <w:i/>
+          <w:iCs/>
+        </w:rPr>
+        <w:t>机制</w:t>
+      </w:r>
+      <w:r>
+        <w:t>：体型大，质量极大。单束基础激光很难将其推开，逼迫玩家使用大招或高频攻击。</w:t>
+      </w:r>
+    </w:p>
+    <w:p>
+      <w:pPr>
+        <w:pStyle w:val="8"/>
+        <w:keepNext w:val="0"/>
+        <w:keepLines w:val="0"/>
+        <w:widowControl/>
+        <w:suppressLineNumbers w:val="0"/>
+        <w:ind w:left="720"/>
+      </w:pPr>
+      <w:r>
+        <w:rPr>
+          <w:b/>
+          <w:bCs/>
+        </w:rPr>
+        <w:t>弹力球怪 (Bouncer)</w:t>
+      </w:r>
+      <w:r>
+        <w:t>：</w:t>
+      </w:r>
+    </w:p>
+    <w:p>
+      <w:pPr>
+        <w:pStyle w:val="8"/>
+        <w:keepNext w:val="0"/>
+        <w:keepLines w:val="0"/>
+        <w:widowControl/>
+        <w:suppressLineNumbers w:val="0"/>
+        <w:ind w:left="1440"/>
+      </w:pPr>
+      <w:r>
+        <w:rPr>
+          <w:i/>
+          <w:iCs/>
+        </w:rPr>
+        <w:t>机制</w:t>
+      </w:r>
+      <w:r>
+        <w:t>：极高弹性（Bounciness）。被激光击中后会向反方向快速弹射，撞到其他怪物会产生物理多米诺效应，扰乱怪群阵型。</w:t>
+      </w:r>
+    </w:p>
+    <w:p>
+      <w:pPr>
+        <w:pStyle w:val="3"/>
+        <w:keepNext w:val="0"/>
+        <w:keepLines w:val="0"/>
+        <w:widowControl/>
+        <w:suppressLineNumbers w:val="0"/>
+      </w:pPr>
+      <w:r>
+        <w:rPr>
+          <w:rFonts w:hint="eastAsia"/>
+          <w:lang w:val="en-US" w:eastAsia="zh-CN"/>
+        </w:rPr>
+        <w:t>2</w:t>
+      </w:r>
+      <w:r>
+        <w:t xml:space="preserve">. </w:t>
+      </w:r>
+      <w:r>
+        <w:rPr>
+          <w:rFonts w:hint="eastAsia"/>
+          <w:lang w:val="en-US" w:eastAsia="zh-CN"/>
+        </w:rPr>
+        <w:t>精英</w:t>
+      </w:r>
+      <w:r>
+        <w:t>怪物</w:t>
+      </w:r>
+    </w:p>
+    <w:p>
+      <w:pPr>
+        <w:pStyle w:val="8"/>
+        <w:keepNext w:val="0"/>
+        <w:keepLines w:val="0"/>
+        <w:widowControl/>
+        <w:suppressLineNumbers w:val="0"/>
+        <w:ind w:left="720"/>
+        <w:rPr>
+          <w:b/>
+          <w:bCs/>
+        </w:rPr>
+      </w:pPr>
+      <w:r>
+        <w:rPr>
+          <w:rFonts w:ascii="宋体" w:hAnsi="宋体" w:eastAsia="宋体" w:cs="宋体"/>
           <w:b/>
           <w:bCs/>
           <w:sz w:val="24"/>
           <w:szCs w:val="24"/>
         </w:rPr>
-        <w:t>Prompt:</w:t>
-      </w:r>
-      <w:r>
-        <w:rPr>
-          <w:rFonts w:hint="eastAsia" w:ascii="宋体" w:hAnsi="宋体" w:eastAsia="宋体" w:cs="宋体"/>
+        <w:t>【精英】虚空堡垒 (Elite Tank)</w:t>
+      </w:r>
+      <w:r>
+        <w:rPr>
+          <w:b/>
+          <w:bCs/>
+        </w:rPr>
+        <w:t>：</w:t>
+      </w:r>
+    </w:p>
+    <w:p>
+      <w:pPr>
+        <w:pStyle w:val="8"/>
+        <w:keepNext w:val="0"/>
+        <w:keepLines w:val="0"/>
+        <w:widowControl/>
+        <w:suppressLineNumbers w:val="0"/>
+        <w:ind w:left="1440"/>
+      </w:pPr>
+      <w:r>
+        <w:rPr>
+          <w:i/>
+          <w:iCs/>
+        </w:rPr>
+        <w:t>机制</w:t>
+      </w:r>
+      <w:r>
+        <w:t>：</w:t>
+      </w:r>
+      <w:r>
+        <w:rPr>
+          <w:rFonts w:ascii="宋体" w:hAnsi="宋体" w:eastAsia="宋体" w:cs="宋体"/>
           <w:sz w:val="24"/>
           <w:szCs w:val="24"/>
         </w:rPr>
-        <w:t xml:space="preserve"> A cute black ferrofluid slime monster, </w:t>
-      </w:r>
-      <w:r>
-        <w:rPr>
-          <w:rFonts w:hint="eastAsia" w:ascii="宋体" w:hAnsi="宋体" w:eastAsia="宋体" w:cs="宋体"/>
+        <w:t>体型放大 2 倍的坦克。拥有极高的血量，且自带微弱的</w:t>
+      </w:r>
+      <w:r>
+        <w:rPr>
+          <w:rFonts w:ascii="宋体" w:hAnsi="宋体" w:eastAsia="宋体" w:cs="宋体"/>
           <w:b/>
           <w:bCs/>
           <w:sz w:val="24"/>
           <w:szCs w:val="24"/>
         </w:rPr>
-        <w:t>round organic liquid shape</w:t>
-      </w:r>
-      <w:r>
-        <w:rPr>
-          <w:rFonts w:hint="eastAsia" w:ascii="宋体" w:hAnsi="宋体" w:eastAsia="宋体" w:cs="宋体"/>
+        <w:t>霸体光环</w:t>
+      </w:r>
+      <w:r>
+        <w:rPr>
+          <w:rFonts w:ascii="宋体" w:hAnsi="宋体" w:eastAsia="宋体" w:cs="宋体"/>
           <w:sz w:val="24"/>
           <w:szCs w:val="24"/>
         </w:rPr>
-        <w:t xml:space="preserve">, simple white cartoon eyes, </w:t>
-      </w:r>
-      <w:r>
-        <w:rPr>
-          <w:rFonts w:hint="eastAsia" w:ascii="宋体" w:hAnsi="宋体" w:eastAsia="宋体" w:cs="宋体"/>
+        <w:t>，极难被普通激光撼动</w:t>
+      </w:r>
+      <w:r>
+        <w:t>。</w:t>
+      </w:r>
+    </w:p>
+    <w:p>
+      <w:pPr>
+        <w:pStyle w:val="8"/>
+        <w:keepNext w:val="0"/>
+        <w:keepLines w:val="0"/>
+        <w:widowControl/>
+        <w:suppressLineNumbers w:val="0"/>
+        <w:ind w:left="720"/>
+        <w:rPr>
+          <w:b/>
+          <w:bCs/>
+        </w:rPr>
+      </w:pPr>
+      <w:r>
+        <w:rPr>
+          <w:rFonts w:ascii="宋体" w:hAnsi="宋体" w:eastAsia="宋体" w:cs="宋体"/>
           <w:b/>
           <w:bCs/>
           <w:sz w:val="24"/>
           <w:szCs w:val="24"/>
         </w:rPr>
-        <w:t>wide open eyes</w:t>
-      </w:r>
-      <w:r>
-        <w:rPr>
-          <w:rFonts w:hint="eastAsia" w:ascii="宋体" w:hAnsi="宋体" w:eastAsia="宋体" w:cs="宋体"/>
+        <w:t>【精英】暴走弹球 (Elite Bouncer)</w:t>
+      </w:r>
+      <w:r>
+        <w:rPr>
+          <w:b/>
+          <w:bCs/>
+        </w:rPr>
+        <w:t>：</w:t>
+      </w:r>
+    </w:p>
+    <w:p>
+      <w:pPr>
+        <w:pStyle w:val="8"/>
+        <w:keepNext w:val="0"/>
+        <w:keepLines w:val="0"/>
+        <w:widowControl/>
+        <w:suppressLineNumbers w:val="0"/>
+        <w:ind w:left="1440"/>
+        <w:rPr>
+          <w:rFonts w:hint="eastAsia" w:eastAsiaTheme="minorEastAsia"/>
+          <w:lang w:val="en-US" w:eastAsia="zh-CN"/>
+        </w:rPr>
+      </w:pPr>
+      <w:r>
+        <w:rPr>
+          <w:i/>
+          <w:iCs/>
+        </w:rPr>
+        <w:t>机制</w:t>
+      </w:r>
+      <w:r>
+        <w:t>：</w:t>
+      </w:r>
+      <w:r>
+        <w:rPr>
+          <w:rFonts w:ascii="宋体" w:hAnsi="宋体" w:eastAsia="宋体" w:cs="宋体"/>
           <w:sz w:val="24"/>
           <w:szCs w:val="24"/>
         </w:rPr>
-        <w:t xml:space="preserve">, looking stupid and cute, black oil texture but 2D flat style, simple vector art, white background. </w:t>
-      </w:r>
-      <w:r>
-        <w:rPr>
-          <w:rFonts w:hint="eastAsia" w:ascii="宋体" w:hAnsi="宋体" w:eastAsia="宋体" w:cs="宋体"/>
+        <w:t>高亮色的巨大弹球。它不仅仅是弹射，更会主动</w:t>
+      </w:r>
+      <w:r>
+        <w:rPr>
+          <w:rFonts w:ascii="宋体" w:hAnsi="宋体" w:eastAsia="宋体" w:cs="宋体"/>
+          <w:b/>
+          <w:bCs/>
+          <w:sz w:val="24"/>
+          <w:szCs w:val="24"/>
+        </w:rPr>
+        <w:t>与玩家的激光产生压力对冲</w:t>
+      </w:r>
+      <w:r>
+        <w:rPr>
+          <w:rFonts w:ascii="宋体" w:hAnsi="宋体" w:eastAsia="宋体" w:cs="宋体"/>
+          <w:sz w:val="24"/>
+          <w:szCs w:val="24"/>
+        </w:rPr>
+        <w:t>（逆着激光的推力强行挤压过来）</w:t>
+      </w:r>
+      <w:r>
+        <w:t>。</w:t>
+      </w:r>
+    </w:p>
+    <w:p>
+      <w:pPr>
+        <w:pStyle w:val="3"/>
+        <w:keepNext w:val="0"/>
+        <w:keepLines w:val="0"/>
+        <w:widowControl/>
+        <w:suppressLineNumbers w:val="0"/>
+      </w:pPr>
+      <w:r>
+        <w:rPr>
+          <w:rFonts w:hint="eastAsia"/>
+          <w:lang w:val="en-US" w:eastAsia="zh-CN"/>
+        </w:rPr>
+        <w:t>3</w:t>
+      </w:r>
+      <w:r>
+        <w:t>. 章节 Boss：污染之核 (Pollution Core)</w:t>
+      </w:r>
+    </w:p>
+    <w:p>
+      <w:pPr>
+        <w:pStyle w:val="8"/>
+        <w:keepNext w:val="0"/>
+        <w:keepLines w:val="0"/>
+        <w:widowControl/>
+        <w:suppressLineNumbers w:val="0"/>
+      </w:pPr>
+      <w:r>
+        <w:rPr>
           <w:i/>
           <w:iCs/>
-          <w:sz w:val="24"/>
-          <w:szCs w:val="24"/>
-        </w:rPr>
-        <w:t>(一个可爱的黑色磁流体粘液怪，圆形的有机液体形状，简单的白色卡通眼睛，睁得大大的，看起来蠢萌，黑油质感但为2D扁平风格，简单矢量图，白底。)</w:t>
-      </w:r>
-    </w:p>
-    <w:p>
-      <w:pPr>
-        <w:pStyle w:val="5"/>
-        <w:keepNext w:val="0"/>
-        <w:keepLines w:val="0"/>
-        <w:widowControl/>
-        <w:suppressLineNumbers w:val="0"/>
-      </w:pPr>
-      <w:r>
-        <w:t>B. 硬壳怪 (Tank) - 憨厚装甲</w:t>
-      </w:r>
-    </w:p>
-    <w:p>
-      <w:pPr>
-        <w:pStyle w:val="8"/>
-        <w:keepNext w:val="0"/>
-        <w:keepLines w:val="0"/>
-        <w:widowControl/>
-        <w:suppressLineNumbers w:val="0"/>
-        <w:ind w:left="720" w:right="720"/>
-      </w:pPr>
-      <w:r>
-        <w:rPr>
-          <w:rFonts w:hint="eastAsia" w:ascii="宋体" w:hAnsi="宋体" w:eastAsia="宋体" w:cs="宋体"/>
-          <w:b/>
-          <w:bCs/>
-          <w:sz w:val="24"/>
-          <w:szCs w:val="24"/>
-        </w:rPr>
-        <w:t>Prompt:</w:t>
-      </w:r>
-      <w:r>
-        <w:rPr>
-          <w:rFonts w:hint="eastAsia" w:ascii="宋体" w:hAnsi="宋体" w:eastAsia="宋体" w:cs="宋体"/>
-          <w:sz w:val="24"/>
-          <w:szCs w:val="24"/>
-        </w:rPr>
-        <w:t xml:space="preserve"> A large bulky black oil monster, </w:t>
-      </w:r>
-      <w:r>
-        <w:rPr>
-          <w:rFonts w:hint="eastAsia" w:ascii="宋体" w:hAnsi="宋体" w:eastAsia="宋体" w:cs="宋体"/>
-          <w:b/>
-          <w:bCs/>
-          <w:sz w:val="24"/>
-          <w:szCs w:val="24"/>
-        </w:rPr>
-        <w:t>irregular liquid shape</w:t>
-      </w:r>
-      <w:r>
-        <w:rPr>
-          <w:rFonts w:hint="eastAsia" w:ascii="宋体" w:hAnsi="宋体" w:eastAsia="宋体" w:cs="宋体"/>
-          <w:sz w:val="24"/>
-          <w:szCs w:val="24"/>
-        </w:rPr>
-        <w:t xml:space="preserve">, </w:t>
-      </w:r>
-      <w:r>
-        <w:rPr>
-          <w:rFonts w:hint="eastAsia" w:ascii="宋体" w:hAnsi="宋体" w:eastAsia="宋体" w:cs="宋体"/>
-          <w:b/>
-          <w:bCs/>
-          <w:sz w:val="24"/>
-          <w:szCs w:val="24"/>
-        </w:rPr>
-        <w:t>covered with rusty metal scrap plates and grey rocks</w:t>
-      </w:r>
-      <w:r>
-        <w:rPr>
-          <w:rFonts w:hint="eastAsia" w:ascii="宋体" w:hAnsi="宋体" w:eastAsia="宋体" w:cs="宋体"/>
-          <w:sz w:val="24"/>
-          <w:szCs w:val="24"/>
-        </w:rPr>
-        <w:t xml:space="preserve">, </w:t>
-      </w:r>
-      <w:r>
-        <w:rPr>
-          <w:rFonts w:hint="eastAsia" w:ascii="宋体" w:hAnsi="宋体" w:eastAsia="宋体" w:cs="宋体"/>
-          <w:b/>
-          <w:bCs/>
-          <w:sz w:val="24"/>
-          <w:szCs w:val="24"/>
-        </w:rPr>
-        <w:t>lazy half-closed cartoon eyes</w:t>
-      </w:r>
-      <w:r>
-        <w:rPr>
-          <w:rFonts w:hint="eastAsia" w:ascii="宋体" w:hAnsi="宋体" w:eastAsia="宋体" w:cs="宋体"/>
-          <w:sz w:val="24"/>
-          <w:szCs w:val="24"/>
-        </w:rPr>
-        <w:t xml:space="preserve">, looking sleepy and heavy, thick armor, 2D game sprite, flat vector art, white background. </w:t>
-      </w:r>
-      <w:r>
-        <w:rPr>
-          <w:rFonts w:hint="eastAsia" w:ascii="宋体" w:hAnsi="宋体" w:eastAsia="宋体" w:cs="宋体"/>
-          <w:i/>
-          <w:iCs/>
-          <w:sz w:val="24"/>
-          <w:szCs w:val="24"/>
-        </w:rPr>
-        <w:t>(一个巨大的黑色油状怪物，不规则液体形状，覆盖着生锈的金属废料板和灰色石块，半眯着的慵懒卡通眼，看起来困倦且笨重，厚护甲，2D游戏精灵，扁平矢量，白底。)</w:t>
-      </w:r>
-    </w:p>
-    <w:p>
-      <w:pPr>
-        <w:pStyle w:val="5"/>
-        <w:keepNext w:val="0"/>
-        <w:keepLines w:val="0"/>
-        <w:widowControl/>
-        <w:suppressLineNumbers w:val="0"/>
-      </w:pPr>
-      <w:r>
-        <w:t>C. 攻速虫 (Rusher) - 疯狂尖刺</w:t>
-      </w:r>
-    </w:p>
-    <w:p>
-      <w:pPr>
-        <w:pStyle w:val="8"/>
-        <w:keepNext w:val="0"/>
-        <w:keepLines w:val="0"/>
-        <w:widowControl/>
-        <w:suppressLineNumbers w:val="0"/>
-        <w:ind w:left="720" w:right="720"/>
-      </w:pPr>
-      <w:r>
-        <w:rPr>
-          <w:rFonts w:hint="eastAsia" w:ascii="宋体" w:hAnsi="宋体" w:eastAsia="宋体" w:cs="宋体"/>
-          <w:b/>
-          <w:bCs/>
-          <w:sz w:val="24"/>
-          <w:szCs w:val="24"/>
-        </w:rPr>
-        <w:t>Prompt:</w:t>
-      </w:r>
-      <w:r>
-        <w:rPr>
-          <w:rFonts w:hint="eastAsia" w:ascii="宋体" w:hAnsi="宋体" w:eastAsia="宋体" w:cs="宋体"/>
-          <w:sz w:val="24"/>
-          <w:szCs w:val="24"/>
-        </w:rPr>
-        <w:t xml:space="preserve"> A small spiky black fluid monster, </w:t>
-      </w:r>
-      <w:r>
-        <w:rPr>
-          <w:rFonts w:hint="eastAsia" w:ascii="宋体" w:hAnsi="宋体" w:eastAsia="宋体" w:cs="宋体"/>
-          <w:b/>
-          <w:bCs/>
-          <w:sz w:val="24"/>
-          <w:szCs w:val="24"/>
-        </w:rPr>
-        <w:t>aggressive jagged shape</w:t>
-      </w:r>
-      <w:r>
-        <w:rPr>
-          <w:rFonts w:hint="eastAsia" w:ascii="宋体" w:hAnsi="宋体" w:eastAsia="宋体" w:cs="宋体"/>
-          <w:sz w:val="24"/>
-          <w:szCs w:val="24"/>
-        </w:rPr>
-        <w:t xml:space="preserve">, </w:t>
-      </w:r>
-      <w:r>
-        <w:rPr>
-          <w:rFonts w:hint="eastAsia" w:ascii="宋体" w:hAnsi="宋体" w:eastAsia="宋体" w:cs="宋体"/>
-          <w:b/>
-          <w:bCs/>
-          <w:sz w:val="24"/>
-          <w:szCs w:val="24"/>
-        </w:rPr>
-        <w:t>sharp white crystal spike in the center</w:t>
-      </w:r>
-      <w:r>
-        <w:rPr>
-          <w:rFonts w:hint="eastAsia" w:ascii="宋体" w:hAnsi="宋体" w:eastAsia="宋体" w:cs="宋体"/>
-          <w:sz w:val="24"/>
-          <w:szCs w:val="24"/>
-        </w:rPr>
-        <w:t xml:space="preserve">, </w:t>
-      </w:r>
-      <w:r>
-        <w:rPr>
-          <w:rFonts w:hint="eastAsia" w:ascii="宋体" w:hAnsi="宋体" w:eastAsia="宋体" w:cs="宋体"/>
-          <w:b/>
-          <w:bCs/>
-          <w:sz w:val="24"/>
-          <w:szCs w:val="24"/>
-        </w:rPr>
-        <w:t>crazy mismatched cartoon eyes</w:t>
-      </w:r>
-      <w:r>
-        <w:rPr>
-          <w:rFonts w:hint="eastAsia" w:ascii="宋体" w:hAnsi="宋体" w:eastAsia="宋体" w:cs="宋体"/>
-          <w:sz w:val="24"/>
-          <w:szCs w:val="24"/>
-        </w:rPr>
-        <w:t xml:space="preserve"> (one big one small), tiny pupils, looking angry and unstable, splashing liquid effect, 2D vector art, white background. </w:t>
-      </w:r>
-      <w:r>
-        <w:rPr>
-          <w:rFonts w:hint="eastAsia" w:ascii="宋体" w:hAnsi="宋体" w:eastAsia="宋体" w:cs="宋体"/>
-          <w:i/>
-          <w:iCs/>
-          <w:sz w:val="24"/>
-          <w:szCs w:val="24"/>
-        </w:rPr>
-        <w:t>(一个带刺的小型黑色流体怪物，极具攻击性的锯齿状，中心有尖锐的白色晶体刺，疯狂的不对称卡通眼（一大一小），瞳孔极小，看起来愤怒且不稳定，液体飞溅效果，2D矢量，白底。)</w:t>
+        </w:rPr>
+        <w:t>被废弃的 AI 数据核心，呈现为一坨蠕动、溢出黑色乱码的巨大流体。</w:t>
+      </w:r>
+    </w:p>
+    <w:p>
+      <w:pPr>
+        <w:pStyle w:val="8"/>
+        <w:keepNext w:val="0"/>
+        <w:keepLines w:val="0"/>
+        <w:widowControl/>
+        <w:suppressLineNumbers w:val="0"/>
+        <w:ind w:left="720"/>
+      </w:pPr>
+      <w:r>
+        <w:rPr>
+          <w:b/>
+          <w:bCs/>
+        </w:rPr>
+        <w:t>专属甲壳：[数据硬壳]</w:t>
+      </w:r>
+      <w:r>
+        <w:t xml:space="preserve"> 物理减伤 30%，被击碎时产生大量数据碎块（粒子效果）。</w:t>
+      </w:r>
+    </w:p>
+    <w:p>
+      <w:pPr>
+        <w:pStyle w:val="8"/>
+        <w:keepNext w:val="0"/>
+        <w:keepLines w:val="0"/>
+        <w:widowControl/>
+        <w:suppressLineNumbers w:val="0"/>
+        <w:ind w:left="720"/>
+      </w:pPr>
+      <w:r>
+        <w:rPr>
+          <w:b/>
+          <w:bCs/>
+        </w:rPr>
+        <w:t>狂暴状态：</w:t>
+      </w:r>
+      <w:r>
+        <w:t xml:space="preserve"> 核心单眼变为血红色，流体边缘的故障抖动（Glitch）加剧，移速提升 50%。</w:t>
+      </w:r>
+    </w:p>
+    <w:p>
+      <w:pPr>
+        <w:pStyle w:val="8"/>
+        <w:keepNext w:val="0"/>
+        <w:keepLines w:val="0"/>
+        <w:widowControl/>
+        <w:suppressLineNumbers w:val="0"/>
+        <w:ind w:left="720"/>
+      </w:pPr>
+      <w:r>
+        <w:rPr>
+          <w:b/>
+          <w:bCs/>
+        </w:rPr>
+        <w:t>主动技能：</w:t>
+      </w:r>
+    </w:p>
+    <w:p>
+      <w:pPr>
+        <w:pStyle w:val="8"/>
+        <w:keepNext w:val="0"/>
+        <w:keepLines w:val="0"/>
+        <w:widowControl/>
+        <w:suppressLineNumbers w:val="0"/>
+        <w:ind w:left="1440"/>
+      </w:pPr>
+      <w:r>
+        <w:rPr>
+          <w:b/>
+          <w:bCs/>
+        </w:rPr>
+        <w:t>召唤爪牙 (Summon)：</w:t>
+      </w:r>
+      <w:r>
+        <w:t xml:space="preserve"> 剧烈抖动身体，向四周喷射 5-8 只暗流史莱姆。</w:t>
+      </w:r>
+    </w:p>
+    <w:p>
+      <w:pPr>
+        <w:pStyle w:val="8"/>
+        <w:keepNext w:val="0"/>
+        <w:keepLines w:val="0"/>
+        <w:widowControl/>
+        <w:suppressLineNumbers w:val="0"/>
+        <w:ind w:left="1440"/>
+      </w:pPr>
+      <w:r>
+        <w:rPr>
+          <w:b/>
+          <w:bCs/>
+        </w:rPr>
+        <w:t>污秽喷吐 (Filth Spit)：</w:t>
+      </w:r>
+      <w:r>
+        <w:t xml:space="preserve"> 身体后仰蓄力，向光棱塔吐出 3 发呈扇形分布的黑色流体弹。</w:t>
+      </w:r>
+    </w:p>
+    <w:p>
+      <w:pPr>
+        <w:pStyle w:val="8"/>
+        <w:keepNext w:val="0"/>
+        <w:keepLines w:val="0"/>
+        <w:widowControl/>
+        <w:suppressLineNumbers w:val="0"/>
+        <w:ind w:left="1440"/>
+      </w:pPr>
+      <w:r>
+        <w:rPr>
+          <w:b/>
+          <w:bCs/>
+        </w:rPr>
+        <w:t>野蛮冲撞 (Charge)：</w:t>
+      </w:r>
+      <w:r>
+        <w:t xml:space="preserve"> 闪红光获得</w:t>
+      </w:r>
+      <w:r>
+        <w:rPr>
+          <w:b/>
+          <w:bCs/>
+        </w:rPr>
+        <w:t>霸体</w:t>
+      </w:r>
+      <w:r>
+        <w:t>，后撤半步后，化作一道残影直接撞向光棱塔，造成巨额单次伤害。</w:t>
+      </w:r>
+    </w:p>
+    <w:p>
+      <w:pPr>
+        <w:pStyle w:val="8"/>
+        <w:keepNext w:val="0"/>
+        <w:keepLines w:val="0"/>
+        <w:widowControl/>
+        <w:suppressLineNumbers w:val="0"/>
+        <w:ind w:left="1440"/>
+      </w:pPr>
+      <w:r>
+        <w:rPr>
+          <w:b/>
+          <w:bCs/>
+        </w:rPr>
+        <w:t>重力碾压 (Gravity Crush)：</w:t>
+      </w:r>
+      <w:r>
+        <w:t xml:space="preserve"> 核心机制。缓慢靠近塔身并开启</w:t>
+      </w:r>
+      <w:r>
+        <w:rPr>
+          <w:b/>
+          <w:bCs/>
+        </w:rPr>
+        <w:t>绝对霸体</w:t>
+      </w:r>
+      <w:r>
+        <w:t>，强行与玩家的激光进行“物理角力”。玩家必须集中火力持续推开它，否则塔身将被持续碾压掉血。</w:t>
       </w:r>
     </w:p>
     <w:p>
@@ -5786,1205 +7697,237 @@
     </w:p>
     <w:p>
       <w:pPr>
-        <w:pStyle w:val="4"/>
-        <w:keepNext w:val="0"/>
-        <w:keepLines w:val="0"/>
-        <w:widowControl/>
-        <w:suppressLineNumbers w:val="0"/>
-      </w:pPr>
-      <w:r>
-        <w:t>2. 😈 BOSS 组 (The Boss)</w:t>
-      </w:r>
-    </w:p>
-    <w:p>
-      <w:pPr>
-        <w:pStyle w:val="8"/>
-        <w:keepNext w:val="0"/>
-        <w:keepLines w:val="0"/>
-        <w:widowControl/>
-        <w:suppressLineNumbers w:val="0"/>
-      </w:pPr>
-      <w:r>
-        <w:t>BOSS 不要卡通眼睛，要压迫感。</w:t>
-      </w:r>
-    </w:p>
-    <w:p>
-      <w:pPr>
-        <w:pStyle w:val="8"/>
-        <w:keepNext w:val="0"/>
-        <w:keepLines w:val="0"/>
-        <w:widowControl/>
-        <w:suppressLineNumbers w:val="0"/>
-        <w:ind w:left="720" w:right="720"/>
-        <w:rPr>
-          <w:rFonts w:hint="eastAsia" w:ascii="宋体" w:hAnsi="宋体" w:eastAsia="宋体" w:cs="宋体"/>
+        <w:pStyle w:val="3"/>
+        <w:keepNext w:val="0"/>
+        <w:keepLines w:val="0"/>
+        <w:widowControl/>
+        <w:suppressLineNumbers w:val="0"/>
+      </w:pPr>
+      <w:r>
+        <w:t>第二章：熔岩虚空 (Magma Void)</w:t>
+      </w:r>
+    </w:p>
+    <w:p>
+      <w:pPr>
+        <w:pStyle w:val="8"/>
+        <w:keepNext w:val="0"/>
+        <w:keepLines w:val="0"/>
+        <w:widowControl/>
+        <w:suppressLineNumbers w:val="0"/>
+      </w:pPr>
+      <w:r>
+        <w:rPr>
+          <w:b/>
+          <w:bCs/>
+        </w:rPr>
+        <w:t>章节定位</w:t>
+      </w:r>
+      <w:r>
+        <w:t xml:space="preserve">：高压战场，强调地形限制与目标优先级（必须先杀某些怪）。 </w:t>
+      </w:r>
+    </w:p>
+    <w:p>
+      <w:pPr>
+        <w:pStyle w:val="8"/>
+        <w:keepNext w:val="0"/>
+        <w:keepLines w:val="0"/>
+        <w:widowControl/>
+        <w:suppressLineNumbers w:val="0"/>
+      </w:pPr>
+      <w:r>
+        <w:rPr>
+          <w:b/>
+          <w:bCs/>
+        </w:rPr>
+        <w:t>视觉基调</w:t>
+      </w:r>
+      <w:r>
+        <w:t>：橙红色的沸腾岩浆背景，怪物呈现亮黄色/暗红色，边缘带有噪波扰动或火星粒子。</w:t>
+      </w:r>
+    </w:p>
+    <w:p>
+      <w:pPr>
+        <w:pStyle w:val="3"/>
+        <w:keepNext w:val="0"/>
+        <w:keepLines w:val="0"/>
+        <w:widowControl/>
+        <w:suppressLineNumbers w:val="0"/>
+      </w:pPr>
+      <w:r>
+        <w:t>1. 基础怪物池</w:t>
+      </w:r>
+    </w:p>
+    <w:p>
+      <w:pPr>
+        <w:pStyle w:val="8"/>
+        <w:keepNext w:val="0"/>
+        <w:keepLines w:val="0"/>
+        <w:widowControl/>
+        <w:suppressLineNumbers w:val="0"/>
+        <w:ind w:left="720"/>
+      </w:pPr>
+      <w:r>
+        <w:rPr>
+          <w:b/>
+          <w:bCs/>
+        </w:rPr>
+        <w:t>分裂岩浆怪 (Splitter)</w:t>
+      </w:r>
+      <w:r>
+        <w:t>：</w:t>
+      </w:r>
+    </w:p>
+    <w:p>
+      <w:pPr>
+        <w:pStyle w:val="8"/>
+        <w:keepNext w:val="0"/>
+        <w:keepLines w:val="0"/>
+        <w:widowControl/>
+        <w:suppressLineNumbers w:val="0"/>
+        <w:ind w:left="1440"/>
+      </w:pPr>
+      <w:r>
+        <w:rPr>
           <w:i/>
           <w:iCs/>
+        </w:rPr>
+        <w:t>机制</w:t>
+      </w:r>
+      <w:r>
+        <w:t>：体型较大，移动缓慢。血量归零时，实例化分裂成 3 个小号的高速流体怪。克制单发高伤，鼓励范围/折射流派。</w:t>
+      </w:r>
+    </w:p>
+    <w:p>
+      <w:pPr>
+        <w:pStyle w:val="8"/>
+        <w:keepNext w:val="0"/>
+        <w:keepLines w:val="0"/>
+        <w:widowControl/>
+        <w:suppressLineNumbers w:val="0"/>
+        <w:ind w:left="720"/>
+      </w:pPr>
+      <w:r>
+        <w:rPr>
+          <w:b/>
+          <w:bCs/>
+        </w:rPr>
+        <w:t>自爆爆裂者 (Exploder)</w:t>
+      </w:r>
+      <w:r>
+        <w:t>：</w:t>
+      </w:r>
+    </w:p>
+    <w:p>
+      <w:pPr>
+        <w:pStyle w:val="8"/>
+        <w:keepNext w:val="0"/>
+        <w:keepLines w:val="0"/>
+        <w:widowControl/>
+        <w:suppressLineNumbers w:val="0"/>
+        <w:ind w:left="1440"/>
+      </w:pPr>
+      <w:r>
+        <w:rPr>
+          <w:i/>
+          <w:iCs/>
+        </w:rPr>
+        <w:t>机制</w:t>
+      </w:r>
+      <w:r>
+        <w:t>：高亮闪烁，移速极快。靠近塔后胀大自爆。若在远处被击杀，原地留下一滩存在 5 秒的“岩浆斑”（触发区域）。激光扫过岩浆斑会发生散射或伤害衰减。</w:t>
+      </w:r>
+    </w:p>
+    <w:p>
+      <w:pPr>
+        <w:pStyle w:val="8"/>
+        <w:keepNext w:val="0"/>
+        <w:keepLines w:val="0"/>
+        <w:widowControl/>
+        <w:suppressLineNumbers w:val="0"/>
+        <w:ind w:left="720"/>
+      </w:pPr>
+      <w:r>
+        <w:rPr>
+          <w:b/>
+          <w:bCs/>
+        </w:rPr>
+        <w:t>熔岩喷吐者 (Artillery - 远程)</w:t>
+      </w:r>
+      <w:r>
+        <w:t>：</w:t>
+      </w:r>
+    </w:p>
+    <w:p>
+      <w:pPr>
+        <w:pStyle w:val="8"/>
+        <w:keepNext w:val="0"/>
+        <w:keepLines w:val="0"/>
+        <w:widowControl/>
+        <w:suppressLineNumbers w:val="0"/>
+        <w:ind w:left="1440"/>
+      </w:pPr>
+      <w:r>
+        <w:rPr>
+          <w:i/>
+          <w:iCs/>
+        </w:rPr>
+        <w:t>机制</w:t>
+      </w:r>
+      <w:r>
+        <w:t>：停留在屏幕中场。周期性身体后缩，抛射小型熔岩球砸向光棱塔。玩家可转动激光在半空中将其击落。</w:t>
+      </w:r>
+    </w:p>
+    <w:p>
+      <w:pPr>
+        <w:pStyle w:val="3"/>
+        <w:keepNext w:val="0"/>
+        <w:keepLines w:val="0"/>
+        <w:widowControl/>
+        <w:suppressLineNumbers w:val="0"/>
+      </w:pPr>
+      <w:r>
+        <w:rPr>
+          <w:rFonts w:hint="eastAsia"/>
+          <w:lang w:val="en-US" w:eastAsia="zh-CN"/>
+        </w:rPr>
+        <w:t>2</w:t>
+      </w:r>
+      <w:r>
+        <w:t xml:space="preserve">. </w:t>
+      </w:r>
+      <w:r>
+        <w:rPr>
+          <w:rFonts w:hint="eastAsia"/>
+          <w:lang w:val="en-US" w:eastAsia="zh-CN"/>
+        </w:rPr>
+        <w:t>精英</w:t>
+      </w:r>
+      <w:r>
+        <w:t>怪物</w:t>
+      </w:r>
+    </w:p>
+    <w:p>
+      <w:pPr>
+        <w:pStyle w:val="8"/>
+        <w:keepNext w:val="0"/>
+        <w:keepLines w:val="0"/>
+        <w:widowControl/>
+        <w:suppressLineNumbers w:val="0"/>
+        <w:ind w:left="720"/>
+        <w:rPr>
+          <w:b/>
+          <w:bCs/>
+        </w:rPr>
+      </w:pPr>
+      <w:r>
+        <w:rPr>
+          <w:rFonts w:ascii="宋体" w:hAnsi="宋体" w:eastAsia="宋体" w:cs="宋体"/>
+          <w:b/>
+          <w:bCs/>
           <w:sz w:val="24"/>
           <w:szCs w:val="24"/>
         </w:rPr>
-      </w:pPr>
-      <w:r>
-        <w:rPr>
-          <w:rFonts w:hint="eastAsia" w:ascii="宋体" w:hAnsi="宋体" w:eastAsia="宋体" w:cs="宋体"/>
-          <w:b/>
-          <w:bCs/>
-          <w:sz w:val="24"/>
-          <w:szCs w:val="24"/>
-        </w:rPr>
-        <w:t>Prompt:</w:t>
-      </w:r>
-      <w:r>
-        <w:rPr>
-          <w:rFonts w:hint="eastAsia" w:ascii="宋体" w:hAnsi="宋体" w:eastAsia="宋体" w:cs="宋体"/>
-          <w:sz w:val="24"/>
-          <w:szCs w:val="24"/>
-        </w:rPr>
-        <w:t xml:space="preserve"> A giant menacing boss monster, </w:t>
-      </w:r>
-      <w:r>
-        <w:rPr>
-          <w:rFonts w:hint="eastAsia" w:ascii="宋体" w:hAnsi="宋体" w:eastAsia="宋体" w:cs="宋体"/>
-          <w:b/>
-          <w:bCs/>
-          <w:sz w:val="24"/>
-          <w:szCs w:val="24"/>
-        </w:rPr>
-        <w:t>massive black sphere</w:t>
-      </w:r>
-      <w:r>
-        <w:rPr>
-          <w:rFonts w:hint="eastAsia" w:ascii="宋体" w:hAnsi="宋体" w:eastAsia="宋体" w:cs="宋体"/>
-          <w:sz w:val="24"/>
-          <w:szCs w:val="24"/>
-        </w:rPr>
-        <w:t xml:space="preserve">, surface covered with </w:t>
-      </w:r>
-      <w:r>
-        <w:rPr>
-          <w:rFonts w:hint="eastAsia" w:ascii="宋体" w:hAnsi="宋体" w:eastAsia="宋体" w:cs="宋体"/>
-          <w:b/>
-          <w:bCs/>
-          <w:sz w:val="24"/>
-          <w:szCs w:val="24"/>
-        </w:rPr>
-        <w:t>cracked black rock crust</w:t>
-      </w:r>
-      <w:r>
-        <w:rPr>
-          <w:rFonts w:hint="eastAsia" w:ascii="宋体" w:hAnsi="宋体" w:eastAsia="宋体" w:cs="宋体"/>
-          <w:sz w:val="24"/>
-          <w:szCs w:val="24"/>
-        </w:rPr>
-        <w:t xml:space="preserve">, </w:t>
-      </w:r>
-      <w:r>
-        <w:rPr>
-          <w:rFonts w:hint="eastAsia" w:ascii="宋体" w:hAnsi="宋体" w:eastAsia="宋体" w:cs="宋体"/>
-          <w:b/>
-          <w:bCs/>
-          <w:sz w:val="24"/>
-          <w:szCs w:val="24"/>
-        </w:rPr>
-        <w:t>glowing red magma cracks</w:t>
-      </w:r>
-      <w:r>
-        <w:rPr>
-          <w:rFonts w:hint="eastAsia" w:ascii="宋体" w:hAnsi="宋体" w:eastAsia="宋体" w:cs="宋体"/>
-          <w:sz w:val="24"/>
-          <w:szCs w:val="24"/>
-        </w:rPr>
-        <w:t xml:space="preserve"> emitting light from inside, </w:t>
-      </w:r>
-      <w:r>
-        <w:rPr>
-          <w:rFonts w:hint="eastAsia" w:ascii="宋体" w:hAnsi="宋体" w:eastAsia="宋体" w:cs="宋体"/>
-          <w:b/>
-          <w:bCs/>
-          <w:sz w:val="24"/>
-          <w:szCs w:val="24"/>
-        </w:rPr>
-        <w:t>a central ominous red slit eye</w:t>
-      </w:r>
-      <w:r>
-        <w:rPr>
-          <w:rFonts w:hint="eastAsia" w:ascii="宋体" w:hAnsi="宋体" w:eastAsia="宋体" w:cs="宋体"/>
-          <w:sz w:val="24"/>
-          <w:szCs w:val="24"/>
-        </w:rPr>
-        <w:t xml:space="preserve"> (Sauron style), dark fantasy sci-fi vibe, danger, 2D game sprite, white background. </w:t>
-      </w:r>
-      <w:r>
-        <w:rPr>
-          <w:rFonts w:hint="eastAsia" w:ascii="宋体" w:hAnsi="宋体" w:eastAsia="宋体" w:cs="宋体"/>
-          <w:i/>
-          <w:iCs/>
-          <w:sz w:val="24"/>
-          <w:szCs w:val="24"/>
-        </w:rPr>
-        <w:t>(一个巨大的具有威胁性的BOSS怪物，巨大的黑色球体，表面覆盖着龟裂的黑色岩石外壳，内部透出红色的岩浆裂缝光芒，中间有一只不祥的红色狭缝眼睛（索伦之眼风格），黑暗幻想科幻氛围，危险，2D游戏精灵，白底。)</w:t>
-      </w:r>
-    </w:p>
-    <w:p>
-      <w:pPr>
-        <w:pStyle w:val="8"/>
-        <w:keepNext w:val="0"/>
-        <w:keepLines w:val="0"/>
-        <w:widowControl/>
-        <w:suppressLineNumbers w:val="0"/>
-        <w:spacing w:before="96" w:beforeAutospacing="0" w:after="96" w:afterAutospacing="0"/>
-        <w:ind w:left="0" w:right="0"/>
-        <w:jc w:val="left"/>
-        <w:rPr>
-          <w:rFonts w:hint="default" w:ascii="sans-serif" w:hAnsi="sans-serif" w:eastAsia="sans-serif" w:cs="sans-serif"/>
-          <w:i w:val="0"/>
-          <w:iCs w:val="0"/>
-          <w:caps w:val="0"/>
-          <w:color w:val="242423"/>
-          <w:spacing w:val="0"/>
-          <w:sz w:val="72"/>
-          <w:szCs w:val="72"/>
-          <w:highlight w:val="red"/>
-          <w:lang w:val="en-US" w:eastAsia="zh-CN"/>
-        </w:rPr>
-      </w:pPr>
-      <w:r>
-        <w:rPr>
-          <w:rFonts w:hint="eastAsia" w:ascii="sans-serif" w:hAnsi="sans-serif" w:eastAsia="sans-serif" w:cs="sans-serif"/>
-          <w:i w:val="0"/>
-          <w:iCs w:val="0"/>
-          <w:caps w:val="0"/>
-          <w:color w:val="242423"/>
-          <w:spacing w:val="0"/>
-          <w:sz w:val="72"/>
-          <w:szCs w:val="72"/>
-          <w:highlight w:val="red"/>
-          <w:lang w:val="en-US" w:eastAsia="zh-CN"/>
-        </w:rPr>
-        <w:t>怪物提示词</w:t>
-      </w:r>
-    </w:p>
-    <w:p>
-      <w:pPr>
-        <w:pStyle w:val="8"/>
-        <w:keepNext w:val="0"/>
-        <w:keepLines w:val="0"/>
-        <w:widowControl/>
-        <w:suppressLineNumbers w:val="0"/>
-        <w:spacing w:before="96" w:beforeAutospacing="0" w:after="96" w:afterAutospacing="0"/>
-        <w:ind w:right="0"/>
-        <w:jc w:val="left"/>
-        <w:rPr>
-          <w:rFonts w:ascii="sans-serif" w:hAnsi="sans-serif" w:eastAsia="sans-serif" w:cs="sans-serif"/>
-          <w:i w:val="0"/>
-          <w:iCs w:val="0"/>
-          <w:caps w:val="0"/>
-          <w:color w:val="363636"/>
-          <w:spacing w:val="0"/>
-          <w:sz w:val="16"/>
-          <w:szCs w:val="16"/>
-          <w:highlight w:val="red"/>
-          <w:shd w:val="clear" w:fill="F7F7F7"/>
-        </w:rPr>
-      </w:pPr>
-      <w:r>
-        <w:rPr>
-          <w:rFonts w:hint="eastAsia" w:ascii="sans-serif" w:hAnsi="sans-serif" w:eastAsia="宋体" w:cs="sans-serif"/>
-          <w:i w:val="0"/>
-          <w:iCs w:val="0"/>
-          <w:caps w:val="0"/>
-          <w:color w:val="363636"/>
-          <w:spacing w:val="0"/>
-          <w:sz w:val="16"/>
-          <w:szCs w:val="16"/>
-          <w:highlight w:val="red"/>
-          <w:shd w:val="clear" w:fill="F7F7F7"/>
-          <w:lang w:val="en-US" w:eastAsia="zh-CN"/>
-        </w:rPr>
-        <w:t>参考图片，</w:t>
-      </w:r>
-      <w:r>
-        <w:rPr>
-          <w:rFonts w:ascii="sans-serif" w:hAnsi="sans-serif" w:eastAsia="sans-serif" w:cs="sans-serif"/>
-          <w:i w:val="0"/>
-          <w:iCs w:val="0"/>
-          <w:caps w:val="0"/>
-          <w:color w:val="363636"/>
-          <w:spacing w:val="0"/>
-          <w:sz w:val="16"/>
-          <w:szCs w:val="16"/>
-          <w:highlight w:val="red"/>
-          <w:shd w:val="clear" w:fill="F7F7F7"/>
-        </w:rPr>
-        <w:t>帮我生成同风格，怪物被激光射中，冰冻的效果展示图片</w:t>
-      </w:r>
-    </w:p>
-    <w:p>
-      <w:pPr>
-        <w:pStyle w:val="8"/>
-        <w:keepNext w:val="0"/>
-        <w:keepLines w:val="0"/>
-        <w:widowControl/>
-        <w:suppressLineNumbers w:val="0"/>
-        <w:spacing w:before="96" w:beforeAutospacing="0" w:after="96" w:afterAutospacing="0"/>
-        <w:ind w:right="0"/>
-        <w:jc w:val="left"/>
-        <w:rPr>
-          <w:rFonts w:ascii="sans-serif" w:hAnsi="sans-serif" w:eastAsia="sans-serif" w:cs="sans-serif"/>
-          <w:i w:val="0"/>
-          <w:iCs w:val="0"/>
-          <w:caps w:val="0"/>
-          <w:color w:val="363636"/>
-          <w:spacing w:val="0"/>
-          <w:sz w:val="16"/>
-          <w:szCs w:val="16"/>
-          <w:highlight w:val="red"/>
-          <w:shd w:val="clear" w:fill="F7F7F7"/>
-        </w:rPr>
-      </w:pPr>
-      <w:r>
-        <w:rPr>
-          <w:rFonts w:ascii="sans-serif" w:hAnsi="sans-serif" w:eastAsia="sans-serif" w:cs="sans-serif"/>
-          <w:i w:val="0"/>
-          <w:iCs w:val="0"/>
-          <w:caps w:val="0"/>
-          <w:color w:val="E3E3E3"/>
-          <w:spacing w:val="0"/>
-          <w:sz w:val="19"/>
-          <w:szCs w:val="19"/>
-          <w:shd w:val="clear" w:fill="282A2C"/>
-        </w:rPr>
-        <w:t>把精英坦克和精英漂移按照这个我提供的美术关键词的格式生成2个关于精英坦克和精英漂移怪的美术关键词。 坦克怪物的美术关键词示例：</w:t>
-      </w:r>
-    </w:p>
-    <w:p>
-      <w:pPr>
-        <w:pStyle w:val="8"/>
-        <w:keepNext w:val="0"/>
-        <w:keepLines w:val="0"/>
-        <w:widowControl/>
-        <w:suppressLineNumbers w:val="0"/>
-        <w:spacing w:before="96" w:beforeAutospacing="0" w:after="96" w:afterAutospacing="0"/>
-        <w:ind w:right="0"/>
-        <w:jc w:val="left"/>
-        <w:rPr>
-          <w:rFonts w:hint="default" w:ascii="sans-serif" w:hAnsi="sans-serif" w:eastAsia="sans-serif" w:cs="sans-serif"/>
-          <w:i w:val="0"/>
-          <w:iCs w:val="0"/>
-          <w:caps w:val="0"/>
-          <w:color w:val="363636"/>
-          <w:spacing w:val="0"/>
-          <w:sz w:val="16"/>
-          <w:szCs w:val="16"/>
-          <w:shd w:val="clear" w:fill="F7F7F7"/>
-          <w:lang w:val="en-US" w:eastAsia="zh-CN"/>
-        </w:rPr>
-      </w:pPr>
-      <w:r>
-        <w:rPr>
-          <w:rFonts w:ascii="sans-serif" w:hAnsi="sans-serif" w:eastAsia="sans-serif" w:cs="sans-serif"/>
-          <w:i w:val="0"/>
-          <w:iCs w:val="0"/>
-          <w:caps w:val="0"/>
-          <w:color w:val="363636"/>
-          <w:spacing w:val="0"/>
-          <w:sz w:val="16"/>
-          <w:szCs w:val="16"/>
-          <w:shd w:val="clear" w:fill="F7F7F7"/>
-        </w:rPr>
-        <w:t>游戏美术资产，一个重型坦克怪物。视角：纯正的2D俯视视角（Top-down view），扁平化风格。 基础形态：一个厚实、敦状的圆角正方形 (Rounded Square) 黑色沥青粘土团。 基础材质：保持参考图（image_5.png）的光滑黑色乙烯基玩具质感 (Glossy black vinyl toy texture)，表面湿润、有强烈的高光反射。身体中间偏下位置， 有一双 憨厚眼睛是 半眯着的（Half-lidded），眼皮耷拉下来，看起来很困、很慢、很迟钝。 废土装甲：在光滑的黑色身体表面，半嵌入式地粘着厚重的废土垃圾装甲。包括：几块带有铆钉的生锈铁板、粗糙的混凝土石块、弯曲的钢筋截面。 风格统一性：关键点——所有的装甲（铁板、石块）都必须是风格化、玩具化的渲染，边缘干净，没有过于写实的脏污噪点，看起来像是塑料或树脂制成的模型配件，浮在光滑的黑油上。 背景：纯白色背景。</w:t>
-      </w:r>
-    </w:p>
-    <w:p>
-      <w:pPr>
-        <w:pStyle w:val="8"/>
-        <w:keepNext w:val="0"/>
-        <w:keepLines w:val="0"/>
-        <w:widowControl/>
-        <w:suppressLineNumbers w:val="0"/>
-        <w:spacing w:before="96" w:beforeAutospacing="0" w:after="96" w:afterAutospacing="0"/>
-        <w:ind w:right="0"/>
-        <w:jc w:val="left"/>
-        <w:rPr>
-          <w:rFonts w:hint="default" w:ascii="sans-serif" w:hAnsi="sans-serif" w:eastAsia="sans-serif" w:cs="sans-serif"/>
-          <w:i w:val="0"/>
-          <w:iCs w:val="0"/>
-          <w:caps w:val="0"/>
-          <w:color w:val="363636"/>
-          <w:spacing w:val="0"/>
-          <w:sz w:val="16"/>
-          <w:szCs w:val="16"/>
-          <w:shd w:val="clear" w:fill="F7F7F7"/>
-          <w:lang w:val="en-US" w:eastAsia="zh-CN"/>
-        </w:rPr>
-      </w:pPr>
-    </w:p>
-    <w:p>
-      <w:pPr>
-        <w:pStyle w:val="8"/>
-        <w:keepNext w:val="0"/>
-        <w:keepLines w:val="0"/>
-        <w:widowControl/>
-        <w:suppressLineNumbers w:val="0"/>
-        <w:spacing w:before="96" w:beforeAutospacing="0" w:after="96" w:afterAutospacing="0"/>
-        <w:ind w:right="0"/>
-        <w:jc w:val="left"/>
-        <w:rPr>
-          <w:rFonts w:ascii="sans-serif" w:hAnsi="sans-serif" w:eastAsia="sans-serif" w:cs="sans-serif"/>
-          <w:i w:val="0"/>
-          <w:iCs w:val="0"/>
-          <w:caps w:val="0"/>
-          <w:color w:val="363636"/>
-          <w:spacing w:val="0"/>
-          <w:sz w:val="16"/>
-          <w:szCs w:val="16"/>
-          <w:shd w:val="clear" w:fill="F7F7F7"/>
-        </w:rPr>
-      </w:pPr>
-      <w:r>
-        <w:rPr>
-          <w:rFonts w:hint="eastAsia" w:ascii="sans-serif" w:hAnsi="sans-serif" w:eastAsia="宋体" w:cs="sans-serif"/>
-          <w:i w:val="0"/>
-          <w:iCs w:val="0"/>
-          <w:caps w:val="0"/>
-          <w:color w:val="363636"/>
-          <w:spacing w:val="0"/>
-          <w:sz w:val="16"/>
-          <w:szCs w:val="16"/>
-          <w:shd w:val="clear" w:fill="F7F7F7"/>
-          <w:lang w:eastAsia="zh-CN"/>
-        </w:rPr>
-        <w:t>（</w:t>
-      </w:r>
-      <w:r>
-        <w:rPr>
-          <w:rFonts w:hint="eastAsia" w:ascii="sans-serif" w:hAnsi="sans-serif" w:eastAsia="宋体" w:cs="sans-serif"/>
-          <w:i w:val="0"/>
-          <w:iCs w:val="0"/>
-          <w:caps w:val="0"/>
-          <w:color w:val="363636"/>
-          <w:spacing w:val="0"/>
-          <w:sz w:val="16"/>
-          <w:szCs w:val="16"/>
-          <w:shd w:val="clear" w:fill="F7F7F7"/>
-          <w:lang w:val="en-US" w:eastAsia="zh-CN"/>
-        </w:rPr>
-        <w:t>参考图</w:t>
-      </w:r>
-      <w:r>
-        <w:rPr>
-          <w:rFonts w:hint="eastAsia" w:ascii="sans-serif" w:hAnsi="sans-serif" w:eastAsia="宋体" w:cs="sans-serif"/>
-          <w:i w:val="0"/>
-          <w:iCs w:val="0"/>
-          <w:caps w:val="0"/>
-          <w:color w:val="363636"/>
-          <w:spacing w:val="0"/>
-          <w:sz w:val="16"/>
-          <w:szCs w:val="16"/>
-          <w:shd w:val="clear" w:fill="F7F7F7"/>
-          <w:lang w:eastAsia="zh-CN"/>
-        </w:rPr>
-        <w:t>）</w:t>
-      </w:r>
-      <w:r>
-        <w:rPr>
-          <w:rFonts w:ascii="sans-serif" w:hAnsi="sans-serif" w:eastAsia="sans-serif" w:cs="sans-serif"/>
-          <w:i w:val="0"/>
-          <w:iCs w:val="0"/>
-          <w:caps w:val="0"/>
-          <w:color w:val="363636"/>
-          <w:spacing w:val="0"/>
-          <w:sz w:val="16"/>
-          <w:szCs w:val="16"/>
-          <w:shd w:val="clear" w:fill="F7F7F7"/>
-        </w:rPr>
-        <w:t>Synthwave game asset, monster sprite. A black fluid creature in a sharp aerodynamic diamond shape. Attached with neon cyan glowing glider fins on sides. It has dizzy spiral eyes (@_@). Looks lightweight and bouncy.</w:t>
-      </w:r>
-    </w:p>
-    <w:p>
-      <w:pPr>
-        <w:pStyle w:val="8"/>
-        <w:keepNext w:val="0"/>
-        <w:keepLines w:val="0"/>
-        <w:widowControl/>
-        <w:suppressLineNumbers w:val="0"/>
-        <w:spacing w:before="96" w:beforeAutospacing="0" w:after="96" w:afterAutospacing="0"/>
-        <w:ind w:right="0"/>
-        <w:jc w:val="left"/>
-        <w:rPr>
-          <w:rFonts w:ascii="sans-serif" w:hAnsi="sans-serif" w:eastAsia="sans-serif" w:cs="sans-serif"/>
-          <w:i w:val="0"/>
-          <w:iCs w:val="0"/>
-          <w:caps w:val="0"/>
-          <w:color w:val="363636"/>
-          <w:spacing w:val="0"/>
-          <w:sz w:val="16"/>
-          <w:szCs w:val="16"/>
-          <w:shd w:val="clear" w:fill="F7F7F7"/>
-        </w:rPr>
-      </w:pPr>
-    </w:p>
-    <w:p>
-      <w:pPr>
-        <w:pStyle w:val="8"/>
-        <w:keepNext w:val="0"/>
-        <w:keepLines w:val="0"/>
-        <w:widowControl/>
-        <w:suppressLineNumbers w:val="0"/>
-        <w:spacing w:before="96" w:beforeAutospacing="0" w:after="96" w:afterAutospacing="0"/>
-        <w:ind w:right="0"/>
-        <w:jc w:val="left"/>
-        <w:rPr>
-          <w:rFonts w:hint="default" w:ascii="sans-serif" w:hAnsi="sans-serif" w:eastAsia="sans-serif" w:cs="sans-serif"/>
-          <w:i w:val="0"/>
-          <w:iCs w:val="0"/>
-          <w:caps w:val="0"/>
-          <w:color w:val="363636"/>
-          <w:spacing w:val="0"/>
-          <w:sz w:val="16"/>
-          <w:szCs w:val="16"/>
-          <w:shd w:val="clear" w:fill="F7F7F7"/>
-          <w:lang w:val="en-US" w:eastAsia="zh-CN"/>
-        </w:rPr>
-      </w:pPr>
-      <w:r>
-        <w:rPr>
-          <w:rFonts w:hint="eastAsia" w:ascii="sans-serif" w:hAnsi="sans-serif" w:eastAsia="sans-serif" w:cs="sans-serif"/>
-          <w:i w:val="0"/>
-          <w:iCs w:val="0"/>
-          <w:caps w:val="0"/>
-          <w:color w:val="363636"/>
-          <w:spacing w:val="0"/>
-          <w:sz w:val="16"/>
-          <w:szCs w:val="16"/>
-          <w:shd w:val="clear" w:fill="F7F7F7"/>
-          <w:lang w:val="en-US" w:eastAsia="zh-CN"/>
-        </w:rPr>
-        <w:t>（参考图）</w:t>
-      </w:r>
-      <w:r>
-        <w:rPr>
-          <w:rFonts w:hint="default" w:ascii="sans-serif" w:hAnsi="sans-serif" w:eastAsia="sans-serif" w:cs="sans-serif"/>
-          <w:i w:val="0"/>
-          <w:iCs w:val="0"/>
-          <w:caps w:val="0"/>
-          <w:color w:val="363636"/>
-          <w:spacing w:val="0"/>
-          <w:sz w:val="16"/>
-          <w:szCs w:val="16"/>
-          <w:shd w:val="clear" w:fill="F7F7F7"/>
-          <w:lang w:val="en-US" w:eastAsia="zh-CN"/>
-        </w:rPr>
-        <w:t>合成波游戏素材，怪物精灵。一个黑色的流体生物，外形呈锋利的流线型菱形。两侧附着着霓虹青色的发光滑翔鳍。它有着令人眼花缭乱的螺旋状眼睛（@_@）。看起来轻盈而富有弹性。</w:t>
-      </w:r>
-    </w:p>
-    <w:p>
-      <w:pPr>
-        <w:pStyle w:val="8"/>
-        <w:keepNext w:val="0"/>
-        <w:keepLines w:val="0"/>
-        <w:widowControl/>
-        <w:suppressLineNumbers w:val="0"/>
-        <w:ind w:right="720"/>
-        <w:rPr>
-          <w:rFonts w:hint="eastAsia" w:ascii="宋体" w:hAnsi="宋体" w:eastAsia="宋体" w:cs="宋体"/>
-          <w:i/>
-          <w:iCs/>
-          <w:sz w:val="24"/>
-          <w:szCs w:val="24"/>
-        </w:rPr>
-      </w:pPr>
-    </w:p>
-    <w:p>
-      <w:pPr>
-        <w:keepNext w:val="0"/>
-        <w:keepLines w:val="0"/>
-        <w:widowControl/>
-        <w:suppressLineNumbers w:val="0"/>
-      </w:pPr>
-      <w:r>
-        <w:pict>
-          <v:rect id="_x0000_i1035" o:spt="1" style="height:1.5pt;width:432pt;" fillcolor="#A0A0A0" filled="t" stroked="f" coordsize="21600,21600" o:hr="t" o:hrstd="t" o:hralign="center">
-            <v:path/>
-            <v:fill on="t" focussize="0,0"/>
-            <v:stroke on="f"/>
-            <v:imagedata o:title=""/>
-            <o:lock v:ext="edit"/>
-            <w10:wrap type="none"/>
-            <w10:anchorlock/>
-          </v:rect>
-        </w:pict>
-      </w:r>
-    </w:p>
-    <w:p>
-      <w:pPr>
-        <w:pStyle w:val="3"/>
-        <w:keepNext w:val="0"/>
-        <w:keepLines w:val="0"/>
-        <w:widowControl/>
-        <w:suppressLineNumbers w:val="0"/>
-      </w:pPr>
-    </w:p>
-    <w:p/>
-    <w:p/>
-    <w:p>
-      <w:pPr>
-        <w:pStyle w:val="3"/>
-        <w:keepNext w:val="0"/>
-        <w:keepLines w:val="0"/>
-        <w:widowControl/>
-        <w:suppressLineNumbers w:val="0"/>
-      </w:pPr>
-      <w:r>
-        <w:t>核心视觉表现规范（无骨骼动画方案）</w:t>
-      </w:r>
-    </w:p>
-    <w:p>
-      <w:pPr>
-        <w:pStyle w:val="8"/>
-        <w:keepNext w:val="0"/>
-        <w:keepLines w:val="0"/>
-        <w:widowControl/>
-        <w:suppressLineNumbers w:val="0"/>
-        <w:ind w:left="720"/>
-      </w:pPr>
-      <w:r>
-        <w:rPr>
-          <w:b/>
-          <w:bCs/>
-        </w:rPr>
-        <w:t>位移与受击</w:t>
-      </w:r>
-      <w:r>
-        <w:t xml:space="preserve">：统一切入 </w:t>
-      </w:r>
-      <w:r>
-        <w:rPr>
-          <w:rStyle w:val="12"/>
-        </w:rPr>
-        <w:t>DOTween</w:t>
-      </w:r>
-      <w:r>
-        <w:t>。受击时使用横向压扁、纵向拉伸（Squash &amp; Stretch）模拟果冻弹态；移动时加入微小的缩放呼吸感。</w:t>
-      </w:r>
-    </w:p>
-    <w:p>
-      <w:pPr>
-        <w:pStyle w:val="8"/>
-        <w:keepNext w:val="0"/>
-        <w:keepLines w:val="0"/>
-        <w:widowControl/>
-        <w:suppressLineNumbers w:val="0"/>
-        <w:ind w:left="720"/>
-      </w:pPr>
-      <w:r>
-        <w:rPr>
-          <w:b/>
-          <w:bCs/>
-        </w:rPr>
-        <w:t>技能前摇</w:t>
-      </w:r>
-      <w:r>
-        <w:t xml:space="preserve">：依靠 </w:t>
-      </w:r>
-      <w:r>
-        <w:rPr>
-          <w:rStyle w:val="12"/>
-        </w:rPr>
-        <w:t>SpriteRenderer.color</w:t>
-      </w:r>
-      <w:r>
-        <w:t xml:space="preserve"> / Shader 材质的高频变色或闪白，配合强提示音效。</w:t>
-      </w:r>
-    </w:p>
-    <w:p>
-      <w:pPr>
-        <w:pStyle w:val="8"/>
-        <w:keepNext w:val="0"/>
-        <w:keepLines w:val="0"/>
-        <w:widowControl/>
-        <w:suppressLineNumbers w:val="0"/>
-        <w:ind w:left="720"/>
-        <w:rPr>
-          <w:rFonts w:hint="default" w:eastAsiaTheme="minorEastAsia"/>
-          <w:lang w:val="en-US" w:eastAsia="zh-CN"/>
-        </w:rPr>
-      </w:pPr>
-      <w:r>
-        <w:rPr>
-          <w:b/>
-          <w:bCs/>
-        </w:rPr>
-        <w:t>特效挂载</w:t>
-      </w:r>
-      <w:r>
-        <w:t xml:space="preserve">：子弹、光环、爆炸、冰碎效果全部采用独立的预制体 </w:t>
-      </w:r>
-      <w:r>
-        <w:rPr>
-          <w:rStyle w:val="12"/>
-        </w:rPr>
-        <w:t>Particle System</w:t>
-      </w:r>
-      <w:r>
-        <w:t>。</w:t>
-      </w:r>
-    </w:p>
-    <w:p>
-      <w:pPr>
-        <w:pStyle w:val="3"/>
-        <w:keepNext w:val="0"/>
-        <w:keepLines w:val="0"/>
-        <w:widowControl/>
-        <w:suppressLineNumbers w:val="0"/>
-      </w:pPr>
-      <w:r>
-        <w:t>核心系统：Boss 通用状态机架构 (Base Boss Controller)</w:t>
-      </w:r>
-    </w:p>
-    <w:p>
-      <w:pPr>
-        <w:pStyle w:val="8"/>
-        <w:keepNext w:val="0"/>
-        <w:keepLines w:val="0"/>
-        <w:widowControl/>
-        <w:suppressLineNumbers w:val="0"/>
-      </w:pPr>
-      <w:r>
-        <w:rPr>
-          <w:i/>
-          <w:iCs/>
-        </w:rPr>
-        <w:t>为了最大化开发效率，所有章节的 Boss 均继承此底层架构，仅在具体表现和技能数值上做差异化替换。</w:t>
-      </w:r>
-    </w:p>
-    <w:p>
-      <w:pPr>
-        <w:pStyle w:val="8"/>
-        <w:keepNext w:val="0"/>
-        <w:keepLines w:val="0"/>
-        <w:widowControl/>
-        <w:suppressLineNumbers w:val="0"/>
-        <w:ind w:left="720"/>
-      </w:pPr>
-      <w:r>
-        <w:rPr>
-          <w:b/>
-          <w:bCs/>
-        </w:rPr>
-        <w:t>[基础状态]</w:t>
-      </w:r>
-    </w:p>
-    <w:p>
-      <w:pPr>
-        <w:pStyle w:val="8"/>
-        <w:keepNext w:val="0"/>
-        <w:keepLines w:val="0"/>
-        <w:widowControl/>
-        <w:suppressLineNumbers w:val="0"/>
-        <w:ind w:left="1440"/>
-      </w:pPr>
-      <w:r>
-        <w:rPr>
-          <w:b/>
-          <w:bCs/>
-        </w:rPr>
-        <w:t>入场 (Intro)：</w:t>
-      </w:r>
-      <w:r>
-        <w:t xml:space="preserve"> 播放特定的 DOTween 缩放/降落动画，伴随屏幕震动和专属音效，期间无敌。</w:t>
-      </w:r>
-    </w:p>
-    <w:p>
-      <w:pPr>
-        <w:pStyle w:val="8"/>
-        <w:keepNext w:val="0"/>
-        <w:keepLines w:val="0"/>
-        <w:widowControl/>
-        <w:suppressLineNumbers w:val="0"/>
-        <w:ind w:left="1440"/>
-      </w:pPr>
-      <w:r>
-        <w:rPr>
-          <w:b/>
-          <w:bCs/>
-        </w:rPr>
-        <w:t>待机/寻敌 (Idle/Move)：</w:t>
-      </w:r>
-      <w:r>
-        <w:t xml:space="preserve"> 缓慢向光棱塔移动的默认状态。</w:t>
-      </w:r>
-    </w:p>
-    <w:p>
-      <w:pPr>
-        <w:pStyle w:val="8"/>
-        <w:keepNext w:val="0"/>
-        <w:keepLines w:val="0"/>
-        <w:widowControl/>
-        <w:suppressLineNumbers w:val="0"/>
-        <w:ind w:left="720"/>
-      </w:pPr>
-      <w:r>
-        <w:rPr>
-          <w:b/>
-          <w:bCs/>
-        </w:rPr>
-        <w:t>[受击与异常状态 (Hit-Reactions)]</w:t>
-      </w:r>
-    </w:p>
-    <w:p>
-      <w:pPr>
-        <w:pStyle w:val="8"/>
-        <w:keepNext w:val="0"/>
-        <w:keepLines w:val="0"/>
-        <w:widowControl/>
-        <w:suppressLineNumbers w:val="0"/>
-        <w:ind w:left="1440"/>
-      </w:pPr>
-      <w:r>
-        <w:rPr>
-          <w:b/>
-          <w:bCs/>
-        </w:rPr>
-        <w:t>受击僵直 (Hit-Stun)：</w:t>
-      </w:r>
-      <w:r>
-        <w:t xml:space="preserve"> 受到单次高额伤害或破甲时，流体产生剧烈的反向扭曲，打断当前非霸体动作。</w:t>
-      </w:r>
-    </w:p>
-    <w:p>
-      <w:pPr>
-        <w:pStyle w:val="8"/>
-        <w:keepNext w:val="0"/>
-        <w:keepLines w:val="0"/>
-        <w:widowControl/>
-        <w:suppressLineNumbers w:val="0"/>
-        <w:ind w:left="1440"/>
-      </w:pPr>
-      <w:r>
-        <w:rPr>
-          <w:b/>
-          <w:bCs/>
-        </w:rPr>
-        <w:t>减速/冻结 (Slow/Freeze)：</w:t>
-      </w:r>
-      <w:r>
-        <w:t xml:space="preserve"> 受到极寒流派攻击时，移速和动画播放速度 (</w:t>
-      </w:r>
-      <w:r>
-        <w:rPr>
-          <w:rStyle w:val="12"/>
-        </w:rPr>
-        <w:t>timeScale</w:t>
-      </w:r>
-      <w:r>
-        <w:t>) 按比例下降。若被完全冻结，材质变为冰蓝，停止一切动作并丢失霸体。</w:t>
-      </w:r>
-    </w:p>
-    <w:p>
-      <w:pPr>
-        <w:pStyle w:val="8"/>
-        <w:keepNext w:val="0"/>
-        <w:keepLines w:val="0"/>
-        <w:widowControl/>
-        <w:suppressLineNumbers w:val="0"/>
-        <w:ind w:left="720"/>
-      </w:pPr>
-      <w:r>
-        <w:rPr>
-          <w:b/>
-          <w:bCs/>
-        </w:rPr>
-        <w:t>[防御机制 (Defense Systems)]</w:t>
-      </w:r>
-    </w:p>
-    <w:p>
-      <w:pPr>
-        <w:pStyle w:val="8"/>
-        <w:keepNext w:val="0"/>
-        <w:keepLines w:val="0"/>
-        <w:widowControl/>
-        <w:suppressLineNumbers w:val="0"/>
-        <w:ind w:left="1440"/>
-      </w:pPr>
-      <w:r>
-        <w:rPr>
-          <w:b/>
-          <w:bCs/>
-        </w:rPr>
-        <w:t>甲壳机制 (Carapace)：</w:t>
-      </w:r>
-      <w:r>
-        <w:t xml:space="preserve"> 覆盖在流体表面的额外防护层。拥有独立血量或减伤逻辑，未破除前 Boss 免疫大部分异常状态。</w:t>
-      </w:r>
-    </w:p>
-    <w:p>
-      <w:pPr>
-        <w:pStyle w:val="8"/>
-        <w:keepNext w:val="0"/>
-        <w:keepLines w:val="0"/>
-        <w:widowControl/>
-        <w:suppressLineNumbers w:val="0"/>
-        <w:ind w:left="1440"/>
-      </w:pPr>
-      <w:r>
-        <w:rPr>
-          <w:b/>
-          <w:bCs/>
-        </w:rPr>
-        <w:t>霸体系统 (Super Armor)：</w:t>
-      </w:r>
-      <w:r>
-        <w:t xml:space="preserve"> 释放强力技能时身体泛红/发光。霸体期间免疫物理击退和受击僵直，但仍受伤害。</w:t>
-      </w:r>
-    </w:p>
-    <w:p>
-      <w:pPr>
-        <w:pStyle w:val="8"/>
-        <w:keepNext w:val="0"/>
-        <w:keepLines w:val="0"/>
-        <w:widowControl/>
-        <w:suppressLineNumbers w:val="0"/>
-        <w:ind w:left="720"/>
-      </w:pPr>
-      <w:r>
-        <w:rPr>
-          <w:b/>
-          <w:bCs/>
-        </w:rPr>
-        <w:t>[阶段转换 (Phase Transition)]</w:t>
-      </w:r>
-    </w:p>
-    <w:p>
-      <w:pPr>
-        <w:pStyle w:val="8"/>
-        <w:keepNext w:val="0"/>
-        <w:keepLines w:val="0"/>
-        <w:widowControl/>
-        <w:suppressLineNumbers w:val="0"/>
-        <w:ind w:left="1440"/>
-      </w:pPr>
-      <w:r>
-        <w:rPr>
-          <w:b/>
-          <w:bCs/>
-        </w:rPr>
-        <w:t>狂暴触发 (Enrage)：</w:t>
-      </w:r>
-      <w:r>
-        <w:t xml:space="preserve"> 生命值跌破 30%（或 50%）时强制触发。清空所有 Debuff，体型变大，核心高频闪烁，技能释放频率与威力大幅提升。</w:t>
-      </w:r>
-    </w:p>
-    <w:p>
-      <w:pPr>
-        <w:pStyle w:val="8"/>
-        <w:keepNext w:val="0"/>
-        <w:keepLines w:val="0"/>
-        <w:widowControl/>
-        <w:suppressLineNumbers w:val="0"/>
-      </w:pPr>
-    </w:p>
-    <w:p>
-      <w:pPr>
-        <w:keepNext w:val="0"/>
-        <w:keepLines w:val="0"/>
-        <w:widowControl/>
-        <w:suppressLineNumbers w:val="0"/>
-      </w:pPr>
-      <w:r>
-        <w:pict>
-          <v:rect id="_x0000_i1025" o:spt="1" style="height:1.5pt;width:432pt;" fillcolor="#A0A0A0" filled="t" stroked="f" coordsize="21600,21600" o:hr="t" o:hrstd="t" o:hralign="center">
-            <v:path/>
-            <v:fill on="t" focussize="0,0"/>
-            <v:stroke on="f"/>
-            <v:imagedata o:title=""/>
-            <o:lock v:ext="edit"/>
-            <w10:wrap type="none"/>
-            <w10:anchorlock/>
-          </v:rect>
-        </w:pict>
-      </w:r>
-    </w:p>
-    <w:p>
-      <w:pPr>
-        <w:pStyle w:val="3"/>
-        <w:keepNext w:val="0"/>
-        <w:keepLines w:val="0"/>
-        <w:widowControl/>
-        <w:suppressLineNumbers w:val="0"/>
-      </w:pPr>
-      <w:r>
-        <w:t>第一章：深暗虚空 (Deep Dark Void)</w:t>
-      </w:r>
-    </w:p>
-    <w:p>
-      <w:pPr>
-        <w:pStyle w:val="8"/>
-        <w:keepNext w:val="0"/>
-        <w:keepLines w:val="0"/>
-        <w:widowControl/>
-        <w:suppressLineNumbers w:val="0"/>
-      </w:pPr>
-      <w:r>
-        <w:rPr>
-          <w:b/>
-          <w:bCs/>
-        </w:rPr>
-        <w:t>章节定位</w:t>
-      </w:r>
-      <w:r>
-        <w:t xml:space="preserve">：基础教学，确立“物理击退”和“流体割草”的核心爽感。 </w:t>
-      </w:r>
-    </w:p>
-    <w:p>
-      <w:pPr>
-        <w:pStyle w:val="8"/>
-        <w:keepNext w:val="0"/>
-        <w:keepLines w:val="0"/>
-        <w:widowControl/>
-        <w:suppressLineNumbers w:val="0"/>
-      </w:pPr>
-      <w:r>
-        <w:rPr>
-          <w:b/>
-          <w:bCs/>
-        </w:rPr>
-        <w:t>视觉基调</w:t>
-      </w:r>
-      <w:r>
-        <w:t>：深邃的虚空背景，怪物为黑色流体，核心带有发光单眼。</w:t>
-      </w:r>
-    </w:p>
-    <w:p>
-      <w:pPr>
-        <w:pStyle w:val="3"/>
-        <w:keepNext w:val="0"/>
-        <w:keepLines w:val="0"/>
-        <w:widowControl/>
-        <w:suppressLineNumbers w:val="0"/>
-      </w:pPr>
-      <w:r>
-        <w:t>1. 基础怪物池</w:t>
-      </w:r>
-    </w:p>
-    <w:p>
-      <w:pPr>
-        <w:pStyle w:val="8"/>
-        <w:keepNext w:val="0"/>
-        <w:keepLines w:val="0"/>
-        <w:widowControl/>
-        <w:suppressLineNumbers w:val="0"/>
-        <w:ind w:left="720"/>
-      </w:pPr>
-      <w:r>
-        <w:rPr>
-          <w:b/>
-          <w:bCs/>
-        </w:rPr>
-        <w:t>暗流史莱姆 (Basic Slime)</w:t>
-      </w:r>
-      <w:r>
-        <w:t>：</w:t>
-      </w:r>
-    </w:p>
-    <w:p>
-      <w:pPr>
-        <w:pStyle w:val="8"/>
-        <w:keepNext w:val="0"/>
-        <w:keepLines w:val="0"/>
-        <w:widowControl/>
-        <w:suppressLineNumbers w:val="0"/>
-        <w:ind w:left="1440"/>
-      </w:pPr>
-      <w:r>
-        <w:rPr>
-          <w:i/>
-          <w:iCs/>
-        </w:rPr>
-        <w:t>机制</w:t>
-      </w:r>
-      <w:r>
-        <w:t>：无特殊技能，移速中等，血量低。纯粹的炮灰，提供连击数和割草体验。</w:t>
-      </w:r>
-    </w:p>
-    <w:p>
-      <w:pPr>
-        <w:pStyle w:val="8"/>
-        <w:keepNext w:val="0"/>
-        <w:keepLines w:val="0"/>
-        <w:widowControl/>
-        <w:suppressLineNumbers w:val="0"/>
-        <w:ind w:left="720"/>
-      </w:pPr>
-      <w:r>
-        <w:rPr>
-          <w:b/>
-          <w:bCs/>
-        </w:rPr>
-        <w:t>虚空冲锋者 (Rusher)</w:t>
-      </w:r>
-      <w:r>
-        <w:t>：</w:t>
-      </w:r>
-    </w:p>
-    <w:p>
-      <w:pPr>
-        <w:pStyle w:val="8"/>
-        <w:keepNext w:val="0"/>
-        <w:keepLines w:val="0"/>
-        <w:widowControl/>
-        <w:suppressLineNumbers w:val="0"/>
-        <w:ind w:left="1440"/>
-      </w:pPr>
-      <w:r>
-        <w:rPr>
-          <w:i/>
-          <w:iCs/>
-        </w:rPr>
-        <w:t>机制</w:t>
-      </w:r>
-      <w:r>
-        <w:t>：移速极快，质量小（极易被击退）。主要用来测试玩家的反应速度，通常成群出现。</w:t>
-      </w:r>
-    </w:p>
-    <w:p>
-      <w:pPr>
-        <w:pStyle w:val="8"/>
-        <w:keepNext w:val="0"/>
-        <w:keepLines w:val="0"/>
-        <w:widowControl/>
-        <w:suppressLineNumbers w:val="0"/>
-        <w:ind w:left="720"/>
-      </w:pPr>
-      <w:r>
-        <w:rPr>
-          <w:b/>
-          <w:bCs/>
-        </w:rPr>
-        <w:t>重质量坦克 (Tank)</w:t>
-      </w:r>
-      <w:r>
-        <w:t>：</w:t>
-      </w:r>
-    </w:p>
-    <w:p>
-      <w:pPr>
-        <w:pStyle w:val="8"/>
-        <w:keepNext w:val="0"/>
-        <w:keepLines w:val="0"/>
-        <w:widowControl/>
-        <w:suppressLineNumbers w:val="0"/>
-        <w:ind w:left="1440"/>
-      </w:pPr>
-      <w:r>
-        <w:rPr>
-          <w:i/>
-          <w:iCs/>
-        </w:rPr>
-        <w:t>机制</w:t>
-      </w:r>
-      <w:r>
-        <w:t>：体型大，质量极大。单束基础激光很难将其推开，逼迫玩家使用大招或高频攻击。</w:t>
-      </w:r>
-    </w:p>
-    <w:p>
-      <w:pPr>
-        <w:pStyle w:val="8"/>
-        <w:keepNext w:val="0"/>
-        <w:keepLines w:val="0"/>
-        <w:widowControl/>
-        <w:suppressLineNumbers w:val="0"/>
-        <w:ind w:left="720"/>
-      </w:pPr>
-      <w:r>
-        <w:rPr>
-          <w:b/>
-          <w:bCs/>
-        </w:rPr>
-        <w:t>弹力球怪 (Bouncer)</w:t>
-      </w:r>
-      <w:r>
-        <w:t>：</w:t>
-      </w:r>
-    </w:p>
-    <w:p>
-      <w:pPr>
-        <w:pStyle w:val="8"/>
-        <w:keepNext w:val="0"/>
-        <w:keepLines w:val="0"/>
-        <w:widowControl/>
-        <w:suppressLineNumbers w:val="0"/>
-        <w:ind w:left="1440"/>
-      </w:pPr>
-      <w:r>
-        <w:rPr>
-          <w:i/>
-          <w:iCs/>
-        </w:rPr>
-        <w:t>机制</w:t>
-      </w:r>
-      <w:r>
-        <w:t>：极高弹性（Bounciness）。被激光击中后会向反方向快速弹射，撞到其他怪物会产生物理多米诺效应，扰乱怪群阵型。</w:t>
-      </w:r>
-    </w:p>
-    <w:p>
-      <w:pPr>
-        <w:pStyle w:val="3"/>
-        <w:keepNext w:val="0"/>
-        <w:keepLines w:val="0"/>
-        <w:widowControl/>
-        <w:suppressLineNumbers w:val="0"/>
-      </w:pPr>
-      <w:r>
-        <w:rPr>
-          <w:rFonts w:hint="eastAsia"/>
-          <w:lang w:val="en-US" w:eastAsia="zh-CN"/>
-        </w:rPr>
-        <w:t>2</w:t>
-      </w:r>
-      <w:r>
-        <w:t xml:space="preserve">. </w:t>
-      </w:r>
-      <w:r>
-        <w:rPr>
-          <w:rFonts w:hint="eastAsia"/>
-          <w:lang w:val="en-US" w:eastAsia="zh-CN"/>
-        </w:rPr>
-        <w:t>精英</w:t>
-      </w:r>
-      <w:r>
-        <w:t>怪物</w:t>
-      </w:r>
-    </w:p>
-    <w:p>
-      <w:pPr>
-        <w:pStyle w:val="8"/>
-        <w:keepNext w:val="0"/>
-        <w:keepLines w:val="0"/>
-        <w:widowControl/>
-        <w:suppressLineNumbers w:val="0"/>
-        <w:ind w:left="720"/>
-        <w:rPr>
-          <w:b/>
-          <w:bCs/>
-        </w:rPr>
-      </w:pPr>
-      <w:r>
-        <w:rPr>
-          <w:rFonts w:ascii="宋体" w:hAnsi="宋体" w:eastAsia="宋体" w:cs="宋体"/>
-          <w:b/>
-          <w:bCs/>
-          <w:sz w:val="24"/>
-          <w:szCs w:val="24"/>
-        </w:rPr>
-        <w:t>【精英】虚空堡垒 (Elite Tank)</w:t>
-      </w:r>
-      <w:r>
-        <w:rPr>
-          <w:b/>
-          <w:bCs/>
-        </w:rPr>
-        <w:t>：</w:t>
+        <w:t>【精英】核爆行者 (Elite Exploder)：</w:t>
       </w:r>
     </w:p>
     <w:p>
@@ -7012,8 +7955,25 @@
           <w:sz w:val="24"/>
           <w:szCs w:val="24"/>
         </w:rPr>
-        <w:t>体型放大 2 倍的坦克。拥有极高的血量，且自带微弱的</w:t>
-      </w:r>
+        <w:t>体型巨大，移速变慢。但在死后留下的“岩浆斑”范围扩大 3 倍，持续 10 秒。逼迫玩家必须在屏幕最边缘将其击杀，否则大面积封锁射击角度</w:t>
+      </w:r>
+      <w:r>
+        <w:t>。</w:t>
+      </w:r>
+    </w:p>
+    <w:p>
+      <w:pPr>
+        <w:pStyle w:val="8"/>
+        <w:keepNext w:val="0"/>
+        <w:keepLines w:val="0"/>
+        <w:widowControl/>
+        <w:suppressLineNumbers w:val="0"/>
+        <w:ind w:left="720"/>
+        <w:rPr>
+          <w:b/>
+          <w:bCs/>
+        </w:rPr>
+      </w:pPr>
       <w:r>
         <w:rPr>
           <w:rFonts w:ascii="宋体" w:hAnsi="宋体" w:eastAsia="宋体" w:cs="宋体"/>
@@ -7022,7 +7982,38 @@
           <w:sz w:val="24"/>
           <w:szCs w:val="24"/>
         </w:rPr>
-        <w:t>霸体光环</w:t>
+        <w:t>【精英】巨型分裂者 (Elite Splitter)</w:t>
+      </w:r>
+      <w:r>
+        <w:rPr>
+          <w:b/>
+          <w:bCs/>
+        </w:rPr>
+        <w:t>：</w:t>
+      </w:r>
+    </w:p>
+    <w:p>
+      <w:pPr>
+        <w:pStyle w:val="8"/>
+        <w:keepNext w:val="0"/>
+        <w:keepLines w:val="0"/>
+        <w:widowControl/>
+        <w:suppressLineNumbers w:val="0"/>
+        <w:ind w:left="1440"/>
+        <w:rPr>
+          <w:rFonts w:hint="eastAsia" w:eastAsiaTheme="minorEastAsia"/>
+          <w:lang w:val="en-US" w:eastAsia="zh-CN"/>
+        </w:rPr>
+      </w:pPr>
+      <w:r>
+        <w:rPr>
+          <w:i/>
+          <w:iCs/>
+        </w:rPr>
+        <w:t>机制</w:t>
+      </w:r>
+      <w:r>
+        <w:t>：</w:t>
       </w:r>
       <w:r>
         <w:rPr>
@@ -7030,25 +8021,8 @@
           <w:sz w:val="24"/>
           <w:szCs w:val="24"/>
         </w:rPr>
-        <w:t>，极难被普通激光撼动</w:t>
-      </w:r>
-      <w:r>
-        <w:t>。</w:t>
-      </w:r>
-    </w:p>
-    <w:p>
-      <w:pPr>
-        <w:pStyle w:val="8"/>
-        <w:keepNext w:val="0"/>
-        <w:keepLines w:val="0"/>
-        <w:widowControl/>
-        <w:suppressLineNumbers w:val="0"/>
-        <w:ind w:left="720"/>
-        <w:rPr>
-          <w:b/>
-          <w:bCs/>
-        </w:rPr>
-      </w:pPr>
+        <w:t xml:space="preserve">血量极厚，死后不是分裂成 3 个小怪，而是分裂成 </w:t>
+      </w:r>
       <w:r>
         <w:rPr>
           <w:rFonts w:ascii="宋体" w:hAnsi="宋体" w:eastAsia="宋体" w:cs="宋体"/>
@@ -7057,38 +8031,7 @@
           <w:sz w:val="24"/>
           <w:szCs w:val="24"/>
         </w:rPr>
-        <w:t>【精英】暴走弹球 (Elite Bouncer)</w:t>
-      </w:r>
-      <w:r>
-        <w:rPr>
-          <w:b/>
-          <w:bCs/>
-        </w:rPr>
-        <w:t>：</w:t>
-      </w:r>
-    </w:p>
-    <w:p>
-      <w:pPr>
-        <w:pStyle w:val="8"/>
-        <w:keepNext w:val="0"/>
-        <w:keepLines w:val="0"/>
-        <w:widowControl/>
-        <w:suppressLineNumbers w:val="0"/>
-        <w:ind w:left="1440"/>
-        <w:rPr>
-          <w:rFonts w:hint="eastAsia" w:eastAsiaTheme="minorEastAsia"/>
-          <w:lang w:val="en-US" w:eastAsia="zh-CN"/>
-        </w:rPr>
-      </w:pPr>
-      <w:r>
-        <w:rPr>
-          <w:i/>
-          <w:iCs/>
-        </w:rPr>
-        <w:t>机制</w:t>
-      </w:r>
-      <w:r>
-        <w:t>：</w:t>
+        <w:t>3 个普通大小的分裂怪</w:t>
       </w:r>
       <w:r>
         <w:rPr>
@@ -7096,25 +8039,7 @@
           <w:sz w:val="24"/>
           <w:szCs w:val="24"/>
         </w:rPr>
-        <w:t>高亮色的巨大弹球。它不仅仅是弹射，更会主动</w:t>
-      </w:r>
-      <w:r>
-        <w:rPr>
-          <w:rFonts w:ascii="宋体" w:hAnsi="宋体" w:eastAsia="宋体" w:cs="宋体"/>
-          <w:b/>
-          <w:bCs/>
-          <w:sz w:val="24"/>
-          <w:szCs w:val="24"/>
-        </w:rPr>
-        <w:t>与玩家的激光产生压力对冲</w:t>
-      </w:r>
-      <w:r>
-        <w:rPr>
-          <w:rFonts w:ascii="宋体" w:hAnsi="宋体" w:eastAsia="宋体" w:cs="宋体"/>
-          <w:sz w:val="24"/>
-          <w:szCs w:val="24"/>
-        </w:rPr>
-        <w:t>（逆着激光的推力强行挤压过来）</w:t>
+        <w:t>（打死还能继续分裂），制造恐怖的局部怪海</w:t>
       </w:r>
       <w:r>
         <w:t>。</w:t>
@@ -7136,7 +8061,7 @@
         <w:t>3</w:t>
       </w:r>
       <w:r>
-        <w:t>. 章节 Boss：污染之核 (Pollution Core)</w:t>
+        <w:t>. 章节 Boss：熔岩之核 (Magma Core)</w:t>
       </w:r>
     </w:p>
     <w:p>
@@ -7152,7 +8077,7 @@
           <w:i/>
           <w:iCs/>
         </w:rPr>
-        <w:t>被废弃的 AI 数据核心，呈现为一坨蠕动、溢出黑色乱码的巨大流体。</w:t>
+        <w:t>一颗濒临爆炸的微型恒星，表面附着着冷却的黑色岩石碎片。</w:t>
       </w:r>
     </w:p>
     <w:p>
@@ -7169,10 +8094,10 @@
           <w:b/>
           <w:bCs/>
         </w:rPr>
-        <w:t>专属甲壳：[数据硬壳]</w:t>
-      </w:r>
-      <w:r>
-        <w:t xml:space="preserve"> 物理减伤 30%，被击碎时产生大量数据碎块（粒子效果）。</w:t>
+        <w:t>专属甲壳：[黑曜石外壳]</w:t>
+      </w:r>
+      <w:r>
+        <w:t xml:space="preserve"> 免疫单次低于某阈值的轻击伤害（克制低级散射流），需要高单发伤害击碎。</w:t>
       </w:r>
     </w:p>
     <w:p>
@@ -7192,7 +8117,7 @@
         <w:t>狂暴状态：</w:t>
       </w:r>
       <w:r>
-        <w:t xml:space="preserve"> 核心单眼变为血红色，流体边缘的故障抖动（Glitch）加剧，移速提升 50%。</w:t>
+        <w:t xml:space="preserve"> 整体变为刺眼的白黄色（高温态），脚下持续生成大范围的岩浆斑，封锁玩家的射击角度。</w:t>
       </w:r>
     </w:p>
     <w:p>
@@ -7226,10 +8151,10 @@
           <w:b/>
           <w:bCs/>
         </w:rPr>
-        <w:t>召唤爪牙 (Summon)：</w:t>
-      </w:r>
-      <w:r>
-        <w:t xml:space="preserve"> 剧烈抖动身体，向四周喷射 5-8 只暗流史莱姆。</w:t>
+        <w:t>汲取融合 (Absorption)：</w:t>
+      </w:r>
+      <w:r>
+        <w:t xml:space="preserve"> 替代召唤。召唤一圈自爆怪向自己聚拢。一旦流体融合，Boss 大量回血并永久提升攻击力。玩家必须半路截杀。</w:t>
       </w:r>
     </w:p>
     <w:p>
@@ -7240,613 +8165,50 @@
         <w:widowControl/>
         <w:suppressLineNumbers w:val="0"/>
         <w:ind w:left="1440"/>
-      </w:pPr>
-      <w:r>
-        <w:rPr>
-          <w:b/>
-          <w:bCs/>
-        </w:rPr>
-        <w:t>污秽喷吐 (Filth Spit)：</w:t>
-      </w:r>
-      <w:r>
-        <w:t xml:space="preserve"> 身体后仰蓄力，向光棱塔吐出 3 发呈扇形分布的黑色流体弹。</w:t>
-      </w:r>
-    </w:p>
-    <w:p>
-      <w:pPr>
-        <w:pStyle w:val="8"/>
-        <w:keepNext w:val="0"/>
-        <w:keepLines w:val="0"/>
-        <w:widowControl/>
-        <w:suppressLineNumbers w:val="0"/>
-        <w:ind w:left="1440"/>
-      </w:pPr>
-      <w:r>
-        <w:rPr>
-          <w:b/>
-          <w:bCs/>
-        </w:rPr>
-        <w:t>野蛮冲撞 (Charge)：</w:t>
-      </w:r>
-      <w:r>
-        <w:t xml:space="preserve"> 闪红光获得</w:t>
-      </w:r>
-      <w:r>
-        <w:rPr>
-          <w:b/>
-          <w:bCs/>
-        </w:rPr>
-        <w:t>霸体</w:t>
-      </w:r>
-      <w:r>
-        <w:t>，后撤半步后，化作一道残影直接撞向光棱塔，造成巨额单次伤害。</w:t>
-      </w:r>
-    </w:p>
-    <w:p>
-      <w:pPr>
-        <w:pStyle w:val="8"/>
-        <w:keepNext w:val="0"/>
-        <w:keepLines w:val="0"/>
-        <w:widowControl/>
-        <w:suppressLineNumbers w:val="0"/>
-        <w:ind w:left="1440"/>
-      </w:pPr>
-      <w:r>
-        <w:rPr>
-          <w:b/>
-          <w:bCs/>
-        </w:rPr>
-        <w:t>重力碾压 (Gravity Crush)：</w:t>
-      </w:r>
-      <w:r>
-        <w:t xml:space="preserve"> 核心机制。缓慢靠近塔身并开启</w:t>
-      </w:r>
-      <w:r>
-        <w:rPr>
-          <w:b/>
-          <w:bCs/>
-        </w:rPr>
-        <w:t>绝对霸体</w:t>
-      </w:r>
-      <w:r>
-        <w:t>，强行与玩家的激光进行“物理角力”。玩家必须集中火力持续推开它，否则塔身将被持续碾压掉血。</w:t>
-      </w:r>
-    </w:p>
-    <w:p>
-      <w:pPr>
-        <w:keepNext w:val="0"/>
-        <w:keepLines w:val="0"/>
-        <w:widowControl/>
-        <w:suppressLineNumbers w:val="0"/>
-      </w:pPr>
-      <w:r>
-        <w:pict>
-          <v:rect id="_x0000_i1026" o:spt="1" style="height:1.5pt;width:432pt;" fillcolor="#A0A0A0" filled="t" stroked="f" coordsize="21600,21600" o:hr="t" o:hrstd="t" o:hralign="center">
-            <v:path/>
-            <v:fill on="t" focussize="0,0"/>
-            <v:stroke on="f"/>
-            <v:imagedata o:title=""/>
-            <o:lock v:ext="edit"/>
-            <w10:wrap type="none"/>
-            <w10:anchorlock/>
-          </v:rect>
-        </w:pict>
-      </w:r>
-    </w:p>
-    <w:p>
-      <w:pPr>
-        <w:pStyle w:val="3"/>
-        <w:keepNext w:val="0"/>
-        <w:keepLines w:val="0"/>
-        <w:widowControl/>
-        <w:suppressLineNumbers w:val="0"/>
-      </w:pPr>
-      <w:r>
-        <w:t>第二章：熔岩虚空 (Magma Void)</w:t>
-      </w:r>
-    </w:p>
-    <w:p>
-      <w:pPr>
-        <w:pStyle w:val="8"/>
-        <w:keepNext w:val="0"/>
-        <w:keepLines w:val="0"/>
-        <w:widowControl/>
-        <w:suppressLineNumbers w:val="0"/>
-      </w:pPr>
-      <w:r>
-        <w:rPr>
-          <w:b/>
-          <w:bCs/>
-        </w:rPr>
-        <w:t>章节定位</w:t>
-      </w:r>
-      <w:r>
-        <w:t xml:space="preserve">：高压战场，强调地形限制与目标优先级（必须先杀某些怪）。 </w:t>
-      </w:r>
-    </w:p>
-    <w:p>
-      <w:pPr>
-        <w:pStyle w:val="8"/>
-        <w:keepNext w:val="0"/>
-        <w:keepLines w:val="0"/>
-        <w:widowControl/>
-        <w:suppressLineNumbers w:val="0"/>
-      </w:pPr>
-      <w:r>
-        <w:rPr>
-          <w:b/>
-          <w:bCs/>
-        </w:rPr>
-        <w:t>视觉基调</w:t>
-      </w:r>
-      <w:r>
-        <w:t>：橙红色的沸腾岩浆背景，怪物呈现亮黄色/暗红色，边缘带有噪波扰动或火星粒子。</w:t>
-      </w:r>
-    </w:p>
-    <w:p>
-      <w:pPr>
-        <w:pStyle w:val="3"/>
-        <w:keepNext w:val="0"/>
-        <w:keepLines w:val="0"/>
-        <w:widowControl/>
-        <w:suppressLineNumbers w:val="0"/>
-      </w:pPr>
-      <w:r>
-        <w:t>1. 基础怪物池</w:t>
-      </w:r>
-    </w:p>
-    <w:p>
-      <w:pPr>
-        <w:pStyle w:val="8"/>
-        <w:keepNext w:val="0"/>
-        <w:keepLines w:val="0"/>
-        <w:widowControl/>
-        <w:suppressLineNumbers w:val="0"/>
-        <w:ind w:left="720"/>
-      </w:pPr>
-      <w:r>
-        <w:rPr>
-          <w:b/>
-          <w:bCs/>
-        </w:rPr>
-        <w:t>分裂岩浆怪 (Splitter)</w:t>
-      </w:r>
-      <w:r>
-        <w:t>：</w:t>
-      </w:r>
-    </w:p>
-    <w:p>
-      <w:pPr>
-        <w:pStyle w:val="8"/>
-        <w:keepNext w:val="0"/>
-        <w:keepLines w:val="0"/>
-        <w:widowControl/>
-        <w:suppressLineNumbers w:val="0"/>
-        <w:ind w:left="1440"/>
-      </w:pPr>
-      <w:r>
-        <w:rPr>
-          <w:i/>
-          <w:iCs/>
-        </w:rPr>
-        <w:t>机制</w:t>
-      </w:r>
-      <w:r>
-        <w:t>：体型较大，移动缓慢。血量归零时，实例化分裂成 3 个小号的高速流体怪。克制单发高伤，鼓励范围/折射流派。</w:t>
-      </w:r>
-    </w:p>
-    <w:p>
-      <w:pPr>
-        <w:pStyle w:val="8"/>
-        <w:keepNext w:val="0"/>
-        <w:keepLines w:val="0"/>
-        <w:widowControl/>
-        <w:suppressLineNumbers w:val="0"/>
-        <w:ind w:left="720"/>
-      </w:pPr>
-      <w:r>
-        <w:rPr>
-          <w:b/>
-          <w:bCs/>
-        </w:rPr>
-        <w:t>自爆爆裂者 (Exploder)</w:t>
-      </w:r>
-      <w:r>
-        <w:t>：</w:t>
-      </w:r>
-    </w:p>
-    <w:p>
-      <w:pPr>
-        <w:pStyle w:val="8"/>
-        <w:keepNext w:val="0"/>
-        <w:keepLines w:val="0"/>
-        <w:widowControl/>
-        <w:suppressLineNumbers w:val="0"/>
-        <w:ind w:left="1440"/>
-      </w:pPr>
-      <w:r>
-        <w:rPr>
-          <w:i/>
-          <w:iCs/>
-        </w:rPr>
-        <w:t>机制</w:t>
-      </w:r>
-      <w:r>
-        <w:t>：高亮闪烁，移速极快。靠近塔后胀大自爆。若在远处被击杀，原地留下一滩存在 5 秒的“岩浆斑”（触发区域）。激光扫过岩浆斑会发生散射或伤害衰减。</w:t>
-      </w:r>
-    </w:p>
-    <w:p>
-      <w:pPr>
-        <w:pStyle w:val="8"/>
-        <w:keepNext w:val="0"/>
-        <w:keepLines w:val="0"/>
-        <w:widowControl/>
-        <w:suppressLineNumbers w:val="0"/>
-        <w:ind w:left="720"/>
-      </w:pPr>
-      <w:r>
-        <w:rPr>
-          <w:b/>
-          <w:bCs/>
-        </w:rPr>
-        <w:t>熔岩喷吐者 (Artillery - 远程)</w:t>
-      </w:r>
-      <w:r>
-        <w:t>：</w:t>
-      </w:r>
-    </w:p>
-    <w:p>
-      <w:pPr>
-        <w:pStyle w:val="8"/>
-        <w:keepNext w:val="0"/>
-        <w:keepLines w:val="0"/>
-        <w:widowControl/>
-        <w:suppressLineNumbers w:val="0"/>
-        <w:ind w:left="1440"/>
-      </w:pPr>
-      <w:r>
-        <w:rPr>
-          <w:i/>
-          <w:iCs/>
-        </w:rPr>
-        <w:t>机制</w:t>
-      </w:r>
-      <w:r>
-        <w:t>：停留在屏幕中场。周期性身体后缩，抛射小型熔岩球砸向光棱塔。玩家可转动激光在半空中将其击落。</w:t>
-      </w:r>
-    </w:p>
-    <w:p>
-      <w:pPr>
-        <w:pStyle w:val="3"/>
-        <w:keepNext w:val="0"/>
-        <w:keepLines w:val="0"/>
-        <w:widowControl/>
-        <w:suppressLineNumbers w:val="0"/>
-      </w:pPr>
+        <w:rPr>
+          <w:rFonts w:hint="eastAsia" w:eastAsiaTheme="minorEastAsia"/>
+          <w:lang w:eastAsia="zh-CN"/>
+        </w:rPr>
+      </w:pPr>
+      <w:r>
+        <w:rPr>
+          <w:b/>
+          <w:bCs/>
+        </w:rPr>
+        <w:t>陨石喷发 (Meteor Spit)：</w:t>
+      </w:r>
+      <w:r>
+        <w:t xml:space="preserve"> 替代喷吐。向天上喷射火球</w:t>
+      </w:r>
       <w:r>
         <w:rPr>
           <w:rFonts w:hint="eastAsia"/>
           <w:lang w:val="en-US" w:eastAsia="zh-CN"/>
         </w:rPr>
-        <w:t>2</w:t>
-      </w:r>
-      <w:r>
-        <w:t xml:space="preserve">. </w:t>
+        <w:t>陨石</w:t>
+      </w:r>
+      <w:r>
+        <w:t>，随后屏幕上方落下带有预警红圈的陨石，玩家需用激光在半空中将其烧毁。</w:t>
+      </w:r>
+      <w:r>
+        <w:rPr>
+          <w:rFonts w:hint="eastAsia"/>
+          <w:lang w:eastAsia="zh-CN"/>
+        </w:rPr>
+        <w:t>（</w:t>
       </w:r>
       <w:r>
         <w:rPr>
           <w:rFonts w:hint="eastAsia"/>
           <w:lang w:val="en-US" w:eastAsia="zh-CN"/>
         </w:rPr>
-        <w:t>精英</w:t>
-      </w:r>
-      <w:r>
-        <w:t>怪物</w:t>
-      </w:r>
-    </w:p>
-    <w:p>
-      <w:pPr>
-        <w:pStyle w:val="8"/>
-        <w:keepNext w:val="0"/>
-        <w:keepLines w:val="0"/>
-        <w:widowControl/>
-        <w:suppressLineNumbers w:val="0"/>
-        <w:ind w:left="720"/>
-        <w:rPr>
-          <w:b/>
-          <w:bCs/>
-        </w:rPr>
-      </w:pPr>
-      <w:r>
-        <w:rPr>
-          <w:rFonts w:ascii="宋体" w:hAnsi="宋体" w:eastAsia="宋体" w:cs="宋体"/>
-          <w:b/>
-          <w:bCs/>
-          <w:sz w:val="24"/>
-          <w:szCs w:val="24"/>
-        </w:rPr>
-        <w:t>【精英】核爆行者 (Elite Exploder)：</w:t>
-      </w:r>
-    </w:p>
-    <w:p>
-      <w:pPr>
-        <w:pStyle w:val="8"/>
-        <w:keepNext w:val="0"/>
-        <w:keepLines w:val="0"/>
-        <w:widowControl/>
-        <w:suppressLineNumbers w:val="0"/>
-        <w:ind w:left="1440"/>
-      </w:pPr>
-      <w:r>
-        <w:rPr>
-          <w:i/>
-          <w:iCs/>
-        </w:rPr>
-        <w:t>机制</w:t>
-      </w:r>
-      <w:r>
-        <w:t>：</w:t>
-      </w:r>
-      <w:r>
-        <w:rPr>
-          <w:rFonts w:ascii="宋体" w:hAnsi="宋体" w:eastAsia="宋体" w:cs="宋体"/>
-          <w:sz w:val="24"/>
-          <w:szCs w:val="24"/>
-        </w:rPr>
-        <w:t>体型巨大，移速变慢。但在死后留下的“岩浆斑”范围扩大 3 倍，持续 10 秒。逼迫玩家必须在屏幕最边缘将其击杀，否则大面积封锁射击角度</w:t>
-      </w:r>
-      <w:r>
-        <w:t>。</w:t>
-      </w:r>
-    </w:p>
-    <w:p>
-      <w:pPr>
-        <w:pStyle w:val="8"/>
-        <w:keepNext w:val="0"/>
-        <w:keepLines w:val="0"/>
-        <w:widowControl/>
-        <w:suppressLineNumbers w:val="0"/>
-        <w:ind w:left="720"/>
-        <w:rPr>
-          <w:b/>
-          <w:bCs/>
-        </w:rPr>
-      </w:pPr>
-      <w:r>
-        <w:rPr>
-          <w:rFonts w:ascii="宋体" w:hAnsi="宋体" w:eastAsia="宋体" w:cs="宋体"/>
-          <w:b/>
-          <w:bCs/>
-          <w:sz w:val="24"/>
-          <w:szCs w:val="24"/>
-        </w:rPr>
-        <w:t>【精英】巨型分裂者 (Elite Splitter)</w:t>
-      </w:r>
-      <w:r>
-        <w:rPr>
-          <w:b/>
-          <w:bCs/>
-        </w:rPr>
-        <w:t>：</w:t>
-      </w:r>
-    </w:p>
-    <w:p>
-      <w:pPr>
-        <w:pStyle w:val="8"/>
-        <w:keepNext w:val="0"/>
-        <w:keepLines w:val="0"/>
-        <w:widowControl/>
-        <w:suppressLineNumbers w:val="0"/>
-        <w:ind w:left="1440"/>
-        <w:rPr>
-          <w:rFonts w:hint="eastAsia" w:eastAsiaTheme="minorEastAsia"/>
-          <w:lang w:val="en-US" w:eastAsia="zh-CN"/>
-        </w:rPr>
-      </w:pPr>
-      <w:r>
-        <w:rPr>
-          <w:i/>
-          <w:iCs/>
-        </w:rPr>
-        <w:t>机制</w:t>
-      </w:r>
-      <w:r>
-        <w:t>：</w:t>
-      </w:r>
-      <w:r>
-        <w:rPr>
-          <w:rFonts w:ascii="宋体" w:hAnsi="宋体" w:eastAsia="宋体" w:cs="宋体"/>
-          <w:sz w:val="24"/>
-          <w:szCs w:val="24"/>
-        </w:rPr>
-        <w:t xml:space="preserve">血量极厚，死后不是分裂成 3 个小怪，而是分裂成 </w:t>
-      </w:r>
-      <w:r>
-        <w:rPr>
-          <w:rFonts w:ascii="宋体" w:hAnsi="宋体" w:eastAsia="宋体" w:cs="宋体"/>
-          <w:b/>
-          <w:bCs/>
-          <w:sz w:val="24"/>
-          <w:szCs w:val="24"/>
-        </w:rPr>
-        <w:t>3 个普通大小的分裂怪</w:t>
-      </w:r>
-      <w:r>
-        <w:rPr>
-          <w:rFonts w:ascii="宋体" w:hAnsi="宋体" w:eastAsia="宋体" w:cs="宋体"/>
-          <w:sz w:val="24"/>
-          <w:szCs w:val="24"/>
-        </w:rPr>
-        <w:t>（打死还能继续分裂），制造恐怖的局部怪海</w:t>
-      </w:r>
-      <w:r>
-        <w:t>。</w:t>
-      </w:r>
-    </w:p>
-    <w:p>
-      <w:pPr>
-        <w:pStyle w:val="3"/>
-        <w:keepNext w:val="0"/>
-        <w:keepLines w:val="0"/>
-        <w:widowControl/>
-        <w:suppressLineNumbers w:val="0"/>
-      </w:pPr>
-      <w:r>
-        <w:rPr>
-          <w:rFonts w:hint="eastAsia"/>
-          <w:lang w:val="en-US" w:eastAsia="zh-CN"/>
-        </w:rPr>
-        <w:t>3</w:t>
-      </w:r>
-      <w:r>
-        <w:t>. 章节 Boss：熔岩之核 (Magma Core)</w:t>
-      </w:r>
-    </w:p>
-    <w:p>
-      <w:pPr>
-        <w:pStyle w:val="8"/>
-        <w:keepNext w:val="0"/>
-        <w:keepLines w:val="0"/>
-        <w:widowControl/>
-        <w:suppressLineNumbers w:val="0"/>
-      </w:pPr>
-      <w:r>
-        <w:rPr>
-          <w:i/>
-          <w:iCs/>
-        </w:rPr>
-        <w:t>一颗濒临爆炸的微型恒星，表面附着着冷却的黑色岩石碎片。</w:t>
-      </w:r>
-    </w:p>
-    <w:p>
-      <w:pPr>
-        <w:pStyle w:val="8"/>
-        <w:keepNext w:val="0"/>
-        <w:keepLines w:val="0"/>
-        <w:widowControl/>
-        <w:suppressLineNumbers w:val="0"/>
-        <w:ind w:left="720"/>
-      </w:pPr>
-      <w:r>
-        <w:rPr>
-          <w:b/>
-          <w:bCs/>
-        </w:rPr>
-        <w:t>专属甲壳：[黑曜石外壳]</w:t>
-      </w:r>
-      <w:r>
-        <w:t xml:space="preserve"> 免疫单次低于某阈值的轻击伤害（克制低级散射流），需要高单发伤害击碎。</w:t>
-      </w:r>
-    </w:p>
-    <w:p>
-      <w:pPr>
-        <w:pStyle w:val="8"/>
-        <w:keepNext w:val="0"/>
-        <w:keepLines w:val="0"/>
-        <w:widowControl/>
-        <w:suppressLineNumbers w:val="0"/>
-        <w:ind w:left="720"/>
-      </w:pPr>
-      <w:r>
-        <w:rPr>
-          <w:b/>
-          <w:bCs/>
-        </w:rPr>
-        <w:t>狂暴状态：</w:t>
-      </w:r>
-      <w:r>
-        <w:t xml:space="preserve"> 整体变为刺眼的白黄色（高温态），脚下持续生成大范围的岩浆斑，封锁玩家的射击角度。</w:t>
-      </w:r>
-    </w:p>
-    <w:p>
-      <w:pPr>
-        <w:pStyle w:val="8"/>
-        <w:keepNext w:val="0"/>
-        <w:keepLines w:val="0"/>
-        <w:widowControl/>
-        <w:suppressLineNumbers w:val="0"/>
-        <w:ind w:left="720"/>
-      </w:pPr>
-      <w:r>
-        <w:rPr>
-          <w:b/>
-          <w:bCs/>
-        </w:rPr>
-        <w:t>主动技能：</w:t>
-      </w:r>
-    </w:p>
-    <w:p>
-      <w:pPr>
-        <w:pStyle w:val="8"/>
-        <w:keepNext w:val="0"/>
-        <w:keepLines w:val="0"/>
-        <w:widowControl/>
-        <w:suppressLineNumbers w:val="0"/>
-        <w:ind w:left="1440"/>
-      </w:pPr>
-      <w:r>
-        <w:rPr>
-          <w:b/>
-          <w:bCs/>
-        </w:rPr>
-        <w:t>汲取融合 (Absorption)：</w:t>
-      </w:r>
-      <w:r>
-        <w:t xml:space="preserve"> 替代召唤。召唤一圈自爆怪向自己聚拢。一旦流体融合，Boss 大量回血并永久提升攻击力。玩家必须半路截杀。</w:t>
-      </w:r>
-    </w:p>
-    <w:p>
-      <w:pPr>
-        <w:pStyle w:val="8"/>
-        <w:keepNext w:val="0"/>
-        <w:keepLines w:val="0"/>
-        <w:widowControl/>
-        <w:suppressLineNumbers w:val="0"/>
-        <w:ind w:left="1440"/>
-        <w:rPr>
-          <w:rFonts w:hint="eastAsia" w:eastAsiaTheme="minorEastAsia"/>
-          <w:lang w:eastAsia="zh-CN"/>
-        </w:rPr>
-      </w:pPr>
-      <w:r>
-        <w:rPr>
-          <w:b/>
-          <w:bCs/>
-        </w:rPr>
-        <w:t>陨石喷发 (Meteor Spit)：</w:t>
-      </w:r>
-      <w:r>
-        <w:t xml:space="preserve"> 替代喷吐。向天上喷射火球</w:t>
-      </w:r>
-      <w:r>
-        <w:rPr>
-          <w:rFonts w:hint="eastAsia"/>
-          <w:lang w:val="en-US" w:eastAsia="zh-CN"/>
-        </w:rPr>
-        <w:t>陨石</w:t>
-      </w:r>
-      <w:r>
-        <w:t>，随后屏幕上方落下带有预警红圈的陨石，玩家需用激光在半空中将其烧毁。</w:t>
+        <w:t>陨石预警红圈出现时，必须伴随滴滴滴急促音效，且红圈要有从大缩小的UI动画，给玩家明确的1.5-2秒反应时间把激光甩过去拦截</w:t>
       </w:r>
       <w:r>
         <w:rPr>
           <w:rFonts w:hint="eastAsia"/>
           <w:lang w:eastAsia="zh-CN"/>
         </w:rPr>
-        <w:t>（</w:t>
-      </w:r>
-      <w:r>
-        <w:rPr>
-          <w:rFonts w:hint="eastAsia"/>
-          <w:lang w:val="en-US" w:eastAsia="zh-CN"/>
-        </w:rPr>
-        <w:t>陨石预警红圈出现时，必须伴随滴滴滴急促音效，且红圈要有从大缩小的UI动画，给玩家明确的1.5-2秒反应时间把激光甩过去拦截</w:t>
-      </w:r>
-      <w:r>
-        <w:rPr>
-          <w:rFonts w:hint="eastAsia"/>
-          <w:lang w:eastAsia="zh-CN"/>
-        </w:rPr>
         <w:t>）。</w:t>
       </w:r>
     </w:p>
@@ -7909,7 +8271,7 @@
       </w:pPr>
       <w:r>
         <w:pict>
-          <v:rect id="_x0000_i1027" o:spt="1" style="height:1.5pt;width:432pt;" fillcolor="#A0A0A0" filled="t" stroked="f" coordsize="21600,21600" o:hr="t" o:hrstd="t" o:hralign="center">
+          <v:rect id="_x0000_i1035" o:spt="1" style="height:1.5pt;width:432pt;" fillcolor="#A0A0A0" filled="t" stroked="f" coordsize="21600,21600" o:hr="t" o:hrstd="t" o:hralign="center">
             <v:path/>
             <v:fill on="t" focussize="0,0"/>
             <v:stroke on="f"/>
@@ -9050,14 +9412,14 @@
     <w:lsdException w:unhideWhenUsed="0" w:uiPriority="0" w:semiHidden="0" w:name="HTML Acronym"/>
     <w:lsdException w:unhideWhenUsed="0" w:uiPriority="0" w:semiHidden="0" w:name="HTML Address"/>
     <w:lsdException w:unhideWhenUsed="0" w:uiPriority="0" w:semiHidden="0" w:name="HTML Cite"/>
-    <w:lsdException w:unhideWhenUsed="0" w:uiPriority="0" w:semiHidden="0" w:name="HTML Code"/>
+    <w:lsdException w:qFormat="1" w:unhideWhenUsed="0" w:uiPriority="0" w:semiHidden="0" w:name="HTML Code"/>
     <w:lsdException w:unhideWhenUsed="0" w:uiPriority="0" w:semiHidden="0" w:name="HTML Definition"/>
     <w:lsdException w:unhideWhenUsed="0" w:uiPriority="0" w:semiHidden="0" w:name="HTML Keyboard"/>
     <w:lsdException w:qFormat="1" w:unhideWhenUsed="0" w:uiPriority="0" w:semiHidden="0" w:name="HTML Preformatted"/>
     <w:lsdException w:unhideWhenUsed="0" w:uiPriority="0" w:semiHidden="0" w:name="HTML Sample"/>
     <w:lsdException w:unhideWhenUsed="0" w:uiPriority="0" w:semiHidden="0" w:name="HTML Typewriter"/>
     <w:lsdException w:unhideWhenUsed="0" w:uiPriority="0" w:semiHidden="0" w:name="HTML Variable"/>
-    <w:lsdException w:unhideWhenUsed="0" w:uiPriority="0" w:name="Normal Table"/>
+    <w:lsdException w:qFormat="1" w:unhideWhenUsed="0" w:uiPriority="0" w:name="Normal Table"/>
     <w:lsdException w:unhideWhenUsed="0" w:uiPriority="0" w:semiHidden="0" w:name="annotation subject"/>
     <w:lsdException w:unhideWhenUsed="0" w:uiPriority="0" w:semiHidden="0" w:name="Table Simple 1"/>
     <w:lsdException w:unhideWhenUsed="0" w:uiPriority="0" w:semiHidden="0" w:name="Table Simple 2"/>
@@ -9313,6 +9675,7 @@
   <w:style w:type="table" w:default="1" w:styleId="9">
     <w:name w:val="Normal Table"/>
     <w:semiHidden/>
+    <w:qFormat/>
     <w:uiPriority w:val="0"/>
     <w:tblPr>
       <w:tblCellMar>
@@ -9402,6 +9765,7 @@
   <w:style w:type="character" w:styleId="12">
     <w:name w:val="HTML Code"/>
     <w:basedOn w:val="10"/>
+    <w:qFormat/>
     <w:uiPriority w:val="0"/>
     <w:rPr>
       <w:rFonts w:ascii="Courier New" w:hAnsi="Courier New"/>

--- a/20_项目/02_光与朽项目/01_策划文档/《光与朽》章节怪物与 Boss 美术策划案.docx
+++ b/20_项目/02_光与朽项目/01_策划文档/《光与朽》章节怪物与 Boss 美术策划案.docx
@@ -241,6 +241,37 @@
         <w:keepLines w:val="0"/>
         <w:widowControl/>
         <w:suppressLineNumbers w:val="0"/>
+      </w:pPr>
+      <w:r>
+        <w:rPr>
+          <w:rFonts w:hint="eastAsia"/>
+          <w:lang w:val="en-US" w:eastAsia="zh-CN"/>
+        </w:rPr>
+        <w:t>参考第一章节背景图：</w:t>
+      </w:r>
+      <w:r>
+        <w:rPr>
+          <w:rFonts w:hint="eastAsia"/>
+        </w:rPr>
+        <w:t>2D矢量赛博朋克游戏美术概念图，展示了一系列“岩浆虚空”怪物的精灵图布局。背景：深红色渐变，带有明亮的霓虹橙色透视科技网格，以及漂浮的几何火花粒子。怪物：前景中散布着4到5种不同的胶状流体怪物。它们的身体呈均匀的深红色和亮橙色，并带有强烈的亮白色高光。细节：它们配备了模块化配件，例如几何裂纹黑曜石盔甲、发光的黄色核心和陨石坑状的附属物。它们拥有独特的、分离的大型白色卡通眼睛（有些是恐惧的，有些是愤怒的“&gt;&lt;”形状，还有一个拥有发光岩浆裂缝眼睛的巨型Boss）。风格：扁平矢量艺术，2D游戏精灵图拼贴，卡通渲染，无逼真污渍，干净锐利。</w:t>
+      </w:r>
+    </w:p>
+    <w:p>
+      <w:pPr>
+        <w:pStyle w:val="8"/>
+        <w:keepNext w:val="0"/>
+        <w:keepLines w:val="0"/>
+        <w:widowControl/>
+        <w:suppressLineNumbers w:val="0"/>
+      </w:pPr>
+    </w:p>
+    <w:p>
+      <w:pPr>
+        <w:pStyle w:val="8"/>
+        <w:keepNext w:val="0"/>
+        <w:keepLines w:val="0"/>
+        <w:widowControl/>
+        <w:suppressLineNumbers w:val="0"/>
         <w:ind w:left="720"/>
       </w:pPr>
       <w:r>
@@ -327,6 +358,7 @@
         <w:keepLines w:val="0"/>
         <w:widowControl/>
         <w:numPr>
+          <w:ilvl w:val="0"/>
           <w:numId w:val="0"/>
         </w:numPr>
         <w:suppressLineNumbers w:val="0"/>
@@ -2566,7 +2598,6 @@
             <w:insideH w:val="none" w:color="auto" w:sz="0" w:space="0"/>
             <w:insideV w:val="none" w:color="auto" w:sz="0" w:space="0"/>
           </w:tblBorders>
-          <w:shd w:val="clear" w:color="auto" w:fill="auto"/>
           <w:tblCellMar>
             <w:top w:w="15" w:type="dxa"/>
             <w:left w:w="15" w:type="dxa"/>
@@ -2737,7 +2768,6 @@
             <w:insideH w:val="none" w:color="auto" w:sz="0" w:space="0"/>
             <w:insideV w:val="none" w:color="auto" w:sz="0" w:space="0"/>
           </w:tblBorders>
-          <w:shd w:val="clear" w:color="auto" w:fill="auto"/>
           <w:tblCellMar>
             <w:top w:w="15" w:type="dxa"/>
             <w:left w:w="15" w:type="dxa"/>
@@ -2917,7 +2947,6 @@
             <w:insideH w:val="none" w:color="auto" w:sz="0" w:space="0"/>
             <w:insideV w:val="none" w:color="auto" w:sz="0" w:space="0"/>
           </w:tblBorders>
-          <w:shd w:val="clear" w:color="auto" w:fill="auto"/>
           <w:tblCellMar>
             <w:top w:w="15" w:type="dxa"/>
             <w:left w:w="15" w:type="dxa"/>
@@ -3775,7 +3804,6 @@
             <w:insideH w:val="none" w:color="auto" w:sz="0" w:space="0"/>
             <w:insideV w:val="none" w:color="auto" w:sz="0" w:space="0"/>
           </w:tblBorders>
-          <w:shd w:val="clear" w:color="auto" w:fill="auto"/>
           <w:tblCellMar>
             <w:top w:w="15" w:type="dxa"/>
             <w:left w:w="15" w:type="dxa"/>
@@ -6272,19 +6300,7 @@
           <w:sz w:val="24"/>
           <w:szCs w:val="24"/>
         </w:rPr>
-        <w:t>(一个巨大的</w:t>
-      </w:r>
-      <w:bookmarkStart w:id="0" w:name="_GoBack"/>
-      <w:bookmarkEnd w:id="0"/>
-      <w:r>
-        <w:rPr>
-          <w:rFonts w:hint="eastAsia" w:ascii="宋体" w:hAnsi="宋体" w:eastAsia="宋体" w:cs="宋体"/>
-          <w:i/>
-          <w:iCs/>
-          <w:sz w:val="24"/>
-          <w:szCs w:val="24"/>
-        </w:rPr>
-        <w:t>具有威胁性的BOSS怪物，巨大的黑色球体，表面覆盖着龟裂的黑色岩石外壳，内部透出红色的岩浆裂缝光芒，中间有一只不祥的红色狭缝眼睛（索伦之眼风格），黑暗幻想科幻氛围，危险，2D游戏精灵，白底。)</w:t>
+        <w:t>(一个巨大的具有威胁性的BOSS怪物，巨大的黑色球体，表面覆盖着龟裂的黑色岩石外壳，内部透出红色的岩浆裂缝光芒，中间有一只不祥的红色狭缝眼睛（索伦之眼风格），黑暗幻想科幻氛围，危险，2D游戏精灵，白底。)</w:t>
       </w:r>
     </w:p>
     <w:p>
@@ -6421,6 +6437,70 @@
     </w:p>
     <w:p>
       <w:pPr>
+        <w:pStyle w:val="4"/>
+        <w:keepNext w:val="0"/>
+        <w:keepLines w:val="0"/>
+        <w:widowControl/>
+        <w:suppressLineNumbers w:val="0"/>
+      </w:pPr>
+      <w:r>
+        <w:t>游戏美术资产，一个重型坦克怪物。视角：纯正的2D俯视视角（Top-down view），扁平化风格。 基础形态：一个厚实、敦状的圆角正方形 (Rounded Square) 黑色沥青粘土团。 基础材质：保持参考图（image_5.png）的光滑黑色乙烯基玩具质感 (Glossy black vinyl toy texture)，表面湿润、有强烈的高光反射。身体中间偏下位置， 有一双 憨厚眼睛是 半眯着的（Half-lidded），眼皮耷拉下来，看起来很困、很慢、很迟钝。 废土装甲：在光滑的黑色身体表面，半嵌入式地粘着厚重的废土垃圾装甲。包括：几块带有铆钉的生锈铁板、粗糙的混凝土石块、弯曲的钢筋截面。 风格统一性：关键点——所有的装甲（铁板、石块）都必须是风格化、玩具化的渲染，边缘干净，没有过于写实的脏污噪点，看起来像是塑料或树脂制成的模型配件，浮在光滑的黑油上。 背景：纯白色背景。</w:t>
+      </w:r>
+    </w:p>
+    <w:p/>
+    <w:p>
+      <w:pPr>
+        <w:rPr>
+          <w:rFonts w:hint="eastAsia" w:ascii="宋体" w:hAnsi="宋体" w:eastAsia="宋体" w:cs="宋体"/>
+          <w:b/>
+          <w:bCs/>
+          <w:kern w:val="0"/>
+          <w:sz w:val="27"/>
+          <w:szCs w:val="27"/>
+          <w:lang w:val="en-US" w:eastAsia="zh-CN" w:bidi="ar"/>
+        </w:rPr>
+      </w:pPr>
+    </w:p>
+    <w:p>
+      <w:pPr>
+        <w:rPr>
+          <w:rFonts w:hint="eastAsia" w:ascii="宋体" w:hAnsi="宋体" w:eastAsia="宋体" w:cs="宋体"/>
+          <w:b/>
+          <w:bCs/>
+          <w:kern w:val="0"/>
+          <w:sz w:val="27"/>
+          <w:szCs w:val="27"/>
+          <w:lang w:val="en-US" w:eastAsia="zh-CN" w:bidi="ar"/>
+        </w:rPr>
+      </w:pPr>
+      <w:r>
+        <w:rPr>
+          <w:rFonts w:hint="eastAsia" w:ascii="宋体" w:hAnsi="宋体" w:eastAsia="宋体" w:cs="宋体"/>
+          <w:b/>
+          <w:bCs/>
+          <w:kern w:val="0"/>
+          <w:sz w:val="27"/>
+          <w:szCs w:val="27"/>
+          <w:lang w:val="en-US" w:eastAsia="zh-CN" w:bidi="ar"/>
+        </w:rPr>
+        <w:t>第二次修改：让这个废土装甲更多一些，看起来像是由(铁板、混凝土、钢筋) 组成的不规则装甲</w:t>
+      </w:r>
+    </w:p>
+    <w:p>
+      <w:pPr>
+        <w:rPr>
+          <w:rFonts w:hint="default" w:ascii="宋体" w:hAnsi="宋体" w:eastAsia="宋体" w:cs="宋体"/>
+          <w:b/>
+          <w:bCs/>
+          <w:kern w:val="0"/>
+          <w:sz w:val="27"/>
+          <w:szCs w:val="27"/>
+          <w:lang w:val="en-US" w:eastAsia="zh-CN" w:bidi="ar"/>
+        </w:rPr>
+      </w:pPr>
+    </w:p>
+    <w:p>
+      <w:pPr>
         <w:pStyle w:val="8"/>
         <w:keepNext w:val="0"/>
         <w:keepLines w:val="0"/>
@@ -6429,20 +6509,6 @@
         <w:spacing w:before="96" w:beforeAutospacing="0" w:after="96" w:afterAutospacing="0"/>
         <w:ind w:right="0"/>
         <w:jc w:val="left"/>
-        <w:rPr>
-          <w:rFonts w:hint="default" w:ascii="sans-serif" w:hAnsi="sans-serif" w:eastAsia="sans-serif" w:cs="sans-serif"/>
-          <w:i w:val="0"/>
-          <w:iCs w:val="0"/>
-          <w:caps w:val="0"/>
-          <w:color w:val="363636"/>
-          <w:spacing w:val="0"/>
-          <w:sz w:val="16"/>
-          <w:szCs w:val="16"/>
-          <w:shd w:val="clear" w:fill="F7F7F7"/>
-          <w:lang w:val="en-US" w:eastAsia="zh-CN"/>
-        </w:rPr>
-      </w:pPr>
-      <w:r>
         <w:rPr>
           <w:rFonts w:ascii="sans-serif" w:hAnsi="sans-serif" w:eastAsia="sans-serif" w:cs="sans-serif"/>
           <w:i w:val="0"/>
@@ -6454,43 +6520,115 @@
           <w:szCs w:val="16"/>
           <w:shd w:val="clear" w:fill="F7F7F7"/>
         </w:rPr>
-        <w:t>游戏美术资产，一个重型坦克怪物。视角：纯正的2D俯视视角（Top-down view），扁平化风格。 基础形态：一个厚实、敦状的圆角正方形 (Rounded Square) 黑色沥青粘土团。 基础材质：保持参考图（image_5.png）的光滑黑色乙烯基玩具质感 (Glossy black vinyl toy texture)，表面湿润、有强烈的高光反射。身体中间偏下位置， 有一双 憨厚眼睛是 半眯着的（Half-lidded），眼皮耷拉下来，看起来很困、很慢、很迟钝。 废土装甲：在光滑的黑色身体表面，半嵌入式地粘着厚重的废土垃圾装甲。包括：几块带有铆钉的生锈铁板、粗糙的混凝土石块、弯曲的钢筋截面。 风格统一性：关键点——所有的装甲（铁板、石块）都必须是风格化、玩具化的渲染，边缘干净，没有过于写实的脏污噪点，看起来像是塑料或树脂制成的模型配件，浮在光滑的黑油上。 背景：纯白色背景。</w:t>
-      </w:r>
-    </w:p>
-    <w:p>
-      <w:pPr>
-        <w:pStyle w:val="8"/>
-        <w:keepNext w:val="0"/>
-        <w:keepLines w:val="0"/>
-        <w:widowControl/>
-        <w:suppressLineNumbers w:val="0"/>
-        <w:spacing w:before="96" w:beforeAutospacing="0" w:after="96" w:afterAutospacing="0"/>
-        <w:ind w:right="0"/>
-        <w:jc w:val="left"/>
-        <w:rPr>
-          <w:rFonts w:hint="default" w:ascii="sans-serif" w:hAnsi="sans-serif" w:eastAsia="sans-serif" w:cs="sans-serif"/>
-          <w:i w:val="0"/>
-          <w:iCs w:val="0"/>
-          <w:caps w:val="0"/>
-          <w:color w:val="363636"/>
-          <w:spacing w:val="0"/>
-          <w:sz w:val="16"/>
-          <w:szCs w:val="16"/>
-          <w:shd w:val="clear" w:fill="F7F7F7"/>
-          <w:lang w:val="en-US" w:eastAsia="zh-CN"/>
-        </w:rPr>
-      </w:pPr>
-    </w:p>
-    <w:p>
-      <w:pPr>
-        <w:pStyle w:val="8"/>
-        <w:keepNext w:val="0"/>
-        <w:keepLines w:val="0"/>
-        <w:widowControl/>
-        <w:suppressLineNumbers w:val="0"/>
-        <w:spacing w:before="96" w:beforeAutospacing="0" w:after="96" w:afterAutospacing="0"/>
-        <w:ind w:right="0"/>
-        <w:jc w:val="left"/>
+      </w:pPr>
+    </w:p>
+    <w:p>
+      <w:pPr>
+        <w:rPr>
+          <w:rFonts w:hint="default" w:ascii="宋体" w:hAnsi="宋体" w:eastAsia="宋体" w:cs="宋体"/>
+          <w:b/>
+          <w:bCs/>
+          <w:kern w:val="0"/>
+          <w:sz w:val="27"/>
+          <w:szCs w:val="27"/>
+          <w:lang w:val="en-US" w:eastAsia="zh-CN" w:bidi="ar"/>
+        </w:rPr>
+      </w:pPr>
+      <w:r>
+        <w:rPr>
+          <w:rFonts w:hint="eastAsia" w:ascii="宋体" w:hAnsi="宋体" w:eastAsia="宋体" w:cs="宋体"/>
+          <w:b/>
+          <w:bCs/>
+          <w:kern w:val="0"/>
+          <w:sz w:val="27"/>
+          <w:szCs w:val="27"/>
+          <w:lang w:val="en-US" w:eastAsia="zh-CN" w:bidi="ar"/>
+        </w:rPr>
+        <w:t>（参考图）</w:t>
+      </w:r>
+      <w:r>
+        <w:rPr>
+          <w:rFonts w:hint="default" w:ascii="宋体" w:hAnsi="宋体" w:eastAsia="宋体" w:cs="宋体"/>
+          <w:b/>
+          <w:bCs/>
+          <w:kern w:val="0"/>
+          <w:sz w:val="27"/>
+          <w:szCs w:val="27"/>
+          <w:lang w:val="en-US" w:eastAsia="zh-CN" w:bidi="ar"/>
+        </w:rPr>
+        <w:t>合成波游戏素材，怪物精灵。一个黑色的流体生物，外形呈锋利的流线型菱形。两侧附着着霓虹青色的发光滑翔鳍。它有着令人眼花缭乱的螺旋状眼睛（@_@）。看起来轻盈而富有弹性。</w:t>
+      </w:r>
+    </w:p>
+    <w:p>
+      <w:pPr>
+        <w:rPr>
+          <w:rFonts w:hint="default" w:ascii="宋体" w:hAnsi="宋体" w:eastAsia="宋体" w:cs="宋体"/>
+          <w:b/>
+          <w:bCs/>
+          <w:kern w:val="0"/>
+          <w:sz w:val="27"/>
+          <w:szCs w:val="27"/>
+          <w:lang w:val="en-US" w:eastAsia="zh-CN" w:bidi="ar"/>
+        </w:rPr>
+      </w:pPr>
+    </w:p>
+    <w:p>
+      <w:pPr>
+        <w:rPr>
+          <w:rFonts w:hint="default" w:ascii="宋体" w:hAnsi="宋体" w:eastAsia="宋体" w:cs="宋体"/>
+          <w:b/>
+          <w:bCs/>
+          <w:kern w:val="0"/>
+          <w:sz w:val="27"/>
+          <w:szCs w:val="27"/>
+          <w:lang w:val="en-US" w:eastAsia="zh-CN" w:bidi="ar"/>
+        </w:rPr>
+      </w:pPr>
+    </w:p>
+    <w:p>
+      <w:pPr>
+        <w:rPr>
+          <w:rFonts w:hint="default" w:ascii="宋体" w:hAnsi="宋体" w:eastAsia="宋体" w:cs="宋体"/>
+          <w:b/>
+          <w:bCs/>
+          <w:kern w:val="0"/>
+          <w:sz w:val="84"/>
+          <w:szCs w:val="84"/>
+          <w:highlight w:val="red"/>
+          <w:lang w:val="en-US" w:eastAsia="zh-CN" w:bidi="ar"/>
+        </w:rPr>
+      </w:pPr>
+      <w:r>
+        <w:rPr>
+          <w:rFonts w:hint="eastAsia" w:ascii="宋体" w:hAnsi="宋体" w:eastAsia="宋体" w:cs="宋体"/>
+          <w:b/>
+          <w:bCs/>
+          <w:kern w:val="0"/>
+          <w:sz w:val="84"/>
+          <w:szCs w:val="84"/>
+          <w:highlight w:val="red"/>
+          <w:lang w:val="en-US" w:eastAsia="zh-CN" w:bidi="ar"/>
+        </w:rPr>
+        <w:t>眼睛</w:t>
+      </w:r>
+    </w:p>
+    <w:p>
+      <w:pPr>
+        <w:pStyle w:val="8"/>
+        <w:keepNext w:val="0"/>
+        <w:keepLines w:val="0"/>
+        <w:widowControl/>
+        <w:suppressLineNumbers w:val="0"/>
+        <w:ind w:right="720"/>
+        <w:rPr>
+          <w:rFonts w:hint="eastAsia" w:ascii="宋体" w:hAnsi="宋体" w:eastAsia="宋体" w:cs="宋体"/>
+          <w:i/>
+          <w:iCs/>
+          <w:sz w:val="24"/>
+          <w:szCs w:val="24"/>
+        </w:rPr>
+      </w:pPr>
+      <w:r>
         <w:rPr>
           <w:rFonts w:ascii="sans-serif" w:hAnsi="sans-serif" w:eastAsia="sans-serif" w:cs="sans-serif"/>
           <w:i w:val="0"/>
@@ -6502,160 +6640,8 @@
           <w:szCs w:val="16"/>
           <w:shd w:val="clear" w:fill="F7F7F7"/>
         </w:rPr>
-      </w:pPr>
-      <w:r>
-        <w:rPr>
-          <w:rFonts w:hint="eastAsia" w:ascii="sans-serif" w:hAnsi="sans-serif" w:eastAsia="宋体" w:cs="sans-serif"/>
-          <w:i w:val="0"/>
-          <w:iCs w:val="0"/>
-          <w:caps w:val="0"/>
-          <w:color w:val="363636"/>
-          <w:spacing w:val="0"/>
-          <w:sz w:val="16"/>
-          <w:szCs w:val="16"/>
-          <w:shd w:val="clear" w:fill="F7F7F7"/>
-          <w:lang w:eastAsia="zh-CN"/>
-        </w:rPr>
-        <w:t>（</w:t>
-      </w:r>
-      <w:r>
-        <w:rPr>
-          <w:rFonts w:hint="eastAsia" w:ascii="sans-serif" w:hAnsi="sans-serif" w:eastAsia="宋体" w:cs="sans-serif"/>
-          <w:i w:val="0"/>
-          <w:iCs w:val="0"/>
-          <w:caps w:val="0"/>
-          <w:color w:val="363636"/>
-          <w:spacing w:val="0"/>
-          <w:sz w:val="16"/>
-          <w:szCs w:val="16"/>
-          <w:shd w:val="clear" w:fill="F7F7F7"/>
-          <w:lang w:val="en-US" w:eastAsia="zh-CN"/>
-        </w:rPr>
-        <w:t>参考图</w:t>
-      </w:r>
-      <w:r>
-        <w:rPr>
-          <w:rFonts w:hint="eastAsia" w:ascii="sans-serif" w:hAnsi="sans-serif" w:eastAsia="宋体" w:cs="sans-serif"/>
-          <w:i w:val="0"/>
-          <w:iCs w:val="0"/>
-          <w:caps w:val="0"/>
-          <w:color w:val="363636"/>
-          <w:spacing w:val="0"/>
-          <w:sz w:val="16"/>
-          <w:szCs w:val="16"/>
-          <w:shd w:val="clear" w:fill="F7F7F7"/>
-          <w:lang w:eastAsia="zh-CN"/>
-        </w:rPr>
-        <w:t>）</w:t>
-      </w:r>
-      <w:r>
-        <w:rPr>
-          <w:rFonts w:ascii="sans-serif" w:hAnsi="sans-serif" w:eastAsia="sans-serif" w:cs="sans-serif"/>
-          <w:i w:val="0"/>
-          <w:iCs w:val="0"/>
-          <w:caps w:val="0"/>
-          <w:color w:val="363636"/>
-          <w:spacing w:val="0"/>
-          <w:sz w:val="16"/>
-          <w:szCs w:val="16"/>
-          <w:shd w:val="clear" w:fill="F7F7F7"/>
-        </w:rPr>
-        <w:t>Synthwave game asset, monster sprite. A black fluid creature in a sharp aerodynamic diamond shape. Attached with neon cyan glowing glider fins on sides. It has dizzy spiral eyes (@_@). Looks lightweight and bouncy.</w:t>
-      </w:r>
-    </w:p>
-    <w:p>
-      <w:pPr>
-        <w:pStyle w:val="8"/>
-        <w:keepNext w:val="0"/>
-        <w:keepLines w:val="0"/>
-        <w:widowControl/>
-        <w:suppressLineNumbers w:val="0"/>
-        <w:spacing w:before="96" w:beforeAutospacing="0" w:after="96" w:afterAutospacing="0"/>
-        <w:ind w:right="0"/>
-        <w:jc w:val="left"/>
-        <w:rPr>
-          <w:rFonts w:ascii="sans-serif" w:hAnsi="sans-serif" w:eastAsia="sans-serif" w:cs="sans-serif"/>
-          <w:i w:val="0"/>
-          <w:iCs w:val="0"/>
-          <w:caps w:val="0"/>
-          <w:color w:val="363636"/>
-          <w:spacing w:val="0"/>
-          <w:sz w:val="16"/>
-          <w:szCs w:val="16"/>
-          <w:shd w:val="clear" w:fill="F7F7F7"/>
-        </w:rPr>
-      </w:pPr>
-    </w:p>
-    <w:p>
-      <w:pPr>
-        <w:pStyle w:val="8"/>
-        <w:keepNext w:val="0"/>
-        <w:keepLines w:val="0"/>
-        <w:widowControl/>
-        <w:suppressLineNumbers w:val="0"/>
-        <w:spacing w:before="96" w:beforeAutospacing="0" w:after="96" w:afterAutospacing="0"/>
-        <w:ind w:right="0"/>
-        <w:jc w:val="left"/>
-        <w:rPr>
-          <w:rFonts w:hint="default" w:ascii="sans-serif" w:hAnsi="sans-serif" w:eastAsia="sans-serif" w:cs="sans-serif"/>
-          <w:i w:val="0"/>
-          <w:iCs w:val="0"/>
-          <w:caps w:val="0"/>
-          <w:color w:val="363636"/>
-          <w:spacing w:val="0"/>
-          <w:sz w:val="16"/>
-          <w:szCs w:val="16"/>
-          <w:shd w:val="clear" w:fill="F7F7F7"/>
-          <w:lang w:val="en-US" w:eastAsia="zh-CN"/>
-        </w:rPr>
-      </w:pPr>
-      <w:r>
-        <w:rPr>
-          <w:rFonts w:hint="eastAsia" w:ascii="sans-serif" w:hAnsi="sans-serif" w:eastAsia="sans-serif" w:cs="sans-serif"/>
-          <w:i w:val="0"/>
-          <w:iCs w:val="0"/>
-          <w:caps w:val="0"/>
-          <w:color w:val="363636"/>
-          <w:spacing w:val="0"/>
-          <w:sz w:val="16"/>
-          <w:szCs w:val="16"/>
-          <w:shd w:val="clear" w:fill="F7F7F7"/>
-          <w:lang w:val="en-US" w:eastAsia="zh-CN"/>
-        </w:rPr>
-        <w:t>（参考图）</w:t>
-      </w:r>
-      <w:r>
-        <w:rPr>
-          <w:rFonts w:hint="default" w:ascii="sans-serif" w:hAnsi="sans-serif" w:eastAsia="sans-serif" w:cs="sans-serif"/>
-          <w:i w:val="0"/>
-          <w:iCs w:val="0"/>
-          <w:caps w:val="0"/>
-          <w:color w:val="363636"/>
-          <w:spacing w:val="0"/>
-          <w:sz w:val="16"/>
-          <w:szCs w:val="16"/>
-          <w:shd w:val="clear" w:fill="F7F7F7"/>
-          <w:lang w:val="en-US" w:eastAsia="zh-CN"/>
-        </w:rPr>
-        <w:t>合成波游戏素材，怪物精灵。一个黑色的流体生物，外形呈锋利的流线型菱形。两侧附着着霓虹青色的发光滑翔鳍。它有着令人眼花缭乱的螺旋状眼睛（@_@）。看起来轻盈而富有弹性。</w:t>
-      </w:r>
-    </w:p>
-    <w:p>
-      <w:pPr>
-        <w:pStyle w:val="8"/>
-        <w:keepNext w:val="0"/>
-        <w:keepLines w:val="0"/>
-        <w:widowControl/>
-        <w:suppressLineNumbers w:val="0"/>
-        <w:ind w:right="720"/>
-        <w:rPr>
-          <w:rFonts w:hint="eastAsia" w:ascii="宋体" w:hAnsi="宋体" w:eastAsia="宋体" w:cs="宋体"/>
-          <w:i/>
-          <w:iCs/>
-          <w:sz w:val="24"/>
-          <w:szCs w:val="24"/>
-        </w:rPr>
-      </w:pPr>
+        <w:t>参考这个眼睛风格，生成眩晕蚊香眼</w:t>
+      </w:r>
     </w:p>
     <w:p>
       <w:pPr>
@@ -8350,7 +8336,23 @@
           <w:b/>
           <w:bCs/>
         </w:rPr>
-        <w:t>冰甲巨兽 (Frost Tank)</w:t>
+        <w:t>冰甲</w:t>
+      </w:r>
+      <w:r>
+        <w:rPr>
+          <w:rFonts w:hint="eastAsia"/>
+          <w:b/>
+          <w:bCs/>
+          <w:lang w:val="en-US" w:eastAsia="zh-CN"/>
+        </w:rPr>
+        <w:t>卫士</w:t>
+      </w:r>
+      <w:r>
+        <w:rPr>
+          <w:b/>
+          <w:bCs/>
+        </w:rPr>
+        <w:t xml:space="preserve"> (Frost Tank)</w:t>
       </w:r>
       <w:r>
         <w:t>：</w:t>
@@ -8385,6 +8387,8 @@
       <w:r>
         <w:t xml:space="preserve"> 冰甲击碎后（粒子爆裂），本体移速变快且恢复受力状态。</w:t>
       </w:r>
+      <w:bookmarkStart w:id="0" w:name="_GoBack"/>
+      <w:bookmarkEnd w:id="0"/>
     </w:p>
     <w:p>
       <w:pPr>
@@ -8448,12 +8452,27 @@
     </w:p>
     <w:p>
       <w:pPr>
-        <w:pStyle w:val="8"/>
-        <w:keepNext w:val="0"/>
-        <w:keepLines w:val="0"/>
-        <w:widowControl/>
-        <w:suppressLineNumbers w:val="0"/>
-        <w:ind w:left="1440"/>
+        <w:keepNext w:val="0"/>
+        <w:keepLines w:val="0"/>
+        <w:widowControl/>
+        <w:numPr>
+          <w:numId w:val="0"/>
+        </w:numPr>
+        <w:suppressLineNumbers w:val="0"/>
+        <w:pBdr>
+          <w:top w:val="none" w:color="auto" w:sz="0" w:space="0"/>
+          <w:left w:val="none" w:color="auto" w:sz="0" w:space="0"/>
+          <w:bottom w:val="none" w:color="auto" w:sz="0" w:space="0"/>
+          <w:right w:val="none" w:color="auto" w:sz="0" w:space="0"/>
+        </w:pBdr>
+        <w:spacing w:before="0" w:beforeAutospacing="0" w:after="48" w:afterAutospacing="0"/>
+        <w:ind w:right="0" w:rightChars="0"/>
+        <w:jc w:val="left"/>
+        <w:textAlignment w:val="baseline"/>
+        <w:rPr>
+          <w:sz w:val="19"/>
+          <w:szCs w:val="19"/>
+        </w:rPr>
       </w:pPr>
       <w:r>
         <w:rPr>
@@ -8463,8 +8482,80 @@
         <w:t>机制</w:t>
       </w:r>
       <w:r>
-        <w:t>：在远处引导施法（头顶变色）。引导完毕后发射直线冰冻射线，若击中光棱塔，将导致塔被冻结 2 秒（无法旋转和开火）。受到一定伤害即可打断施法。</w:t>
-      </w:r>
+        <w:t>：</w:t>
+      </w:r>
+      <w:r>
+        <w:rPr>
+          <w:rStyle w:val="11"/>
+          <w:rFonts w:hint="eastAsia" w:ascii="微软雅黑" w:hAnsi="微软雅黑" w:eastAsia="微软雅黑" w:cs="微软雅黑"/>
+          <w:b/>
+          <w:bCs/>
+          <w:i w:val="0"/>
+          <w:iCs w:val="0"/>
+          <w:caps w:val="0"/>
+          <w:spacing w:val="0"/>
+          <w:sz w:val="19"/>
+          <w:szCs w:val="19"/>
+          <w:bdr w:val="none" w:color="auto" w:sz="0" w:space="0"/>
+          <w:vertAlign w:val="baseline"/>
+        </w:rPr>
+        <w:t>区域封锁流（推荐）</w:t>
+      </w:r>
+      <w:r>
+        <w:rPr>
+          <w:rFonts w:hint="eastAsia" w:ascii="微软雅黑" w:hAnsi="微软雅黑" w:eastAsia="微软雅黑" w:cs="微软雅黑"/>
+          <w:i w:val="0"/>
+          <w:iCs w:val="0"/>
+          <w:caps w:val="0"/>
+          <w:spacing w:val="0"/>
+          <w:sz w:val="19"/>
+          <w:szCs w:val="19"/>
+          <w:bdr w:val="none" w:color="auto" w:sz="0" w:space="0"/>
+          <w:vertAlign w:val="baseline"/>
+        </w:rPr>
+        <w:t>：施法完毕后，它不是射向塔身，而是向光棱塔前方喷射一道</w:t>
+      </w:r>
+      <w:r>
+        <w:rPr>
+          <w:rStyle w:val="11"/>
+          <w:rFonts w:hint="eastAsia" w:ascii="微软雅黑" w:hAnsi="微软雅黑" w:eastAsia="微软雅黑" w:cs="微软雅黑"/>
+          <w:b/>
+          <w:bCs/>
+          <w:i w:val="0"/>
+          <w:iCs w:val="0"/>
+          <w:caps w:val="0"/>
+          <w:spacing w:val="0"/>
+          <w:sz w:val="19"/>
+          <w:szCs w:val="19"/>
+          <w:bdr w:val="none" w:color="auto" w:sz="0" w:space="0"/>
+          <w:vertAlign w:val="baseline"/>
+        </w:rPr>
+        <w:t>“扇形/直线的冰封领域（地面结冰）”</w:t>
+      </w:r>
+      <w:r>
+        <w:rPr>
+          <w:rFonts w:hint="eastAsia" w:ascii="微软雅黑" w:hAnsi="微软雅黑" w:eastAsia="微软雅黑" w:cs="微软雅黑"/>
+          <w:i w:val="0"/>
+          <w:iCs w:val="0"/>
+          <w:caps w:val="0"/>
+          <w:spacing w:val="0"/>
+          <w:sz w:val="19"/>
+          <w:szCs w:val="19"/>
+          <w:bdr w:val="none" w:color="auto" w:sz="0" w:space="0"/>
+          <w:vertAlign w:val="baseline"/>
+        </w:rPr>
+        <w:t>。光棱塔发出的激光穿过这片冰封领域时，伤害降低，或者激光会被冰层折射导致散射（无法聚焦）。</w:t>
+      </w:r>
+    </w:p>
+    <w:p>
+      <w:pPr>
+        <w:pStyle w:val="8"/>
+        <w:keepNext w:val="0"/>
+        <w:keepLines w:val="0"/>
+        <w:widowControl/>
+        <w:suppressLineNumbers w:val="0"/>
+        <w:ind w:left="1440"/>
+      </w:pPr>
     </w:p>
     <w:p>
       <w:pPr>

--- a/20_项目/02_光与朽项目/01_策划文档/《光与朽》章节怪物与 Boss 美术策划案.docx
+++ b/20_项目/02_光与朽项目/01_策划文档/《光与朽》章节怪物与 Boss 美术策划案.docx
@@ -2598,6 +2598,7 @@
             <w:insideH w:val="none" w:color="auto" w:sz="0" w:space="0"/>
             <w:insideV w:val="none" w:color="auto" w:sz="0" w:space="0"/>
           </w:tblBorders>
+          <w:shd w:val="clear" w:color="auto" w:fill="auto"/>
           <w:tblCellMar>
             <w:top w:w="15" w:type="dxa"/>
             <w:left w:w="15" w:type="dxa"/>
@@ -2768,6 +2769,7 @@
             <w:insideH w:val="none" w:color="auto" w:sz="0" w:space="0"/>
             <w:insideV w:val="none" w:color="auto" w:sz="0" w:space="0"/>
           </w:tblBorders>
+          <w:shd w:val="clear" w:color="auto" w:fill="auto"/>
           <w:tblCellMar>
             <w:top w:w="15" w:type="dxa"/>
             <w:left w:w="15" w:type="dxa"/>
@@ -2947,6 +2949,7 @@
             <w:insideH w:val="none" w:color="auto" w:sz="0" w:space="0"/>
             <w:insideV w:val="none" w:color="auto" w:sz="0" w:space="0"/>
           </w:tblBorders>
+          <w:shd w:val="clear" w:color="auto" w:fill="auto"/>
           <w:tblCellMar>
             <w:top w:w="15" w:type="dxa"/>
             <w:left w:w="15" w:type="dxa"/>
@@ -3804,6 +3807,7 @@
             <w:insideH w:val="none" w:color="auto" w:sz="0" w:space="0"/>
             <w:insideV w:val="none" w:color="auto" w:sz="0" w:space="0"/>
           </w:tblBorders>
+          <w:shd w:val="clear" w:color="auto" w:fill="auto"/>
           <w:tblCellMar>
             <w:top w:w="15" w:type="dxa"/>
             <w:left w:w="15" w:type="dxa"/>
@@ -5360,7 +5364,6 @@
             <w:insideH w:val="none" w:color="auto" w:sz="0" w:space="0"/>
             <w:insideV w:val="none" w:color="auto" w:sz="0" w:space="0"/>
           </w:tblBorders>
-          <w:shd w:val="clear" w:color="auto" w:fill="auto"/>
           <w:tblCellMar>
             <w:top w:w="15" w:type="dxa"/>
             <w:left w:w="15" w:type="dxa"/>
@@ -5539,7 +5542,6 @@
             <w:insideH w:val="none" w:color="auto" w:sz="0" w:space="0"/>
             <w:insideV w:val="none" w:color="auto" w:sz="0" w:space="0"/>
           </w:tblBorders>
-          <w:shd w:val="clear" w:color="auto" w:fill="auto"/>
           <w:tblCellMar>
             <w:top w:w="15" w:type="dxa"/>
             <w:left w:w="15" w:type="dxa"/>
@@ -5953,80 +5955,6 @@
         <w:widowControl/>
         <w:suppressLineNumbers w:val="0"/>
         <w:ind w:left="720" w:right="720"/>
-      </w:pPr>
-      <w:r>
-        <w:rPr>
-          <w:rFonts w:hint="eastAsia" w:ascii="宋体" w:hAnsi="宋体" w:eastAsia="宋体" w:cs="宋体"/>
-          <w:b/>
-          <w:bCs/>
-          <w:sz w:val="24"/>
-          <w:szCs w:val="24"/>
-        </w:rPr>
-        <w:t>Prompt:</w:t>
-      </w:r>
-      <w:r>
-        <w:rPr>
-          <w:rFonts w:hint="eastAsia" w:ascii="宋体" w:hAnsi="宋体" w:eastAsia="宋体" w:cs="宋体"/>
-          <w:sz w:val="24"/>
-          <w:szCs w:val="24"/>
-        </w:rPr>
-        <w:t xml:space="preserve"> A large bulky black oil monster, </w:t>
-      </w:r>
-      <w:r>
-        <w:rPr>
-          <w:rFonts w:hint="eastAsia" w:ascii="宋体" w:hAnsi="宋体" w:eastAsia="宋体" w:cs="宋体"/>
-          <w:b/>
-          <w:bCs/>
-          <w:sz w:val="24"/>
-          <w:szCs w:val="24"/>
-        </w:rPr>
-        <w:t>irregular liquid shape</w:t>
-      </w:r>
-      <w:r>
-        <w:rPr>
-          <w:rFonts w:hint="eastAsia" w:ascii="宋体" w:hAnsi="宋体" w:eastAsia="宋体" w:cs="宋体"/>
-          <w:sz w:val="24"/>
-          <w:szCs w:val="24"/>
-        </w:rPr>
-        <w:t xml:space="preserve">, </w:t>
-      </w:r>
-      <w:r>
-        <w:rPr>
-          <w:rFonts w:hint="eastAsia" w:ascii="宋体" w:hAnsi="宋体" w:eastAsia="宋体" w:cs="宋体"/>
-          <w:b/>
-          <w:bCs/>
-          <w:sz w:val="24"/>
-          <w:szCs w:val="24"/>
-        </w:rPr>
-        <w:t>covered with rusty metal scrap plates and grey rocks</w:t>
-      </w:r>
-      <w:r>
-        <w:rPr>
-          <w:rFonts w:hint="eastAsia" w:ascii="宋体" w:hAnsi="宋体" w:eastAsia="宋体" w:cs="宋体"/>
-          <w:sz w:val="24"/>
-          <w:szCs w:val="24"/>
-        </w:rPr>
-        <w:t xml:space="preserve">, </w:t>
-      </w:r>
-      <w:r>
-        <w:rPr>
-          <w:rFonts w:hint="eastAsia" w:ascii="宋体" w:hAnsi="宋体" w:eastAsia="宋体" w:cs="宋体"/>
-          <w:b/>
-          <w:bCs/>
-          <w:sz w:val="24"/>
-          <w:szCs w:val="24"/>
-        </w:rPr>
-        <w:t>lazy half-closed cartoon eyes</w:t>
-      </w:r>
-      <w:r>
-        <w:rPr>
-          <w:rFonts w:hint="eastAsia" w:ascii="宋体" w:hAnsi="宋体" w:eastAsia="宋体" w:cs="宋体"/>
-          <w:sz w:val="24"/>
-          <w:szCs w:val="24"/>
-        </w:rPr>
-        <w:t xml:space="preserve">, looking sleepy and heavy, thick armor, 2D game sprite, flat vector art, white background. </w:t>
-      </w:r>
-      <w:r>
         <w:rPr>
           <w:rFonts w:hint="eastAsia" w:ascii="宋体" w:hAnsi="宋体" w:eastAsia="宋体" w:cs="宋体"/>
           <w:i/>
@@ -6034,8 +5962,106 @@
           <w:sz w:val="24"/>
           <w:szCs w:val="24"/>
         </w:rPr>
+      </w:pPr>
+      <w:r>
+        <w:rPr>
+          <w:rFonts w:hint="eastAsia" w:ascii="宋体" w:hAnsi="宋体" w:eastAsia="宋体" w:cs="宋体"/>
+          <w:b/>
+          <w:bCs/>
+          <w:sz w:val="24"/>
+          <w:szCs w:val="24"/>
+        </w:rPr>
+        <w:t>Prompt:</w:t>
+      </w:r>
+      <w:r>
+        <w:rPr>
+          <w:rFonts w:hint="eastAsia" w:ascii="宋体" w:hAnsi="宋体" w:eastAsia="宋体" w:cs="宋体"/>
+          <w:sz w:val="24"/>
+          <w:szCs w:val="24"/>
+        </w:rPr>
+        <w:t xml:space="preserve"> A large bulky black oil monster, </w:t>
+      </w:r>
+      <w:r>
+        <w:rPr>
+          <w:rFonts w:hint="eastAsia" w:ascii="宋体" w:hAnsi="宋体" w:eastAsia="宋体" w:cs="宋体"/>
+          <w:b/>
+          <w:bCs/>
+          <w:sz w:val="24"/>
+          <w:szCs w:val="24"/>
+        </w:rPr>
+        <w:t>irregular liquid shape</w:t>
+      </w:r>
+      <w:r>
+        <w:rPr>
+          <w:rFonts w:hint="eastAsia" w:ascii="宋体" w:hAnsi="宋体" w:eastAsia="宋体" w:cs="宋体"/>
+          <w:sz w:val="24"/>
+          <w:szCs w:val="24"/>
+        </w:rPr>
+        <w:t xml:space="preserve">, </w:t>
+      </w:r>
+      <w:r>
+        <w:rPr>
+          <w:rFonts w:hint="eastAsia" w:ascii="宋体" w:hAnsi="宋体" w:eastAsia="宋体" w:cs="宋体"/>
+          <w:b/>
+          <w:bCs/>
+          <w:sz w:val="24"/>
+          <w:szCs w:val="24"/>
+        </w:rPr>
+        <w:t>covered with rusty metal scrap plates and grey rocks</w:t>
+      </w:r>
+      <w:r>
+        <w:rPr>
+          <w:rFonts w:hint="eastAsia" w:ascii="宋体" w:hAnsi="宋体" w:eastAsia="宋体" w:cs="宋体"/>
+          <w:sz w:val="24"/>
+          <w:szCs w:val="24"/>
+        </w:rPr>
+        <w:t xml:space="preserve">, </w:t>
+      </w:r>
+      <w:r>
+        <w:rPr>
+          <w:rFonts w:hint="eastAsia" w:ascii="宋体" w:hAnsi="宋体" w:eastAsia="宋体" w:cs="宋体"/>
+          <w:b/>
+          <w:bCs/>
+          <w:sz w:val="24"/>
+          <w:szCs w:val="24"/>
+        </w:rPr>
+        <w:t>lazy half-closed cartoon eyes</w:t>
+      </w:r>
+      <w:r>
+        <w:rPr>
+          <w:rFonts w:hint="eastAsia" w:ascii="宋体" w:hAnsi="宋体" w:eastAsia="宋体" w:cs="宋体"/>
+          <w:sz w:val="24"/>
+          <w:szCs w:val="24"/>
+        </w:rPr>
+        <w:t xml:space="preserve">, looking sleepy and heavy, thick armor, 2D game sprite, flat vector art, white background. </w:t>
+      </w:r>
+      <w:r>
+        <w:rPr>
+          <w:rFonts w:hint="eastAsia" w:ascii="宋体" w:hAnsi="宋体" w:eastAsia="宋体" w:cs="宋体"/>
+          <w:i/>
+          <w:iCs/>
+          <w:sz w:val="24"/>
+          <w:szCs w:val="24"/>
+        </w:rPr>
         <w:t>(一个巨大的黑色油状怪物，不规则液体形状，覆盖着生锈的金属废料板和灰色石块，半眯着的慵懒卡通眼，看起来困倦且笨重，厚护甲，2D游戏精灵，扁平矢量，白底。)</w:t>
       </w:r>
+    </w:p>
+    <w:p>
+      <w:pPr>
+        <w:pStyle w:val="8"/>
+        <w:keepNext w:val="0"/>
+        <w:keepLines w:val="0"/>
+        <w:widowControl/>
+        <w:suppressLineNumbers w:val="0"/>
+        <w:ind w:left="720" w:right="720"/>
+        <w:rPr>
+          <w:rFonts w:hint="eastAsia" w:ascii="宋体" w:hAnsi="宋体" w:eastAsia="宋体" w:cs="宋体"/>
+          <w:i/>
+          <w:iCs/>
+          <w:sz w:val="24"/>
+          <w:szCs w:val="24"/>
+        </w:rPr>
+      </w:pPr>
     </w:p>
     <w:p>
       <w:pPr>
@@ -6302,6 +6328,145 @@
         </w:rPr>
         <w:t>(一个巨大的具有威胁性的BOSS怪物，巨大的黑色球体，表面覆盖着龟裂的黑色岩石外壳，内部透出红色的岩浆裂缝光芒，中间有一只不祥的红色狭缝眼睛（索伦之眼风格），黑暗幻想科幻氛围，危险，2D游戏精灵，白底。)</w:t>
       </w:r>
+      <w:bookmarkStart w:id="0" w:name="_GoBack"/>
+      <w:bookmarkEnd w:id="0"/>
+    </w:p>
+    <w:p>
+      <w:pPr>
+        <w:rPr>
+          <w:rFonts w:hint="eastAsia" w:ascii="sans-serif" w:hAnsi="sans-serif" w:eastAsia="sans-serif" w:cs="sans-serif"/>
+          <w:i w:val="0"/>
+          <w:iCs w:val="0"/>
+          <w:caps w:val="0"/>
+          <w:color w:val="363636"/>
+          <w:spacing w:val="0"/>
+          <w:sz w:val="52"/>
+          <w:szCs w:val="52"/>
+          <w:bdr w:val="single" w:color="E5E7EB" w:sz="2" w:space="0"/>
+          <w:lang w:val="en-US" w:eastAsia="zh-CN"/>
+        </w:rPr>
+      </w:pPr>
+      <w:r>
+        <w:rPr>
+          <w:rFonts w:hint="eastAsia" w:ascii="sans-serif" w:hAnsi="sans-serif" w:eastAsia="sans-serif" w:cs="sans-serif"/>
+          <w:i w:val="0"/>
+          <w:iCs w:val="0"/>
+          <w:caps w:val="0"/>
+          <w:color w:val="363636"/>
+          <w:spacing w:val="0"/>
+          <w:sz w:val="52"/>
+          <w:szCs w:val="52"/>
+          <w:bdr w:val="single" w:color="E5E7EB" w:sz="2" w:space="0"/>
+          <w:lang w:val="en-US" w:eastAsia="zh-CN"/>
+        </w:rPr>
+        <w:t>第二章BOSS</w:t>
+      </w:r>
+    </w:p>
+    <w:p>
+      <w:pPr>
+        <w:rPr>
+          <w:rFonts w:ascii="sans-serif" w:hAnsi="sans-serif" w:eastAsia="sans-serif" w:cs="sans-serif"/>
+          <w:i w:val="0"/>
+          <w:iCs w:val="0"/>
+          <w:caps w:val="0"/>
+          <w:color w:val="363636"/>
+          <w:spacing w:val="0"/>
+          <w:sz w:val="16"/>
+          <w:szCs w:val="16"/>
+          <w:shd w:val="clear" w:fill="F7F7F7"/>
+        </w:rPr>
+      </w:pPr>
+      <w:r>
+        <w:rPr>
+          <w:rFonts w:ascii="sans-serif" w:hAnsi="sans-serif" w:eastAsia="sans-serif" w:cs="sans-serif"/>
+          <w:i w:val="0"/>
+          <w:iCs w:val="0"/>
+          <w:caps w:val="0"/>
+          <w:color w:val="363636"/>
+          <w:spacing w:val="0"/>
+          <w:sz w:val="16"/>
+          <w:szCs w:val="16"/>
+          <w:shd w:val="clear" w:fill="F7F7F7"/>
+        </w:rPr>
+        <w:t>This is a top-down 2D vector graphic depicting a massive volcano boss monster. Its outline is a huge, cone-shaped volcano, pointing forward. The main body is covered by extremely thick, jagged, dark gray obsidian ridges. At the front/top, there is a huge crater, spewing scorching lava. Below the crater, embedded in the dark rock, are a pair of terrifying demonic eyes emitting a pure yellow light. 2D game asset, flat vector art, minimalist style, clean lines, no shadows, white background, high quality, stylized, hyper-casual game style.</w:t>
+      </w:r>
+    </w:p>
+    <w:p>
+      <w:pPr>
+        <w:pStyle w:val="8"/>
+        <w:keepNext w:val="0"/>
+        <w:keepLines w:val="0"/>
+        <w:widowControl/>
+        <w:suppressLineNumbers w:val="0"/>
+        <w:ind w:right="720"/>
+        <w:rPr>
+          <w:rFonts w:hint="eastAsia" w:ascii="宋体" w:hAnsi="宋体" w:eastAsia="宋体" w:cs="宋体"/>
+          <w:i/>
+          <w:iCs/>
+          <w:sz w:val="24"/>
+          <w:szCs w:val="24"/>
+        </w:rPr>
+      </w:pPr>
+      <w:r>
+        <w:rPr>
+          <w:rFonts w:hint="eastAsia" w:ascii="宋体" w:hAnsi="宋体" w:eastAsia="宋体" w:cs="宋体"/>
+          <w:i/>
+          <w:iCs/>
+          <w:sz w:val="24"/>
+          <w:szCs w:val="24"/>
+        </w:rPr>
+        <w:t>这是一幅俯视视角的二</w:t>
+      </w:r>
+      <w:r>
+        <w:rPr>
+          <w:rFonts w:hint="eastAsia" w:ascii="宋体" w:hAnsi="宋体" w:eastAsia="宋体" w:cs="宋体"/>
+          <w:i/>
+          <w:iCs/>
+          <w:sz w:val="24"/>
+          <w:szCs w:val="24"/>
+          <w:lang w:val="en-US" w:eastAsia="zh-CN"/>
+        </w:rPr>
+        <w:t>0</w:t>
+      </w:r>
+      <w:r>
+        <w:rPr>
+          <w:rFonts w:hint="eastAsia" w:ascii="宋体" w:hAnsi="宋体" w:eastAsia="宋体" w:cs="宋体"/>
+          <w:i/>
+          <w:iCs/>
+          <w:sz w:val="24"/>
+          <w:szCs w:val="24"/>
+        </w:rPr>
+        <w:t>维矢量图，描绘了一个巨大的火山 Boss 怪物。它的轮廓是一座巨大的锥形火山，指向前方。主体覆盖着极其厚实、锯齿状的深灰色黑曜石山脊。在火山口的顶部，有一个巨大的火山口，喷涌着滚烫的熔岩。火山口下方，镶嵌在黑色岩石中的一对恐怖的恶魔之眼，发出纯净的黄色光芒。二维游戏素材，扁平化矢量图，极简风格，线条简洁，无阴影，白色背景，高质量，风格化，超休闲游戏风格。</w:t>
+      </w:r>
+    </w:p>
+    <w:p>
+      <w:pPr>
+        <w:pStyle w:val="8"/>
+        <w:keepNext w:val="0"/>
+        <w:keepLines w:val="0"/>
+        <w:widowControl/>
+        <w:suppressLineNumbers w:val="0"/>
+        <w:ind w:right="720"/>
+        <w:rPr>
+          <w:rFonts w:hint="default" w:ascii="宋体" w:hAnsi="宋体" w:eastAsia="宋体" w:cs="宋体"/>
+          <w:i/>
+          <w:iCs/>
+          <w:sz w:val="24"/>
+          <w:szCs w:val="24"/>
+          <w:lang w:val="en-US" w:eastAsia="zh-CN"/>
+        </w:rPr>
+      </w:pPr>
+      <w:r>
+        <w:rPr>
+          <w:rFonts w:hint="eastAsia" w:ascii="宋体" w:hAnsi="宋体" w:eastAsia="宋体" w:cs="宋体"/>
+          <w:i/>
+          <w:iCs/>
+          <w:sz w:val="24"/>
+          <w:szCs w:val="24"/>
+          <w:lang w:val="en-US" w:eastAsia="zh-CN"/>
+        </w:rPr>
+        <w:t>第三章BOSS</w:t>
+      </w:r>
     </w:p>
     <w:p>
       <w:pPr>
@@ -6592,43 +6757,563 @@
           <w:b/>
           <w:bCs/>
           <w:kern w:val="0"/>
-          <w:sz w:val="84"/>
-          <w:szCs w:val="84"/>
-          <w:highlight w:val="red"/>
+          <w:sz w:val="27"/>
+          <w:szCs w:val="27"/>
           <w:lang w:val="en-US" w:eastAsia="zh-CN" w:bidi="ar"/>
         </w:rPr>
       </w:pPr>
-      <w:r>
-        <w:rPr>
-          <w:rFonts w:hint="eastAsia" w:ascii="宋体" w:hAnsi="宋体" w:eastAsia="宋体" w:cs="宋体"/>
-          <w:b/>
-          <w:bCs/>
+    </w:p>
+    <w:p>
+      <w:pPr>
+        <w:keepNext w:val="0"/>
+        <w:keepLines w:val="0"/>
+        <w:widowControl/>
+        <w:numPr>
+          <w:ilvl w:val="0"/>
+          <w:numId w:val="1"/>
+        </w:numPr>
+        <w:suppressLineNumbers w:val="0"/>
+        <w:pBdr>
+          <w:top w:val="none" w:color="auto" w:sz="0" w:space="0"/>
+          <w:left w:val="none" w:color="auto" w:sz="0" w:space="0"/>
+          <w:bottom w:val="none" w:color="auto" w:sz="0" w:space="0"/>
+          <w:right w:val="none" w:color="auto" w:sz="0" w:space="0"/>
+        </w:pBdr>
+        <w:spacing w:before="0" w:beforeAutospacing="0" w:after="0" w:afterAutospacing="0"/>
+        <w:ind w:left="0" w:right="0" w:hanging="360"/>
+        <w:textAlignment w:val="baseline"/>
+        <w:rPr>
+          <w:sz w:val="19"/>
+          <w:szCs w:val="19"/>
+        </w:rPr>
+      </w:pPr>
+    </w:p>
+    <w:p>
+      <w:pPr>
+        <w:keepNext w:val="0"/>
+        <w:keepLines w:val="0"/>
+        <w:widowControl/>
+        <w:suppressLineNumbers w:val="0"/>
+        <w:pBdr>
+          <w:top w:val="none" w:color="auto" w:sz="0" w:space="0"/>
+          <w:left w:val="none" w:color="auto" w:sz="0" w:space="0"/>
+          <w:bottom w:val="none" w:color="auto" w:sz="0" w:space="0"/>
+          <w:right w:val="none" w:color="auto" w:sz="0" w:space="0"/>
+        </w:pBdr>
+        <w:spacing w:before="0" w:beforeAutospacing="0" w:after="0" w:afterAutospacing="0" w:line="264" w:lineRule="atLeast"/>
+        <w:ind w:left="0" w:right="0" w:firstLine="0"/>
+        <w:jc w:val="left"/>
+        <w:textAlignment w:val="baseline"/>
+        <w:rPr>
+          <w:sz w:val="19"/>
+          <w:szCs w:val="19"/>
+        </w:rPr>
+      </w:pPr>
+      <w:r>
+        <w:rPr>
+          <w:rFonts w:hint="eastAsia" w:ascii="微软雅黑" w:hAnsi="微软雅黑" w:eastAsia="微软雅黑" w:cs="微软雅黑"/>
+          <w:i w:val="0"/>
+          <w:iCs w:val="0"/>
+          <w:caps w:val="0"/>
+          <w:spacing w:val="0"/>
           <w:kern w:val="0"/>
-          <w:sz w:val="84"/>
-          <w:szCs w:val="84"/>
-          <w:highlight w:val="red"/>
+          <w:sz w:val="19"/>
+          <w:szCs w:val="19"/>
+          <w:bdr w:val="none" w:color="auto" w:sz="0" w:space="0"/>
+          <w:vertAlign w:val="baseline"/>
           <w:lang w:val="en-US" w:eastAsia="zh-CN" w:bidi="ar"/>
         </w:rPr>
-        <w:t>眼睛</w:t>
-      </w:r>
-    </w:p>
-    <w:p>
-      <w:pPr>
-        <w:pStyle w:val="8"/>
-        <w:keepNext w:val="0"/>
-        <w:keepLines w:val="0"/>
-        <w:widowControl/>
-        <w:suppressLineNumbers w:val="0"/>
-        <w:ind w:right="720"/>
-        <w:rPr>
-          <w:rFonts w:hint="eastAsia" w:ascii="宋体" w:hAnsi="宋体" w:eastAsia="宋体" w:cs="宋体"/>
-          <w:i/>
-          <w:iCs/>
-          <w:sz w:val="24"/>
-          <w:szCs w:val="24"/>
-        </w:rPr>
-      </w:pPr>
-      <w:r>
+        <w:t xml:space="preserve">游戏美术资产，一个重型极寒坦克怪物（不需要画盾牌，只画身体）。 </w:t>
+      </w:r>
+    </w:p>
+    <w:p>
+      <w:pPr>
+        <w:keepNext w:val="0"/>
+        <w:keepLines w:val="0"/>
+        <w:widowControl/>
+        <w:numPr>
+          <w:ilvl w:val="1"/>
+          <w:numId w:val="1"/>
+        </w:numPr>
+        <w:suppressLineNumbers w:val="0"/>
+        <w:pBdr>
+          <w:top w:val="none" w:color="auto" w:sz="0" w:space="0"/>
+          <w:left w:val="none" w:color="auto" w:sz="0" w:space="0"/>
+          <w:bottom w:val="none" w:color="auto" w:sz="0" w:space="0"/>
+          <w:right w:val="none" w:color="auto" w:sz="0" w:space="0"/>
+        </w:pBdr>
+        <w:spacing w:before="0" w:beforeAutospacing="0" w:after="48" w:afterAutospacing="0" w:line="264" w:lineRule="atLeast"/>
+        <w:ind w:left="0" w:right="0" w:hanging="360"/>
+        <w:textAlignment w:val="baseline"/>
+        <w:rPr>
+          <w:sz w:val="19"/>
+          <w:szCs w:val="19"/>
+        </w:rPr>
+      </w:pPr>
+      <w:r>
+        <w:rPr>
+          <w:rStyle w:val="11"/>
+          <w:rFonts w:hint="eastAsia" w:ascii="微软雅黑" w:hAnsi="微软雅黑" w:eastAsia="微软雅黑" w:cs="微软雅黑"/>
+          <w:b/>
+          <w:bCs/>
+          <w:i w:val="0"/>
+          <w:iCs w:val="0"/>
+          <w:caps w:val="0"/>
+          <w:spacing w:val="0"/>
+          <w:sz w:val="19"/>
+          <w:szCs w:val="19"/>
+          <w:bdr w:val="none" w:color="auto" w:sz="0" w:space="0"/>
+          <w:vertAlign w:val="baseline"/>
+        </w:rPr>
+        <w:t>视角</w:t>
+      </w:r>
+      <w:r>
+        <w:rPr>
+          <w:rFonts w:hint="eastAsia" w:ascii="微软雅黑" w:hAnsi="微软雅黑" w:eastAsia="微软雅黑" w:cs="微软雅黑"/>
+          <w:i w:val="0"/>
+          <w:iCs w:val="0"/>
+          <w:caps w:val="0"/>
+          <w:spacing w:val="0"/>
+          <w:sz w:val="19"/>
+          <w:szCs w:val="19"/>
+          <w:bdr w:val="none" w:color="auto" w:sz="0" w:space="0"/>
+          <w:vertAlign w:val="baseline"/>
+        </w:rPr>
+        <w:t>：纯正的2D俯视视角（Top-down view），扁平化极简风格，极粗的黑色描边。</w:t>
+      </w:r>
+    </w:p>
+    <w:p>
+      <w:pPr>
+        <w:keepNext w:val="0"/>
+        <w:keepLines w:val="0"/>
+        <w:widowControl/>
+        <w:numPr>
+          <w:ilvl w:val="1"/>
+          <w:numId w:val="1"/>
+        </w:numPr>
+        <w:suppressLineNumbers w:val="0"/>
+        <w:pBdr>
+          <w:top w:val="none" w:color="auto" w:sz="0" w:space="0"/>
+          <w:left w:val="none" w:color="auto" w:sz="0" w:space="0"/>
+          <w:bottom w:val="none" w:color="auto" w:sz="0" w:space="0"/>
+          <w:right w:val="none" w:color="auto" w:sz="0" w:space="0"/>
+        </w:pBdr>
+        <w:spacing w:before="0" w:beforeAutospacing="0" w:after="48" w:afterAutospacing="0" w:line="264" w:lineRule="atLeast"/>
+        <w:ind w:left="0" w:right="0" w:hanging="360"/>
+        <w:textAlignment w:val="baseline"/>
+        <w:rPr>
+          <w:sz w:val="19"/>
+          <w:szCs w:val="19"/>
+        </w:rPr>
+      </w:pPr>
+      <w:r>
+        <w:rPr>
+          <w:rStyle w:val="11"/>
+          <w:rFonts w:hint="eastAsia" w:ascii="微软雅黑" w:hAnsi="微软雅黑" w:eastAsia="微软雅黑" w:cs="微软雅黑"/>
+          <w:b/>
+          <w:bCs/>
+          <w:i w:val="0"/>
+          <w:iCs w:val="0"/>
+          <w:caps w:val="0"/>
+          <w:spacing w:val="0"/>
+          <w:sz w:val="19"/>
+          <w:szCs w:val="19"/>
+          <w:bdr w:val="none" w:color="auto" w:sz="0" w:space="0"/>
+          <w:vertAlign w:val="baseline"/>
+        </w:rPr>
+        <w:t>基础形态</w:t>
+      </w:r>
+      <w:r>
+        <w:rPr>
+          <w:rFonts w:hint="eastAsia" w:ascii="微软雅黑" w:hAnsi="微软雅黑" w:eastAsia="微软雅黑" w:cs="微软雅黑"/>
+          <w:i w:val="0"/>
+          <w:iCs w:val="0"/>
+          <w:caps w:val="0"/>
+          <w:spacing w:val="0"/>
+          <w:sz w:val="19"/>
+          <w:szCs w:val="19"/>
+          <w:bdr w:val="none" w:color="auto" w:sz="0" w:space="0"/>
+          <w:vertAlign w:val="baseline"/>
+        </w:rPr>
+        <w:t>：一个厚实、敦状的圆角正方形 (Rounded Square) 冰蓝色粘土团。</w:t>
+      </w:r>
+    </w:p>
+    <w:p>
+      <w:pPr>
+        <w:keepNext w:val="0"/>
+        <w:keepLines w:val="0"/>
+        <w:widowControl/>
+        <w:numPr>
+          <w:ilvl w:val="1"/>
+          <w:numId w:val="1"/>
+        </w:numPr>
+        <w:suppressLineNumbers w:val="0"/>
+        <w:pBdr>
+          <w:top w:val="none" w:color="auto" w:sz="0" w:space="0"/>
+          <w:left w:val="none" w:color="auto" w:sz="0" w:space="0"/>
+          <w:bottom w:val="none" w:color="auto" w:sz="0" w:space="0"/>
+          <w:right w:val="none" w:color="auto" w:sz="0" w:space="0"/>
+        </w:pBdr>
+        <w:spacing w:before="0" w:beforeAutospacing="0" w:after="48" w:afterAutospacing="0" w:line="264" w:lineRule="atLeast"/>
+        <w:ind w:left="0" w:right="0" w:hanging="360"/>
+        <w:textAlignment w:val="baseline"/>
+        <w:rPr>
+          <w:sz w:val="19"/>
+          <w:szCs w:val="19"/>
+        </w:rPr>
+      </w:pPr>
+      <w:r>
+        <w:rPr>
+          <w:rStyle w:val="11"/>
+          <w:rFonts w:hint="eastAsia" w:ascii="微软雅黑" w:hAnsi="微软雅黑" w:eastAsia="微软雅黑" w:cs="微软雅黑"/>
+          <w:b/>
+          <w:bCs/>
+          <w:i w:val="0"/>
+          <w:iCs w:val="0"/>
+          <w:caps w:val="0"/>
+          <w:spacing w:val="0"/>
+          <w:sz w:val="19"/>
+          <w:szCs w:val="19"/>
+          <w:bdr w:val="none" w:color="auto" w:sz="0" w:space="0"/>
+          <w:vertAlign w:val="baseline"/>
+        </w:rPr>
+        <w:t>基础材质</w:t>
+      </w:r>
+      <w:r>
+        <w:rPr>
+          <w:rFonts w:hint="eastAsia" w:ascii="微软雅黑" w:hAnsi="微软雅黑" w:eastAsia="微软雅黑" w:cs="微软雅黑"/>
+          <w:i w:val="0"/>
+          <w:iCs w:val="0"/>
+          <w:caps w:val="0"/>
+          <w:spacing w:val="0"/>
+          <w:sz w:val="19"/>
+          <w:szCs w:val="19"/>
+          <w:bdr w:val="none" w:color="auto" w:sz="0" w:space="0"/>
+          <w:vertAlign w:val="baseline"/>
+        </w:rPr>
+        <w:t>：光滑的亮冰蓝色乙烯基玩具质感 (Glossy light ice-blue vinyl toy texture)，表面湿润、有强烈的果冻高光反射。</w:t>
+      </w:r>
+    </w:p>
+    <w:p>
+      <w:pPr>
+        <w:keepNext w:val="0"/>
+        <w:keepLines w:val="0"/>
+        <w:widowControl/>
+        <w:numPr>
+          <w:ilvl w:val="1"/>
+          <w:numId w:val="2"/>
+        </w:numPr>
+        <w:suppressLineNumbers w:val="0"/>
+        <w:pBdr>
+          <w:top w:val="none" w:color="auto" w:sz="0" w:space="0"/>
+          <w:left w:val="none" w:color="auto" w:sz="0" w:space="0"/>
+          <w:bottom w:val="none" w:color="auto" w:sz="0" w:space="0"/>
+          <w:right w:val="none" w:color="auto" w:sz="0" w:space="0"/>
+        </w:pBdr>
+        <w:tabs>
+          <w:tab w:val="left" w:pos="1440"/>
+        </w:tabs>
+        <w:spacing w:before="0" w:beforeAutospacing="0" w:after="48" w:afterAutospacing="0" w:line="264" w:lineRule="atLeast"/>
+        <w:ind w:left="0" w:right="0" w:hanging="360"/>
+        <w:textAlignment w:val="baseline"/>
+        <w:rPr>
+          <w:sz w:val="19"/>
+          <w:szCs w:val="19"/>
+        </w:rPr>
+      </w:pPr>
+      <w:r>
+        <w:rPr>
+          <w:rStyle w:val="11"/>
+          <w:rFonts w:hint="eastAsia" w:ascii="微软雅黑" w:hAnsi="微软雅黑" w:eastAsia="微软雅黑" w:cs="微软雅黑"/>
+          <w:b/>
+          <w:bCs/>
+          <w:i w:val="0"/>
+          <w:iCs w:val="0"/>
+          <w:caps w:val="0"/>
+          <w:spacing w:val="0"/>
+          <w:sz w:val="19"/>
+          <w:szCs w:val="19"/>
+          <w:bdr w:val="none" w:color="auto" w:sz="0" w:space="0"/>
+          <w:vertAlign w:val="baseline"/>
+        </w:rPr>
+        <w:t>眼睛层</w:t>
+      </w:r>
+      <w:r>
+        <w:rPr>
+          <w:rFonts w:hint="eastAsia" w:ascii="微软雅黑" w:hAnsi="微软雅黑" w:eastAsia="微软雅黑" w:cs="微软雅黑"/>
+          <w:i w:val="0"/>
+          <w:iCs w:val="0"/>
+          <w:caps w:val="0"/>
+          <w:spacing w:val="0"/>
+          <w:sz w:val="19"/>
+          <w:szCs w:val="19"/>
+          <w:bdr w:val="none" w:color="auto" w:sz="0" w:space="0"/>
+          <w:vertAlign w:val="baseline"/>
+        </w:rPr>
+        <w:t>：身体中间偏下位置，有一双半眯着的（Half-lidded）、极其冷酷和坚毅的深蓝色发光眼睛。</w:t>
+      </w:r>
+    </w:p>
+    <w:p>
+      <w:pPr>
+        <w:keepNext w:val="0"/>
+        <w:keepLines w:val="0"/>
+        <w:widowControl/>
+        <w:numPr>
+          <w:ilvl w:val="1"/>
+          <w:numId w:val="2"/>
+        </w:numPr>
+        <w:suppressLineNumbers w:val="0"/>
+        <w:pBdr>
+          <w:top w:val="none" w:color="auto" w:sz="0" w:space="0"/>
+          <w:left w:val="none" w:color="auto" w:sz="0" w:space="0"/>
+          <w:bottom w:val="none" w:color="auto" w:sz="0" w:space="0"/>
+          <w:right w:val="none" w:color="auto" w:sz="0" w:space="0"/>
+        </w:pBdr>
+        <w:tabs>
+          <w:tab w:val="left" w:pos="1440"/>
+        </w:tabs>
+        <w:spacing w:before="0" w:beforeAutospacing="0" w:after="48" w:afterAutospacing="0" w:line="264" w:lineRule="atLeast"/>
+        <w:ind w:left="0" w:right="0" w:hanging="360"/>
+        <w:textAlignment w:val="baseline"/>
+        <w:rPr>
+          <w:sz w:val="19"/>
+          <w:szCs w:val="19"/>
+        </w:rPr>
+      </w:pPr>
+      <w:r>
+        <w:rPr>
+          <w:rStyle w:val="11"/>
+          <w:rFonts w:hint="eastAsia" w:ascii="微软雅黑" w:hAnsi="微软雅黑" w:eastAsia="微软雅黑" w:cs="微软雅黑"/>
+          <w:b/>
+          <w:bCs/>
+          <w:i w:val="0"/>
+          <w:iCs w:val="0"/>
+          <w:caps w:val="0"/>
+          <w:spacing w:val="0"/>
+          <w:sz w:val="19"/>
+          <w:szCs w:val="19"/>
+          <w:bdr w:val="none" w:color="auto" w:sz="0" w:space="0"/>
+          <w:vertAlign w:val="baseline"/>
+        </w:rPr>
+        <w:t>极寒装甲</w:t>
+      </w:r>
+      <w:r>
+        <w:rPr>
+          <w:rFonts w:hint="eastAsia" w:ascii="微软雅黑" w:hAnsi="微软雅黑" w:eastAsia="微软雅黑" w:cs="微软雅黑"/>
+          <w:i w:val="0"/>
+          <w:iCs w:val="0"/>
+          <w:caps w:val="0"/>
+          <w:spacing w:val="0"/>
+          <w:sz w:val="19"/>
+          <w:szCs w:val="19"/>
+          <w:bdr w:val="none" w:color="auto" w:sz="0" w:space="0"/>
+          <w:vertAlign w:val="baseline"/>
+        </w:rPr>
+        <w:t>：在光滑的冰蓝色身体表面，半嵌入式地粘着厚重的极寒装甲。包括：几块巨大的、半透明的几何锐利冰晶块，以及几块被冰霜覆盖的深灰色冻土岩石。</w:t>
+      </w:r>
+    </w:p>
+    <w:p>
+      <w:pPr>
+        <w:keepNext w:val="0"/>
+        <w:keepLines w:val="0"/>
+        <w:widowControl/>
+        <w:numPr>
+          <w:ilvl w:val="1"/>
+          <w:numId w:val="2"/>
+        </w:numPr>
+        <w:suppressLineNumbers w:val="0"/>
+        <w:pBdr>
+          <w:top w:val="none" w:color="auto" w:sz="0" w:space="0"/>
+          <w:left w:val="none" w:color="auto" w:sz="0" w:space="0"/>
+          <w:bottom w:val="none" w:color="auto" w:sz="0" w:space="0"/>
+          <w:right w:val="none" w:color="auto" w:sz="0" w:space="0"/>
+        </w:pBdr>
+        <w:tabs>
+          <w:tab w:val="left" w:pos="1440"/>
+        </w:tabs>
+        <w:spacing w:before="0" w:beforeAutospacing="0" w:after="48" w:afterAutospacing="0" w:line="264" w:lineRule="atLeast"/>
+        <w:ind w:left="0" w:right="0" w:hanging="360"/>
+        <w:textAlignment w:val="baseline"/>
+        <w:rPr>
+          <w:sz w:val="19"/>
+          <w:szCs w:val="19"/>
+        </w:rPr>
+      </w:pPr>
+      <w:r>
+        <w:rPr>
+          <w:rStyle w:val="11"/>
+          <w:rFonts w:hint="eastAsia" w:ascii="微软雅黑" w:hAnsi="微软雅黑" w:eastAsia="微软雅黑" w:cs="微软雅黑"/>
+          <w:b/>
+          <w:bCs/>
+          <w:i w:val="0"/>
+          <w:iCs w:val="0"/>
+          <w:caps w:val="0"/>
+          <w:spacing w:val="0"/>
+          <w:sz w:val="19"/>
+          <w:szCs w:val="19"/>
+          <w:bdr w:val="none" w:color="auto" w:sz="0" w:space="0"/>
+          <w:vertAlign w:val="baseline"/>
+        </w:rPr>
+        <w:t>风格统一性</w:t>
+      </w:r>
+      <w:r>
+        <w:rPr>
+          <w:rFonts w:hint="eastAsia" w:ascii="微软雅黑" w:hAnsi="微软雅黑" w:eastAsia="微软雅黑" w:cs="微软雅黑"/>
+          <w:i w:val="0"/>
+          <w:iCs w:val="0"/>
+          <w:caps w:val="0"/>
+          <w:spacing w:val="0"/>
+          <w:sz w:val="19"/>
+          <w:szCs w:val="19"/>
+          <w:bdr w:val="none" w:color="auto" w:sz="0" w:space="0"/>
+          <w:vertAlign w:val="baseline"/>
+        </w:rPr>
+        <w:t>：所有的装甲（冰晶、冻土块）都必须是风格化、玩具化的渲染，边缘干净锐利，没有过于写实的噪点，看起来像是塑料或树脂制成的模型配件，浮在光滑的冰蓝色软泥上。</w:t>
+      </w:r>
+    </w:p>
+    <w:p>
+      <w:pPr>
+        <w:keepNext w:val="0"/>
+        <w:keepLines w:val="0"/>
+        <w:widowControl/>
+        <w:numPr>
+          <w:ilvl w:val="1"/>
+          <w:numId w:val="2"/>
+        </w:numPr>
+        <w:suppressLineNumbers w:val="0"/>
+        <w:pBdr>
+          <w:top w:val="none" w:color="auto" w:sz="0" w:space="0"/>
+          <w:left w:val="none" w:color="auto" w:sz="0" w:space="0"/>
+          <w:bottom w:val="none" w:color="auto" w:sz="0" w:space="0"/>
+          <w:right w:val="none" w:color="auto" w:sz="0" w:space="0"/>
+        </w:pBdr>
+        <w:tabs>
+          <w:tab w:val="left" w:pos="1440"/>
+        </w:tabs>
+        <w:spacing w:before="0" w:beforeAutospacing="0" w:after="48" w:afterAutospacing="0" w:line="264" w:lineRule="atLeast"/>
+        <w:ind w:left="0" w:right="0" w:hanging="360"/>
+        <w:textAlignment w:val="baseline"/>
+        <w:rPr>
+          <w:sz w:val="19"/>
+          <w:szCs w:val="19"/>
+        </w:rPr>
+      </w:pPr>
+      <w:r>
+        <w:rPr>
+          <w:rStyle w:val="11"/>
+          <w:rFonts w:hint="eastAsia" w:ascii="微软雅黑" w:hAnsi="微软雅黑" w:eastAsia="微软雅黑" w:cs="微软雅黑"/>
+          <w:b/>
+          <w:bCs/>
+          <w:i w:val="0"/>
+          <w:iCs w:val="0"/>
+          <w:caps w:val="0"/>
+          <w:spacing w:val="0"/>
+          <w:sz w:val="19"/>
+          <w:szCs w:val="19"/>
+          <w:bdr w:val="none" w:color="auto" w:sz="0" w:space="0"/>
+          <w:vertAlign w:val="baseline"/>
+        </w:rPr>
+        <w:t>背景</w:t>
+      </w:r>
+      <w:r>
+        <w:rPr>
+          <w:rFonts w:hint="eastAsia" w:ascii="微软雅黑" w:hAnsi="微软雅黑" w:eastAsia="微软雅黑" w:cs="微软雅黑"/>
+          <w:i w:val="0"/>
+          <w:iCs w:val="0"/>
+          <w:caps w:val="0"/>
+          <w:spacing w:val="0"/>
+          <w:sz w:val="19"/>
+          <w:szCs w:val="19"/>
+          <w:bdr w:val="none" w:color="auto" w:sz="0" w:space="0"/>
+          <w:vertAlign w:val="baseline"/>
+        </w:rPr>
+        <w:t>：纯白色背景。</w:t>
+      </w:r>
+    </w:p>
+    <w:p>
+      <w:pPr>
+        <w:keepNext w:val="0"/>
+        <w:keepLines w:val="0"/>
+        <w:widowControl/>
+        <w:numPr>
+          <w:numId w:val="0"/>
+        </w:numPr>
+        <w:suppressLineNumbers w:val="0"/>
+        <w:pBdr>
+          <w:top w:val="none" w:color="auto" w:sz="0" w:space="0"/>
+          <w:left w:val="none" w:color="auto" w:sz="0" w:space="0"/>
+          <w:bottom w:val="none" w:color="auto" w:sz="0" w:space="0"/>
+          <w:right w:val="none" w:color="auto" w:sz="0" w:space="0"/>
+        </w:pBdr>
+        <w:spacing w:before="0" w:beforeAutospacing="0" w:after="48" w:afterAutospacing="0" w:line="264" w:lineRule="atLeast"/>
+        <w:ind w:left="-360" w:leftChars="0" w:right="0" w:rightChars="0"/>
+        <w:textAlignment w:val="baseline"/>
+        <w:rPr>
+          <w:sz w:val="19"/>
+          <w:szCs w:val="19"/>
+        </w:rPr>
+      </w:pPr>
+    </w:p>
+    <w:p>
+      <w:pPr>
+        <w:rPr>
+          <w:rFonts w:hint="default" w:ascii="sans-serif" w:hAnsi="sans-serif" w:eastAsia="sans-serif" w:cs="sans-serif"/>
+          <w:i w:val="0"/>
+          <w:iCs w:val="0"/>
+          <w:caps w:val="0"/>
+          <w:color w:val="363636"/>
+          <w:spacing w:val="0"/>
+          <w:sz w:val="16"/>
+          <w:szCs w:val="16"/>
+          <w:bdr w:val="single" w:color="E5E7EB" w:sz="2" w:space="0"/>
+        </w:rPr>
+      </w:pPr>
+      <w:r>
+        <w:rPr>
+          <w:rFonts w:ascii="sans-serif" w:hAnsi="sans-serif" w:eastAsia="sans-serif" w:cs="sans-serif"/>
+          <w:i w:val="0"/>
+          <w:iCs w:val="0"/>
+          <w:caps w:val="0"/>
+          <w:color w:val="363636"/>
+          <w:spacing w:val="0"/>
+          <w:sz w:val="16"/>
+          <w:szCs w:val="16"/>
+          <w:bdr w:val="single" w:color="E5E7EB" w:sz="2" w:space="0"/>
+        </w:rPr>
+        <w:t>请参考这个</w:t>
+      </w:r>
+      <w:r>
+        <w:rPr>
+          <w:rFonts w:hint="default" w:ascii="sans-serif" w:hAnsi="sans-serif" w:eastAsia="sans-serif" w:cs="sans-serif"/>
+          <w:i w:val="0"/>
+          <w:iCs w:val="0"/>
+          <w:caps w:val="0"/>
+          <w:color w:val="363636"/>
+          <w:spacing w:val="0"/>
+          <w:sz w:val="16"/>
+          <w:szCs w:val="16"/>
+          <w:bdr w:val="single" w:color="E5E7EB" w:sz="2" w:space="0"/>
+        </w:rPr>
+        <w:t>图里岩石的美术风格，然后修改这张图的冰块的美术风格。统一美术风格。</w:t>
+      </w:r>
+    </w:p>
+    <w:p>
+      <w:pPr>
+        <w:rPr>
+          <w:rFonts w:hint="default" w:ascii="sans-serif" w:hAnsi="sans-serif" w:eastAsia="sans-serif" w:cs="sans-serif"/>
+          <w:i w:val="0"/>
+          <w:iCs w:val="0"/>
+          <w:caps w:val="0"/>
+          <w:color w:val="363636"/>
+          <w:spacing w:val="0"/>
+          <w:sz w:val="16"/>
+          <w:szCs w:val="16"/>
+          <w:bdr w:val="single" w:color="E5E7EB" w:sz="2" w:space="0"/>
+        </w:rPr>
+      </w:pPr>
+    </w:p>
+    <w:p>
+      <w:pPr>
         <w:rPr>
           <w:rFonts w:ascii="sans-serif" w:hAnsi="sans-serif" w:eastAsia="sans-serif" w:cs="sans-serif"/>
           <w:i w:val="0"/>
@@ -6640,7 +7325,373 @@
           <w:szCs w:val="16"/>
           <w:shd w:val="clear" w:fill="F7F7F7"/>
         </w:rPr>
+      </w:pPr>
+      <w:r>
+        <w:rPr>
+          <w:rFonts w:ascii="sans-serif" w:hAnsi="sans-serif" w:eastAsia="sans-serif" w:cs="sans-serif"/>
+          <w:i w:val="0"/>
+          <w:iCs w:val="0"/>
+          <w:caps w:val="0"/>
+          <w:color w:val="363636"/>
+          <w:spacing w:val="0"/>
+          <w:sz w:val="16"/>
+          <w:szCs w:val="16"/>
+          <w:shd w:val="clear" w:fill="F7F7F7"/>
+        </w:rPr>
+        <w:t>游戏美术资产，一个极其巨大的极寒晶体首领怪物（Boss）。 视角：纯正的2D俯视视角（Top-down view），扁平化极简风格。 基础形态：整体轮廓是一个极其巨大、纵向拉长的圆角菱形（上下尖、中间宽）。 材质层：最外层是一个厚重的多面几何冰晶外壳（像完美的宝石切面），表面带有强烈的反光。透过冰壳，隐约可见内部深蓝色的流体内核。 冰刺装饰：在菱形的上下左右各个顶点，向外延伸出极其巨大、锋利的独立冰晶尖刺。 核心与眼睛（重点！）：在菱形的正中心，有一个散发着刺眼蓝白光芒的几何核心。在这个核心上，长着一双极其巨大、狭长、向上倾斜的发光蓝色魔眼（瞳孔是亮白色的极细竖线）。这双眼睛充满着无情、冷酷与极强的首领威压感，宛如俯视众生的寒冬神明。 背景：纯白色背景。</w:t>
+      </w:r>
+    </w:p>
+    <w:p>
+      <w:pPr>
+        <w:rPr>
+          <w:rFonts w:ascii="sans-serif" w:hAnsi="sans-serif" w:eastAsia="sans-serif" w:cs="sans-serif"/>
+          <w:i w:val="0"/>
+          <w:iCs w:val="0"/>
+          <w:caps w:val="0"/>
+          <w:color w:val="363636"/>
+          <w:spacing w:val="0"/>
+          <w:sz w:val="16"/>
+          <w:szCs w:val="16"/>
+          <w:shd w:val="clear" w:fill="F7F7F7"/>
+        </w:rPr>
+      </w:pPr>
+    </w:p>
+    <w:p>
+      <w:pPr>
+        <w:rPr>
+          <w:rFonts w:hint="default" w:ascii="sans-serif" w:hAnsi="sans-serif" w:eastAsia="sans-serif" w:cs="sans-serif"/>
+          <w:i w:val="0"/>
+          <w:iCs w:val="0"/>
+          <w:caps w:val="0"/>
+          <w:color w:val="363636"/>
+          <w:spacing w:val="0"/>
+          <w:sz w:val="16"/>
+          <w:szCs w:val="16"/>
+          <w:shd w:val="clear" w:fill="F7F7F7"/>
+        </w:rPr>
+      </w:pPr>
+      <w:r>
+        <w:rPr>
+          <w:rFonts w:ascii="sans-serif" w:hAnsi="sans-serif" w:eastAsia="sans-serif" w:cs="sans-serif"/>
+          <w:i w:val="0"/>
+          <w:iCs w:val="0"/>
+          <w:caps w:val="0"/>
+          <w:color w:val="363636"/>
+          <w:spacing w:val="0"/>
+          <w:sz w:val="16"/>
+          <w:szCs w:val="16"/>
+          <w:shd w:val="clear" w:fill="F7F7F7"/>
+        </w:rPr>
+        <w:t>请参考我这个设计草图，给边缘添加一些黑色熔岩石块，看起来像一个熔岩分裂怪。</w:t>
+      </w:r>
+    </w:p>
+    <w:p>
+      <w:pPr>
+        <w:rPr>
+          <w:rFonts w:hint="default" w:ascii="sans-serif" w:hAnsi="sans-serif" w:eastAsia="sans-serif" w:cs="sans-serif"/>
+          <w:i w:val="0"/>
+          <w:iCs w:val="0"/>
+          <w:caps w:val="0"/>
+          <w:color w:val="363636"/>
+          <w:spacing w:val="0"/>
+          <w:sz w:val="16"/>
+          <w:szCs w:val="16"/>
+          <w:bdr w:val="single" w:color="E5E7EB" w:sz="2" w:space="0"/>
+          <w:lang w:val="en-US" w:eastAsia="zh-CN"/>
+        </w:rPr>
+      </w:pPr>
+    </w:p>
+    <w:p>
+      <w:pPr>
+        <w:rPr>
+          <w:rFonts w:hint="default" w:ascii="sans-serif" w:hAnsi="sans-serif" w:eastAsia="sans-serif" w:cs="sans-serif"/>
+          <w:i w:val="0"/>
+          <w:iCs w:val="0"/>
+          <w:caps w:val="0"/>
+          <w:color w:val="363636"/>
+          <w:spacing w:val="0"/>
+          <w:sz w:val="16"/>
+          <w:szCs w:val="16"/>
+          <w:bdr w:val="single" w:color="E5E7EB" w:sz="2" w:space="0"/>
+        </w:rPr>
+      </w:pPr>
+      <w:r>
+        <w:rPr>
+          <w:rFonts w:ascii="sans-serif" w:hAnsi="sans-serif" w:eastAsia="sans-serif" w:cs="sans-serif"/>
+          <w:i w:val="0"/>
+          <w:iCs w:val="0"/>
+          <w:caps w:val="0"/>
+          <w:color w:val="363636"/>
+          <w:spacing w:val="0"/>
+          <w:sz w:val="16"/>
+          <w:szCs w:val="16"/>
+          <w:bdr w:val="single" w:color="E5E7EB" w:sz="2" w:space="0"/>
+        </w:rPr>
+        <w:t>请参考</w:t>
+      </w:r>
+      <w:r>
+        <w:rPr>
+          <w:rFonts w:hint="default" w:ascii="sans-serif" w:hAnsi="sans-serif" w:eastAsia="sans-serif" w:cs="sans-serif"/>
+          <w:i w:val="0"/>
+          <w:iCs w:val="0"/>
+          <w:caps w:val="0"/>
+          <w:color w:val="363636"/>
+          <w:spacing w:val="0"/>
+          <w:sz w:val="16"/>
+          <w:szCs w:val="16"/>
+          <w:bdr w:val="single" w:color="E5E7EB" w:sz="2" w:space="0"/>
+        </w:rPr>
+        <w:t>这个图的岩石，修改这张图的岩石。</w:t>
+      </w:r>
+    </w:p>
+    <w:p>
+      <w:pPr>
+        <w:rPr>
+          <w:rFonts w:hint="default" w:ascii="sans-serif" w:hAnsi="sans-serif" w:eastAsia="sans-serif" w:cs="sans-serif"/>
+          <w:i w:val="0"/>
+          <w:iCs w:val="0"/>
+          <w:caps w:val="0"/>
+          <w:color w:val="363636"/>
+          <w:spacing w:val="0"/>
+          <w:sz w:val="16"/>
+          <w:szCs w:val="16"/>
+          <w:bdr w:val="single" w:color="E5E7EB" w:sz="2" w:space="0"/>
+        </w:rPr>
+      </w:pPr>
+    </w:p>
+    <w:p>
+      <w:pPr>
+        <w:rPr>
+          <w:rFonts w:hint="eastAsia" w:ascii="sans-serif" w:hAnsi="sans-serif" w:eastAsia="宋体" w:cs="sans-serif"/>
+          <w:i w:val="0"/>
+          <w:iCs w:val="0"/>
+          <w:caps w:val="0"/>
+          <w:color w:val="363636"/>
+          <w:spacing w:val="0"/>
+          <w:sz w:val="16"/>
+          <w:szCs w:val="16"/>
+          <w:bdr w:val="single" w:color="E5E7EB" w:sz="2" w:space="0"/>
+          <w:lang w:val="en-US" w:eastAsia="zh-CN"/>
+        </w:rPr>
+      </w:pPr>
+      <w:r>
+        <w:rPr>
+          <w:rFonts w:hint="eastAsia" w:ascii="sans-serif" w:hAnsi="sans-serif" w:eastAsia="宋体" w:cs="sans-serif"/>
+          <w:i w:val="0"/>
+          <w:iCs w:val="0"/>
+          <w:caps w:val="0"/>
+          <w:color w:val="363636"/>
+          <w:spacing w:val="0"/>
+          <w:sz w:val="16"/>
+          <w:szCs w:val="16"/>
+          <w:bdr w:val="single" w:color="E5E7EB" w:sz="2" w:space="0"/>
+          <w:lang w:val="en-US" w:eastAsia="zh-CN"/>
+        </w:rPr>
+        <w:t>身体颜色01 #2B9FD5</w:t>
+      </w:r>
+    </w:p>
+    <w:p>
+      <w:pPr>
+        <w:rPr>
+          <w:rFonts w:hint="default" w:ascii="sans-serif" w:hAnsi="sans-serif" w:eastAsia="宋体" w:cs="sans-serif"/>
+          <w:i w:val="0"/>
+          <w:iCs w:val="0"/>
+          <w:caps w:val="0"/>
+          <w:color w:val="363636"/>
+          <w:spacing w:val="0"/>
+          <w:sz w:val="16"/>
+          <w:szCs w:val="16"/>
+          <w:bdr w:val="single" w:color="E5E7EB" w:sz="2" w:space="0"/>
+          <w:lang w:val="en-US" w:eastAsia="zh-CN"/>
+        </w:rPr>
+      </w:pPr>
+    </w:p>
+    <w:p>
+      <w:pPr>
+        <w:rPr>
+          <w:rFonts w:hint="default" w:ascii="sans-serif" w:hAnsi="sans-serif" w:eastAsia="宋体" w:cs="sans-serif"/>
+          <w:i w:val="0"/>
+          <w:iCs w:val="0"/>
+          <w:caps w:val="0"/>
+          <w:color w:val="363636"/>
+          <w:spacing w:val="0"/>
+          <w:sz w:val="16"/>
+          <w:szCs w:val="16"/>
+          <w:bdr w:val="single" w:color="E5E7EB" w:sz="2" w:space="0"/>
+          <w:lang w:val="en-US" w:eastAsia="zh-CN"/>
+        </w:rPr>
+      </w:pPr>
+    </w:p>
+    <w:p>
+      <w:pPr>
+        <w:rPr>
+          <w:rFonts w:hint="default" w:ascii="sans-serif" w:hAnsi="sans-serif" w:eastAsia="宋体" w:cs="sans-serif"/>
+          <w:i w:val="0"/>
+          <w:iCs w:val="0"/>
+          <w:caps w:val="0"/>
+          <w:color w:val="363636"/>
+          <w:spacing w:val="0"/>
+          <w:sz w:val="16"/>
+          <w:szCs w:val="16"/>
+          <w:bdr w:val="single" w:color="E5E7EB" w:sz="2" w:space="0"/>
+          <w:lang w:val="en-US" w:eastAsia="zh-CN"/>
+        </w:rPr>
+      </w:pPr>
+    </w:p>
+    <w:p>
+      <w:pPr>
+        <w:rPr>
+          <w:rFonts w:hint="default" w:ascii="sans-serif" w:hAnsi="sans-serif" w:eastAsia="sans-serif" w:cs="sans-serif"/>
+          <w:i w:val="0"/>
+          <w:iCs w:val="0"/>
+          <w:caps w:val="0"/>
+          <w:color w:val="363636"/>
+          <w:spacing w:val="0"/>
+          <w:sz w:val="16"/>
+          <w:szCs w:val="16"/>
+          <w:shd w:val="clear" w:fill="F7F7F7"/>
+          <w:lang w:val="en-US" w:eastAsia="zh-CN"/>
+        </w:rPr>
+      </w:pPr>
+    </w:p>
+    <w:p>
+      <w:pPr>
+        <w:rPr>
+          <w:rFonts w:hint="default" w:ascii="宋体" w:hAnsi="宋体" w:eastAsia="宋体" w:cs="宋体"/>
+          <w:b/>
+          <w:bCs/>
+          <w:kern w:val="0"/>
+          <w:sz w:val="84"/>
+          <w:szCs w:val="84"/>
+          <w:highlight w:val="red"/>
+          <w:lang w:val="en-US" w:eastAsia="zh-CN" w:bidi="ar"/>
+        </w:rPr>
+      </w:pPr>
+      <w:r>
+        <w:rPr>
+          <w:rFonts w:hint="eastAsia" w:ascii="宋体" w:hAnsi="宋体" w:eastAsia="宋体" w:cs="宋体"/>
+          <w:b/>
+          <w:bCs/>
+          <w:kern w:val="0"/>
+          <w:sz w:val="84"/>
+          <w:szCs w:val="84"/>
+          <w:highlight w:val="red"/>
+          <w:lang w:val="en-US" w:eastAsia="zh-CN" w:bidi="ar"/>
+        </w:rPr>
+        <w:t>眼睛</w:t>
+      </w:r>
+    </w:p>
+    <w:p>
+      <w:pPr>
+        <w:pStyle w:val="8"/>
+        <w:keepNext w:val="0"/>
+        <w:keepLines w:val="0"/>
+        <w:widowControl/>
+        <w:suppressLineNumbers w:val="0"/>
+        <w:ind w:right="720"/>
+        <w:rPr>
+          <w:rFonts w:ascii="sans-serif" w:hAnsi="sans-serif" w:eastAsia="sans-serif" w:cs="sans-serif"/>
+          <w:i w:val="0"/>
+          <w:iCs w:val="0"/>
+          <w:caps w:val="0"/>
+          <w:color w:val="363636"/>
+          <w:spacing w:val="0"/>
+          <w:sz w:val="16"/>
+          <w:szCs w:val="16"/>
+          <w:shd w:val="clear" w:fill="F7F7F7"/>
+        </w:rPr>
+      </w:pPr>
+      <w:r>
+        <w:rPr>
+          <w:rFonts w:ascii="sans-serif" w:hAnsi="sans-serif" w:eastAsia="sans-serif" w:cs="sans-serif"/>
+          <w:i w:val="0"/>
+          <w:iCs w:val="0"/>
+          <w:caps w:val="0"/>
+          <w:color w:val="363636"/>
+          <w:spacing w:val="0"/>
+          <w:sz w:val="16"/>
+          <w:szCs w:val="16"/>
+          <w:shd w:val="clear" w:fill="F7F7F7"/>
+        </w:rPr>
         <w:t>参考这个眼睛风格，生成眩晕蚊香眼</w:t>
+      </w:r>
+    </w:p>
+    <w:p>
+      <w:pPr>
+        <w:pStyle w:val="8"/>
+        <w:keepNext w:val="0"/>
+        <w:keepLines w:val="0"/>
+        <w:widowControl/>
+        <w:suppressLineNumbers w:val="0"/>
+        <w:ind w:right="720"/>
+        <w:rPr>
+          <w:rFonts w:hint="eastAsia" w:ascii="sans-serif" w:hAnsi="sans-serif" w:eastAsia="sans-serif" w:cs="sans-serif"/>
+          <w:i w:val="0"/>
+          <w:iCs w:val="0"/>
+          <w:caps w:val="0"/>
+          <w:color w:val="363636"/>
+          <w:spacing w:val="0"/>
+          <w:sz w:val="16"/>
+          <w:szCs w:val="16"/>
+          <w:shd w:val="clear" w:fill="F7F7F7"/>
+        </w:rPr>
+      </w:pPr>
+      <w:r>
+        <w:rPr>
+          <w:rFonts w:ascii="sans-serif" w:hAnsi="sans-serif" w:eastAsia="sans-serif" w:cs="sans-serif"/>
+          <w:i w:val="0"/>
+          <w:iCs w:val="0"/>
+          <w:caps w:val="0"/>
+          <w:color w:val="363636"/>
+          <w:spacing w:val="0"/>
+          <w:sz w:val="16"/>
+          <w:szCs w:val="16"/>
+          <w:shd w:val="clear" w:fill="F7F7F7"/>
+        </w:rPr>
+        <w:t>一对 2D 卡通怪物眼睛，纯白背景，贴纸风格。极其愤怒、锐利且冷酷的表情。眼睛形状像向下压的半圆形或倒三角形，带有极粗且干净的黑色外描边。眼白部分是</w:t>
+      </w:r>
+      <w:r>
+        <w:rPr>
+          <w:rFonts w:hint="eastAsia" w:ascii="sans-serif" w:hAnsi="sans-serif" w:eastAsia="宋体" w:cs="sans-serif"/>
+          <w:i w:val="0"/>
+          <w:iCs w:val="0"/>
+          <w:caps w:val="0"/>
+          <w:color w:val="363636"/>
+          <w:spacing w:val="0"/>
+          <w:sz w:val="16"/>
+          <w:szCs w:val="16"/>
+          <w:shd w:val="clear" w:fill="F7F7F7"/>
+          <w:lang w:val="en-US" w:eastAsia="zh-CN"/>
+        </w:rPr>
+        <w:t>#</w:t>
+      </w:r>
+      <w:r>
+        <w:rPr>
+          <w:rFonts w:hint="eastAsia" w:ascii="sans-serif" w:hAnsi="sans-serif" w:eastAsia="sans-serif" w:cs="sans-serif"/>
+          <w:i w:val="0"/>
+          <w:iCs w:val="0"/>
+          <w:caps w:val="0"/>
+          <w:color w:val="363636"/>
+          <w:spacing w:val="0"/>
+          <w:sz w:val="16"/>
+          <w:szCs w:val="16"/>
+          <w:shd w:val="clear" w:fill="F7F7F7"/>
+        </w:rPr>
+        <w:t>5efeff</w:t>
+      </w:r>
+      <w:r>
+        <w:rPr>
+          <w:rFonts w:ascii="sans-serif" w:hAnsi="sans-serif" w:eastAsia="sans-serif" w:cs="sans-serif"/>
+          <w:i w:val="0"/>
+          <w:iCs w:val="0"/>
+          <w:caps w:val="0"/>
+          <w:color w:val="363636"/>
+          <w:spacing w:val="0"/>
+          <w:sz w:val="16"/>
+          <w:szCs w:val="16"/>
+          <w:shd w:val="clear" w:fill="F7F7F7"/>
+        </w:rPr>
+        <w:t>，散发着寒冷的光芒。扁平矢量艺术，无 3D 写实阴影，超休闲游戏资产。</w:t>
       </w:r>
     </w:p>
     <w:p>
@@ -8387,8 +9438,6 @@
       <w:r>
         <w:t xml:space="preserve"> 冰甲击碎后（粒子爆裂），本体移速变快且恢复受力状态。</w:t>
       </w:r>
-      <w:bookmarkStart w:id="0" w:name="_GoBack"/>
-      <w:bookmarkEnd w:id="0"/>
     </w:p>
     <w:p>
       <w:pPr>
@@ -9394,6 +10443,193 @@
     </w:sectPr>
   </w:body>
 </w:document>
+</file>
+
+<file path=word/numbering.xml><?xml version="1.0" encoding="utf-8"?>
+<w:numbering xmlns:wpc="http://schemas.microsoft.com/office/word/2010/wordprocessingCanvas" xmlns:mc="http://schemas.openxmlformats.org/markup-compatibility/2006" xmlns:o="urn:schemas-microsoft-com:office:office" xmlns:r="http://schemas.openxmlformats.org/officeDocument/2006/relationships" xmlns:m="http://schemas.openxmlformats.org/officeDocument/2006/math" xmlns:v="urn:schemas-microsoft-com:vml" xmlns:wp14="http://schemas.microsoft.com/office/word/2010/wordprocessingDrawing" xmlns:wp="http://schemas.openxmlformats.org/drawingml/2006/wordprocessingDrawing" xmlns:w10="urn:schemas-microsoft-com:office:word" xmlns:w="http://schemas.openxmlformats.org/wordprocessingml/2006/main" xmlns:w14="http://schemas.microsoft.com/office/word/2010/wordml" xmlns:wpg="http://schemas.microsoft.com/office/word/2010/wordprocessingGroup" xmlns:wpi="http://schemas.microsoft.com/office/word/2010/wordprocessingInk" xmlns:wne="http://schemas.microsoft.com/office/word/2006/wordml" xmlns:wps="http://schemas.microsoft.com/office/word/2010/wordprocessingShape" xmlns:wpsCustomData="http://www.wps.cn/officeDocument/2013/wpsCustomData" mc:Ignorable="w14 wp14">
+  <w:abstractNum w:abstractNumId="0">
+    <w:nsid w:val="3E71BB25"/>
+    <w:multiLevelType w:val="multilevel"/>
+    <w:tmpl w:val="3E71BB25"/>
+    <w:lvl w:ilvl="0" w:tentative="0">
+      <w:start w:val="1"/>
+      <w:numFmt w:val="none"/>
+      <w:lvlText w:val="%1."/>
+      <w:lvlJc w:val="left"/>
+      <w:pPr>
+        <w:tabs>
+          <w:tab w:val="left" w:pos="720"/>
+        </w:tabs>
+        <w:ind w:left="720" w:hanging="360"/>
+      </w:pPr>
+      <w:rPr>
+        <w:sz w:val="24"/>
+        <w:szCs w:val="24"/>
+      </w:rPr>
+    </w:lvl>
+    <w:lvl w:ilvl="1" w:tentative="0">
+      <w:start w:val="1"/>
+      <w:numFmt w:val="bullet"/>
+      <w:lvlText w:val=""/>
+      <w:lvlJc w:val="left"/>
+      <w:pPr>
+        <w:tabs>
+          <w:tab w:val="left" w:pos="1440"/>
+        </w:tabs>
+        <w:ind w:left="1440" w:hanging="360"/>
+      </w:pPr>
+      <w:rPr>
+        <w:rFonts w:ascii="Symbol" w:hAnsi="Symbol" w:cs="Symbol"/>
+        <w:sz w:val="20"/>
+      </w:rPr>
+    </w:lvl>
+    <w:lvl w:ilvl="2" w:tentative="0">
+      <w:start w:val="1"/>
+      <w:numFmt w:val="none"/>
+      <w:lvlText w:val="%3."/>
+      <w:lvlJc w:val="left"/>
+      <w:pPr>
+        <w:tabs>
+          <w:tab w:val="left" w:pos="2160"/>
+        </w:tabs>
+        <w:ind w:left="2160" w:hanging="360"/>
+      </w:pPr>
+      <w:rPr>
+        <w:sz w:val="24"/>
+        <w:szCs w:val="24"/>
+      </w:rPr>
+    </w:lvl>
+    <w:lvl w:ilvl="3" w:tentative="0">
+      <w:start w:val="1"/>
+      <w:numFmt w:val="none"/>
+      <w:lvlText w:val="%4."/>
+      <w:lvlJc w:val="left"/>
+      <w:pPr>
+        <w:tabs>
+          <w:tab w:val="left" w:pos="2517"/>
+        </w:tabs>
+        <w:ind w:left="2880" w:hanging="360"/>
+      </w:pPr>
+      <w:rPr>
+        <w:sz w:val="24"/>
+        <w:szCs w:val="24"/>
+      </w:rPr>
+    </w:lvl>
+    <w:lvl w:ilvl="4" w:tentative="0">
+      <w:start w:val="1"/>
+      <w:numFmt w:val="none"/>
+      <w:lvlText w:val="%5."/>
+      <w:lvlJc w:val="left"/>
+      <w:pPr>
+        <w:tabs>
+          <w:tab w:val="left" w:pos="3238"/>
+        </w:tabs>
+        <w:ind w:left="3600" w:hanging="360"/>
+      </w:pPr>
+      <w:rPr>
+        <w:sz w:val="24"/>
+        <w:szCs w:val="24"/>
+      </w:rPr>
+    </w:lvl>
+    <w:lvl w:ilvl="5" w:tentative="0">
+      <w:start w:val="1"/>
+      <w:numFmt w:val="none"/>
+      <w:lvlText w:val="%6."/>
+      <w:lvlJc w:val="left"/>
+      <w:pPr>
+        <w:tabs>
+          <w:tab w:val="left" w:pos="3958"/>
+        </w:tabs>
+        <w:ind w:left="4320" w:hanging="360"/>
+      </w:pPr>
+      <w:rPr>
+        <w:sz w:val="24"/>
+        <w:szCs w:val="24"/>
+      </w:rPr>
+    </w:lvl>
+    <w:lvl w:ilvl="6" w:tentative="0">
+      <w:start w:val="1"/>
+      <w:numFmt w:val="none"/>
+      <w:lvlText w:val="%7."/>
+      <w:lvlJc w:val="left"/>
+      <w:pPr>
+        <w:tabs>
+          <w:tab w:val="left" w:pos="4678"/>
+        </w:tabs>
+        <w:ind w:left="5040" w:hanging="360"/>
+      </w:pPr>
+      <w:rPr>
+        <w:sz w:val="24"/>
+        <w:szCs w:val="24"/>
+      </w:rPr>
+    </w:lvl>
+    <w:lvl w:ilvl="7" w:tentative="0">
+      <w:start w:val="1"/>
+      <w:numFmt w:val="none"/>
+      <w:lvlText w:val="%8."/>
+      <w:lvlJc w:val="left"/>
+      <w:pPr>
+        <w:tabs>
+          <w:tab w:val="left" w:pos="5398"/>
+        </w:tabs>
+        <w:ind w:left="5760" w:hanging="360"/>
+      </w:pPr>
+      <w:rPr>
+        <w:sz w:val="24"/>
+        <w:szCs w:val="24"/>
+      </w:rPr>
+    </w:lvl>
+    <w:lvl w:ilvl="8" w:tentative="0">
+      <w:start w:val="1"/>
+      <w:numFmt w:val="none"/>
+      <w:lvlText w:val="%9."/>
+      <w:lvlJc w:val="left"/>
+      <w:pPr>
+        <w:tabs>
+          <w:tab w:val="left" w:pos="6118"/>
+        </w:tabs>
+        <w:ind w:left="6480" w:hanging="360"/>
+      </w:pPr>
+      <w:rPr>
+        <w:sz w:val="24"/>
+        <w:szCs w:val="24"/>
+      </w:rPr>
+    </w:lvl>
+  </w:abstractNum>
+  <w:num w:numId="1">
+    <w:abstractNumId w:val="0"/>
+  </w:num>
+  <w:num w:numId="2">
+    <w:abstractNumId w:val="0"/>
+    <w:lvlOverride w:ilvl="0">
+      <w:startOverride w:val="1"/>
+    </w:lvlOverride>
+    <w:lvlOverride w:ilvl="1">
+      <w:startOverride w:val="1"/>
+    </w:lvlOverride>
+    <w:lvlOverride w:ilvl="2">
+      <w:startOverride w:val="1"/>
+    </w:lvlOverride>
+    <w:lvlOverride w:ilvl="3">
+      <w:startOverride w:val="1"/>
+    </w:lvlOverride>
+    <w:lvlOverride w:ilvl="4">
+      <w:startOverride w:val="1"/>
+    </w:lvlOverride>
+    <w:lvlOverride w:ilvl="5">
+      <w:startOverride w:val="1"/>
+    </w:lvlOverride>
+    <w:lvlOverride w:ilvl="6">
+      <w:startOverride w:val="1"/>
+    </w:lvlOverride>
+    <w:lvlOverride w:ilvl="7">
+      <w:startOverride w:val="1"/>
+    </w:lvlOverride>
+    <w:lvlOverride w:ilvl="8">
+      <w:startOverride w:val="1"/>
+    </w:lvlOverride>
+  </w:num>
+</w:numbering>
 </file>
 
 <file path=word/styles.xml><?xml version="1.0" encoding="utf-8"?>
